--- a/Bascis-JS/notes_14052025.docx
+++ b/Bascis-JS/notes_14052025.docx
@@ -324,6 +324,54 @@
           <w:rFonts w:ascii="Calibri" w:hAnsi="Calibri" w:cs="Calibri"/>
         </w:rPr>
       </w:pPr>
+    </w:p>
+    <w:p>
+      <w:pPr>
+        <w:rPr>
+          <w:rFonts w:ascii="Calibri" w:hAnsi="Calibri" w:cs="Calibri"/>
+        </w:rPr>
+      </w:pPr>
+      <w:r>
+        <w:rPr>
+          <w:rFonts w:ascii="Calibri" w:hAnsi="Calibri" w:cs="Calibri"/>
+        </w:rPr>
+        <w:t>JavaScript provides provides different methods to display output, such as conole.log(), alert(), document.write(), and manipulating HTML elements directly. Each method has it’s specific use cases, whether for debugging, user notifications, or dynamically updating web contents. Here we will explore various JS output methods, demonstrating how and when to use them effectively.</w:t>
+      </w:r>
+    </w:p>
+    <w:p>
+      <w:pPr>
+        <w:rPr>
+          <w:rFonts w:ascii="Calibri" w:hAnsi="Calibri" w:cs="Calibri"/>
+        </w:rPr>
+      </w:pPr>
+    </w:p>
+    <w:p>
+      <w:pPr>
+        <w:rPr>
+          <w:rFonts w:ascii="Calibri" w:hAnsi="Calibri" w:cs="Calibri"/>
+        </w:rPr>
+      </w:pPr>
+      <w:r>
+        <w:rPr>
+          <w:rFonts w:ascii="Calibri" w:hAnsi="Calibri" w:cs="Calibri"/>
+          <w:b/>
+          <w:bCs/>
+        </w:rPr>
+        <w:t xml:space="preserve">Cconsole.log() method </w:t>
+      </w:r>
+      <w:r>
+        <w:rPr>
+          <w:rFonts w:ascii="Calibri" w:hAnsi="Calibri" w:cs="Calibri"/>
+        </w:rPr>
+        <w:t>is used for logging messages to the console. It is a debugging tool available in most web browsers. It is used during development to output information about the state of program.</w:t>
+      </w:r>
+    </w:p>
+    <w:p>
+      <w:pPr>
+        <w:rPr>
+          <w:rFonts w:ascii="Calibri" w:hAnsi="Calibri" w:cs="Calibri"/>
+        </w:rPr>
+      </w:pPr>
       <w:r>
         <w:rPr>
           <w:rFonts w:ascii="Calibri" w:hAnsi="Calibri" w:cs="Calibri"/>
@@ -678,6 +726,7 @@
         <w:rPr>
           <w:rFonts w:ascii="Calibri" w:hAnsi="Calibri" w:cs="Calibri"/>
         </w:rPr>
+        <w:lastRenderedPageBreak/>
         <w:t xml:space="preserve">             age=70</w:t>
       </w:r>
     </w:p>
@@ -790,7 +839,6 @@
         <w:rPr>
           <w:rFonts w:ascii="Calibri" w:hAnsi="Calibri" w:cs="Calibri"/>
         </w:rPr>
-        <w:lastRenderedPageBreak/>
         <w:t>Eg: number, string, Boolean, undefined, null.</w:t>
       </w:r>
     </w:p>

--- a/Bascis-JS/notes_14052025.docx
+++ b/Bascis-JS/notes_14052025.docx
@@ -21,6 +21,578 @@
           <w:szCs w:val="28"/>
           <w:u w:val="single"/>
         </w:rPr>
+        <w:t>Git Hub Introduction</w:t>
+      </w:r>
+    </w:p>
+    <w:p>
+      <w:pPr>
+        <w:rPr>
+          <w:rFonts w:ascii="Calibri" w:hAnsi="Calibri" w:cs="Calibri"/>
+        </w:rPr>
+      </w:pPr>
+      <w:r>
+        <w:rPr>
+          <w:rFonts w:ascii="Calibri" w:hAnsi="Calibri" w:cs="Calibri"/>
+          <w:b/>
+          <w:bCs/>
+        </w:rPr>
+        <w:t>Step1:</w:t>
+      </w:r>
+      <w:r>
+        <w:rPr>
+          <w:rFonts w:ascii="Calibri" w:hAnsi="Calibri" w:cs="Calibri"/>
+          <w:b/>
+          <w:bCs/>
+        </w:rPr>
+        <w:t xml:space="preserve"> </w:t>
+      </w:r>
+      <w:r>
+        <w:rPr>
+          <w:rFonts w:ascii="Calibri" w:hAnsi="Calibri" w:cs="Calibri"/>
+        </w:rPr>
+        <w:t>Download git  software and install</w:t>
+      </w:r>
+    </w:p>
+    <w:p>
+      <w:pPr>
+        <w:rPr>
+          <w:rFonts w:ascii="Calibri" w:hAnsi="Calibri" w:cs="Calibri"/>
+        </w:rPr>
+      </w:pPr>
+      <w:hyperlink r:id="rId5" w:history="1">
+        <w:r>
+          <w:rPr>
+            <w:rStyle w:val="Hyperlink"/>
+            <w:rFonts w:ascii="Calibri" w:hAnsi="Calibri" w:cs="Calibri"/>
+          </w:rPr>
+          <w:t>https://git-scm.com/downloads/win</w:t>
+        </w:r>
+      </w:hyperlink>
+    </w:p>
+    <w:p>
+      <w:pPr>
+        <w:rPr>
+          <w:rFonts w:ascii="Calibri" w:hAnsi="Calibri" w:cs="Calibri"/>
+        </w:rPr>
+      </w:pPr>
+    </w:p>
+    <w:p>
+      <w:pPr>
+        <w:rPr>
+          <w:rFonts w:ascii="Calibri" w:hAnsi="Calibri" w:cs="Calibri"/>
+        </w:rPr>
+      </w:pPr>
+      <w:r>
+        <w:rPr>
+          <w:rFonts w:ascii="Calibri" w:hAnsi="Calibri" w:cs="Calibri"/>
+          <w:b/>
+          <w:bCs/>
+        </w:rPr>
+        <w:t xml:space="preserve">Step2: </w:t>
+      </w:r>
+      <w:r>
+        <w:rPr>
+          <w:rFonts w:ascii="Calibri" w:hAnsi="Calibri" w:cs="Calibri"/>
+        </w:rPr>
+        <w:t>Install the software. After installation of software, you can see the icons showing some agreement license(Click on next, default branch: master, click next and finish)</w:t>
+      </w:r>
+    </w:p>
+    <w:p>
+      <w:pPr>
+        <w:rPr>
+          <w:rFonts w:ascii="Calibri" w:hAnsi="Calibri" w:cs="Calibri"/>
+        </w:rPr>
+      </w:pPr>
+    </w:p>
+    <w:p>
+      <w:pPr>
+        <w:rPr>
+          <w:rFonts w:ascii="Calibri" w:hAnsi="Calibri" w:cs="Calibri"/>
+        </w:rPr>
+      </w:pPr>
+      <w:r>
+        <w:rPr>
+          <w:rFonts w:ascii="Calibri" w:hAnsi="Calibri" w:cs="Calibri"/>
+          <w:b/>
+          <w:bCs/>
+        </w:rPr>
+        <w:t xml:space="preserve">Step3: </w:t>
+      </w:r>
+      <w:r>
+        <w:rPr>
+          <w:rFonts w:ascii="Calibri" w:hAnsi="Calibri" w:cs="Calibri"/>
+        </w:rPr>
+        <w:t>Check the git software by using the version. Open command prompt and type git –version</w:t>
+      </w:r>
+    </w:p>
+    <w:p>
+      <w:pPr>
+        <w:rPr>
+          <w:rFonts w:ascii="Calibri" w:hAnsi="Calibri" w:cs="Calibri"/>
+        </w:rPr>
+      </w:pPr>
+      <w:r>
+        <w:rPr>
+          <w:rFonts w:ascii="Calibri" w:hAnsi="Calibri" w:cs="Calibri"/>
+        </w:rPr>
+        <w:tab/>
+      </w:r>
+      <w:r>
+        <w:rPr>
+          <w:rFonts w:ascii="Calibri" w:hAnsi="Calibri" w:cs="Calibri"/>
+        </w:rPr>
+        <w:tab/>
+      </w:r>
+      <w:r>
+        <w:rPr>
+          <w:rFonts w:ascii="Calibri" w:hAnsi="Calibri" w:cs="Calibri"/>
+        </w:rPr>
+        <w:tab/>
+      </w:r>
+      <w:r>
+        <w:rPr>
+          <w:rFonts w:ascii="Calibri" w:hAnsi="Calibri" w:cs="Calibri"/>
+        </w:rPr>
+        <w:tab/>
+      </w:r>
+      <w:r>
+        <w:rPr>
+          <w:rFonts w:ascii="Calibri" w:hAnsi="Calibri" w:cs="Calibri"/>
+        </w:rPr>
+        <w:tab/>
+        <w:t>OR</w:t>
+      </w:r>
+    </w:p>
+    <w:p>
+      <w:pPr>
+        <w:rPr>
+          <w:rFonts w:ascii="Calibri" w:hAnsi="Calibri" w:cs="Calibri"/>
+        </w:rPr>
+      </w:pPr>
+      <w:r>
+        <w:rPr>
+          <w:rFonts w:ascii="Calibri" w:hAnsi="Calibri" w:cs="Calibri"/>
+        </w:rPr>
+        <w:t>Open git software options and open git bash. Here options will display once you right click on anywhere in your local machine.</w:t>
+      </w:r>
+    </w:p>
+    <w:p>
+      <w:pPr>
+        <w:rPr>
+          <w:rFonts w:ascii="Calibri" w:hAnsi="Calibri" w:cs="Calibri"/>
+        </w:rPr>
+      </w:pPr>
+    </w:p>
+    <w:p>
+      <w:pPr>
+        <w:rPr>
+          <w:rFonts w:ascii="Calibri" w:hAnsi="Calibri" w:cs="Calibri"/>
+        </w:rPr>
+      </w:pPr>
+      <w:r>
+        <w:rPr>
+          <w:rFonts w:ascii="Calibri" w:hAnsi="Calibri" w:cs="Calibri"/>
+          <w:b/>
+          <w:bCs/>
+        </w:rPr>
+        <w:t xml:space="preserve">Step4: </w:t>
+      </w:r>
+      <w:r>
+        <w:rPr>
+          <w:rFonts w:ascii="Calibri" w:hAnsi="Calibri" w:cs="Calibri"/>
+        </w:rPr>
+        <w:t>git configuration: In command prompt, give below commands:</w:t>
+      </w:r>
+    </w:p>
+    <w:p>
+      <w:pPr>
+        <w:rPr>
+          <w:rFonts w:ascii="Calibri" w:hAnsi="Calibri" w:cs="Calibri"/>
+        </w:rPr>
+      </w:pPr>
+      <w:r>
+        <w:rPr>
+          <w:rFonts w:ascii="Calibri" w:hAnsi="Calibri" w:cs="Calibri"/>
+        </w:rPr>
+        <w:t>g</w:t>
+      </w:r>
+      <w:r>
+        <w:rPr>
+          <w:rFonts w:ascii="Calibri" w:hAnsi="Calibri" w:cs="Calibri"/>
+        </w:rPr>
+        <w:t>it config</w:t>
+      </w:r>
+      <w:r>
+        <w:rPr>
+          <w:rFonts w:ascii="Calibri" w:hAnsi="Calibri" w:cs="Calibri"/>
+        </w:rPr>
+        <w:t xml:space="preserve"> –global user.name “your name”</w:t>
+      </w:r>
+    </w:p>
+    <w:p>
+      <w:pPr>
+        <w:rPr>
+          <w:rFonts w:ascii="Calibri" w:hAnsi="Calibri" w:cs="Calibri"/>
+        </w:rPr>
+      </w:pPr>
+      <w:r>
+        <w:rPr>
+          <w:rFonts w:ascii="Calibri" w:hAnsi="Calibri" w:cs="Calibri"/>
+        </w:rPr>
+        <w:t>git config –global user.</w:t>
+      </w:r>
+      <w:r>
+        <w:rPr>
+          <w:rFonts w:ascii="Calibri" w:hAnsi="Calibri" w:cs="Calibri"/>
+        </w:rPr>
+        <w:t>email</w:t>
+      </w:r>
+      <w:r>
+        <w:rPr>
+          <w:rFonts w:ascii="Calibri" w:hAnsi="Calibri" w:cs="Calibri"/>
+        </w:rPr>
+        <w:t xml:space="preserve"> “your </w:t>
+      </w:r>
+      <w:r>
+        <w:rPr>
+          <w:rFonts w:ascii="Calibri" w:hAnsi="Calibri" w:cs="Calibri"/>
+        </w:rPr>
+        <w:t>email</w:t>
+      </w:r>
+      <w:r>
+        <w:rPr>
+          <w:rFonts w:ascii="Calibri" w:hAnsi="Calibri" w:cs="Calibri"/>
+        </w:rPr>
+        <w:t>”</w:t>
+      </w:r>
+    </w:p>
+    <w:p>
+      <w:pPr>
+        <w:rPr>
+          <w:rFonts w:ascii="Calibri" w:hAnsi="Calibri" w:cs="Calibri"/>
+        </w:rPr>
+      </w:pPr>
+      <w:r>
+        <w:rPr>
+          <w:rFonts w:ascii="Calibri" w:hAnsi="Calibri" w:cs="Calibri"/>
+        </w:rPr>
+        <w:t>git config –global user.</w:t>
+      </w:r>
+      <w:r>
+        <w:rPr>
+          <w:rFonts w:ascii="Calibri" w:hAnsi="Calibri" w:cs="Calibri"/>
+        </w:rPr>
+        <w:t>password</w:t>
+      </w:r>
+      <w:r>
+        <w:rPr>
+          <w:rFonts w:ascii="Calibri" w:hAnsi="Calibri" w:cs="Calibri"/>
+        </w:rPr>
+        <w:t xml:space="preserve"> “your </w:t>
+      </w:r>
+      <w:r>
+        <w:rPr>
+          <w:rFonts w:ascii="Calibri" w:hAnsi="Calibri" w:cs="Calibri"/>
+        </w:rPr>
+        <w:t>mail password</w:t>
+      </w:r>
+      <w:r>
+        <w:rPr>
+          <w:rFonts w:ascii="Calibri" w:hAnsi="Calibri" w:cs="Calibri"/>
+        </w:rPr>
+        <w:t>”</w:t>
+      </w:r>
+    </w:p>
+    <w:p>
+      <w:pPr>
+        <w:rPr>
+          <w:rFonts w:ascii="Calibri" w:hAnsi="Calibri" w:cs="Calibri"/>
+        </w:rPr>
+      </w:pPr>
+    </w:p>
+    <w:p>
+      <w:pPr>
+        <w:rPr>
+          <w:rFonts w:ascii="Calibri" w:hAnsi="Calibri" w:cs="Calibri"/>
+        </w:rPr>
+      </w:pPr>
+      <w:r>
+        <w:rPr>
+          <w:rFonts w:ascii="Calibri" w:hAnsi="Calibri" w:cs="Calibri"/>
+          <w:b/>
+          <w:bCs/>
+        </w:rPr>
+        <w:t xml:space="preserve">Step5: </w:t>
+      </w:r>
+      <w:r>
+        <w:rPr>
+          <w:rFonts w:ascii="Calibri" w:hAnsi="Calibri" w:cs="Calibri"/>
+        </w:rPr>
+        <w:t>Initialize git into the local folder.</w:t>
+      </w:r>
+      <w:r>
+        <w:rPr>
+          <w:rFonts w:ascii="Calibri" w:hAnsi="Calibri" w:cs="Calibri"/>
+        </w:rPr>
+        <w:t xml:space="preserve">  </w:t>
+      </w:r>
+      <w:r>
+        <w:rPr>
+          <w:rFonts w:ascii="Calibri" w:hAnsi="Calibri" w:cs="Calibri"/>
+        </w:rPr>
+        <w:t>Open terminal in the visual code and type git init. After the initialization, we can see master branch.</w:t>
+      </w:r>
+    </w:p>
+    <w:p>
+      <w:pPr>
+        <w:rPr>
+          <w:rFonts w:ascii="Calibri" w:hAnsi="Calibri" w:cs="Calibri"/>
+        </w:rPr>
+      </w:pPr>
+    </w:p>
+    <w:p>
+      <w:pPr>
+        <w:rPr>
+          <w:rFonts w:ascii="Calibri" w:hAnsi="Calibri" w:cs="Calibri"/>
+        </w:rPr>
+      </w:pPr>
+      <w:r>
+        <w:rPr>
+          <w:rFonts w:ascii="Calibri" w:hAnsi="Calibri" w:cs="Calibri"/>
+          <w:b/>
+          <w:bCs/>
+        </w:rPr>
+        <w:t xml:space="preserve">Step6: </w:t>
+      </w:r>
+      <w:r>
+        <w:rPr>
+          <w:rFonts w:ascii="Calibri" w:hAnsi="Calibri" w:cs="Calibri"/>
+        </w:rPr>
+        <w:t xml:space="preserve">We should move our files to master branch. Make sure those are saved before moving to master branch. For that, we need to move our changes to source control. Then move our changes to staged changes by using + symbol. </w:t>
+      </w:r>
+    </w:p>
+    <w:p>
+      <w:pPr>
+        <w:rPr>
+          <w:rFonts w:ascii="Calibri" w:hAnsi="Calibri" w:cs="Calibri"/>
+        </w:rPr>
+      </w:pPr>
+    </w:p>
+    <w:p>
+      <w:pPr>
+        <w:rPr>
+          <w:rFonts w:ascii="Calibri" w:hAnsi="Calibri" w:cs="Calibri"/>
+        </w:rPr>
+      </w:pPr>
+      <w:r>
+        <w:rPr>
+          <w:rFonts w:ascii="Calibri" w:hAnsi="Calibri" w:cs="Calibri"/>
+          <w:b/>
+          <w:bCs/>
+        </w:rPr>
+        <w:t xml:space="preserve">Step7: </w:t>
+      </w:r>
+      <w:r>
+        <w:rPr>
+          <w:rFonts w:ascii="Calibri" w:hAnsi="Calibri" w:cs="Calibri"/>
+        </w:rPr>
+        <w:t>After changes, give commit by entering required message. Then we need to publish our branch but before that make sure that our account should be configure with our Github account.</w:t>
+      </w:r>
+    </w:p>
+    <w:p>
+      <w:pPr>
+        <w:rPr>
+          <w:rFonts w:ascii="Calibri" w:hAnsi="Calibri" w:cs="Calibri"/>
+          <w:b/>
+          <w:bCs/>
+        </w:rPr>
+      </w:pPr>
+      <w:r>
+        <w:rPr>
+          <w:rFonts w:ascii="Calibri" w:hAnsi="Calibri" w:cs="Calibri"/>
+          <w:b/>
+          <w:bCs/>
+        </w:rPr>
+        <w:t>Note:</w:t>
+      </w:r>
+    </w:p>
+    <w:p>
+      <w:pPr>
+        <w:pStyle w:val="ListParagraph"/>
+        <w:numPr>
+          <w:ilvl w:val="0"/>
+          <w:numId w:val="4"/>
+        </w:numPr>
+        <w:rPr>
+          <w:rFonts w:ascii="Calibri" w:hAnsi="Calibri" w:cs="Calibri"/>
+          <w:b/>
+          <w:bCs/>
+        </w:rPr>
+      </w:pPr>
+      <w:r>
+        <w:rPr>
+          <w:rFonts w:ascii="Calibri" w:hAnsi="Calibri" w:cs="Calibri"/>
+        </w:rPr>
+        <w:t>Create a new branch everyday for your work. Move the newly created</w:t>
+      </w:r>
+      <w:r>
+        <w:rPr>
+          <w:rFonts w:ascii="Calibri" w:hAnsi="Calibri" w:cs="Calibri"/>
+        </w:rPr>
+        <w:t xml:space="preserve"> files into that branch.</w:t>
+      </w:r>
+    </w:p>
+    <w:p>
+      <w:pPr>
+        <w:pStyle w:val="ListParagraph"/>
+        <w:numPr>
+          <w:ilvl w:val="0"/>
+          <w:numId w:val="4"/>
+        </w:numPr>
+        <w:rPr>
+          <w:rFonts w:ascii="Calibri" w:hAnsi="Calibri" w:cs="Calibri"/>
+          <w:b/>
+          <w:bCs/>
+        </w:rPr>
+      </w:pPr>
+      <w:r>
+        <w:rPr>
+          <w:rFonts w:ascii="Calibri" w:hAnsi="Calibri" w:cs="Calibri"/>
+        </w:rPr>
+        <w:t>Before creating a new branch, always check which branch you are creating from.</w:t>
+      </w:r>
+    </w:p>
+    <w:p>
+      <w:pPr>
+        <w:pStyle w:val="ListParagraph"/>
+        <w:numPr>
+          <w:ilvl w:val="0"/>
+          <w:numId w:val="4"/>
+        </w:numPr>
+        <w:rPr>
+          <w:rFonts w:ascii="Calibri" w:hAnsi="Calibri" w:cs="Calibri"/>
+          <w:b/>
+          <w:bCs/>
+        </w:rPr>
+      </w:pPr>
+      <w:r>
+        <w:rPr>
+          <w:rFonts w:ascii="Calibri" w:hAnsi="Calibri" w:cs="Calibri"/>
+        </w:rPr>
+        <w:t>Before committing changes, ensure you are in correct branch.</w:t>
+      </w:r>
+    </w:p>
+    <w:p>
+      <w:pPr>
+        <w:pStyle w:val="ListParagraph"/>
+        <w:numPr>
+          <w:ilvl w:val="0"/>
+          <w:numId w:val="4"/>
+        </w:numPr>
+        <w:rPr>
+          <w:rFonts w:ascii="Calibri" w:hAnsi="Calibri" w:cs="Calibri"/>
+          <w:b/>
+          <w:bCs/>
+        </w:rPr>
+      </w:pPr>
+      <w:r>
+        <w:rPr>
+          <w:rFonts w:ascii="Calibri" w:hAnsi="Calibri" w:cs="Calibri"/>
+        </w:rPr>
+        <w:t>After creating a new project, make sure master/main branch has atleast one file pushed to the repository.</w:t>
+      </w:r>
+    </w:p>
+    <w:p>
+      <w:pPr>
+        <w:pStyle w:val="ListParagraph"/>
+        <w:numPr>
+          <w:ilvl w:val="0"/>
+          <w:numId w:val="4"/>
+        </w:numPr>
+        <w:rPr>
+          <w:rFonts w:ascii="Calibri" w:hAnsi="Calibri" w:cs="Calibri"/>
+          <w:b/>
+          <w:bCs/>
+        </w:rPr>
+      </w:pPr>
+      <w:r>
+        <w:rPr>
+          <w:rFonts w:ascii="Calibri" w:hAnsi="Calibri" w:cs="Calibri"/>
+        </w:rPr>
+        <w:t>Initialize and clone git init -</w:t>
+      </w:r>
+      <w:r>
+        <w:rPr>
+          <w:rFonts w:ascii="Calibri" w:hAnsi="Calibri" w:cs="Calibri"/>
+        </w:rPr>
+        <w:sym w:font="Wingdings" w:char="F0E0"/>
+      </w:r>
+      <w:r>
+        <w:rPr>
+          <w:rFonts w:ascii="Calibri" w:hAnsi="Calibri" w:cs="Calibri"/>
+        </w:rPr>
+        <w:t xml:space="preserve"> Initializes git in your local project.</w:t>
+      </w:r>
+    </w:p>
+    <w:p>
+      <w:pPr>
+        <w:pStyle w:val="ListParagraph"/>
+        <w:numPr>
+          <w:ilvl w:val="0"/>
+          <w:numId w:val="4"/>
+        </w:numPr>
+        <w:rPr>
+          <w:rFonts w:ascii="Calibri" w:hAnsi="Calibri" w:cs="Calibri"/>
+          <w:b/>
+          <w:bCs/>
+        </w:rPr>
+      </w:pPr>
+      <w:r>
+        <w:rPr>
+          <w:rFonts w:ascii="Calibri" w:hAnsi="Calibri" w:cs="Calibri"/>
+        </w:rPr>
+        <w:t>git clone &lt;repourl&gt; -</w:t>
+      </w:r>
+      <w:r>
+        <w:rPr>
+          <w:rFonts w:ascii="Calibri" w:hAnsi="Calibri" w:cs="Calibri"/>
+        </w:rPr>
+        <w:sym w:font="Wingdings" w:char="F0E0"/>
+      </w:r>
+      <w:r>
+        <w:rPr>
+          <w:rFonts w:ascii="Calibri" w:hAnsi="Calibri" w:cs="Calibri"/>
+        </w:rPr>
+        <w:t xml:space="preserve"> Clones a remote repository to your local machine. (do in git bash)</w:t>
+      </w:r>
+    </w:p>
+    <w:p>
+      <w:pPr>
+        <w:rPr>
+          <w:rFonts w:ascii="Calibri" w:hAnsi="Calibri" w:cs="Calibri"/>
+        </w:rPr>
+      </w:pPr>
+    </w:p>
+    <w:p>
+      <w:pPr>
+        <w:jc w:val="center"/>
+        <w:rPr>
+          <w:b/>
+          <w:bCs/>
+          <w:sz w:val="28"/>
+          <w:szCs w:val="28"/>
+          <w:u w:val="single"/>
+        </w:rPr>
+      </w:pPr>
+      <w:r>
+        <w:rPr>
+          <w:b/>
+          <w:bCs/>
+          <w:sz w:val="28"/>
+          <w:szCs w:val="28"/>
+          <w:u w:val="single"/>
+        </w:rPr>
+        <w:lastRenderedPageBreak/>
         <w:t>JAVA SCRIPT</w:t>
       </w:r>
     </w:p>
@@ -65,7 +637,7 @@
                     </pic:cNvPicPr>
                   </pic:nvPicPr>
                   <pic:blipFill>
-                    <a:blip r:embed="rId5">
+                    <a:blip r:embed="rId6">
                       <a:extLst>
                         <a:ext uri="{28A0092B-C50C-407E-A947-70E740481C1C}">
                           <a14:useLocalDpi xmlns:a14="http://schemas.microsoft.com/office/drawing/2010/main" val="0"/>
@@ -109,7 +681,7 @@
         </w:rPr>
         <w:t>JavaScript is a versatile, dynamically typed programming language used for interactive web applications, supporting both client-side and server-side development, and integrating seamlessly with </w:t>
       </w:r>
-      <w:hyperlink r:id="rId6" w:tgtFrame="_blank" w:tooltip="https://www.geeksforgeeks.org/html-tutorial/" w:history="1">
+      <w:hyperlink r:id="rId7" w:tgtFrame="_blank" w:tooltip="https://www.geeksforgeeks.org/html-tutorial/" w:history="1">
         <w:r>
           <w:rPr>
             <w:rStyle w:val="Hyperlink"/>
@@ -124,7 +696,7 @@
         </w:rPr>
         <w:t>,</w:t>
       </w:r>
-      <w:hyperlink r:id="rId7" w:tgtFrame="_blank" w:tooltip="https://www.geeksforgeeks.org/css-tutorial/" w:history="1">
+      <w:hyperlink r:id="rId8" w:tgtFrame="_blank" w:tooltip="https://www.geeksforgeeks.org/css-tutorial/" w:history="1">
         <w:r>
           <w:rPr>
             <w:rStyle w:val="Hyperlink"/>
@@ -234,7 +806,7 @@
                     </pic:cNvPicPr>
                   </pic:nvPicPr>
                   <pic:blipFill>
-                    <a:blip r:embed="rId8">
+                    <a:blip r:embed="rId9">
                       <a:extLst>
                         <a:ext uri="{28A0092B-C50C-407E-A947-70E740481C1C}">
                           <a14:useLocalDpi xmlns:a14="http://schemas.microsoft.com/office/drawing/2010/main" val="0"/>
@@ -580,7 +1152,7 @@
         </w:rPr>
         <w:t>is like a container that holds data that can be reused or updated later in the program. In JavaScript, variables are declared using the keywords</w:t>
       </w:r>
-      <w:hyperlink r:id="rId9" w:tgtFrame="_blank" w:tooltip="https://www.geeksforgeeks.org/javascript-var/" w:history="1">
+      <w:hyperlink r:id="rId10" w:tgtFrame="_blank" w:tooltip="https://www.geeksforgeeks.org/javascript-var/" w:history="1">
         <w:r>
           <w:rPr>
             <w:rStyle w:val="Hyperlink"/>
@@ -595,7 +1167,7 @@
         </w:rPr>
         <w:t>, </w:t>
       </w:r>
-      <w:hyperlink r:id="rId10" w:tgtFrame="_blank" w:tooltip="https://www.geeksforgeeks.org/javascript-let/" w:history="1">
+      <w:hyperlink r:id="rId11" w:tgtFrame="_blank" w:tooltip="https://www.geeksforgeeks.org/javascript-let/" w:history="1">
         <w:r>
           <w:rPr>
             <w:rStyle w:val="Hyperlink"/>
@@ -610,7 +1182,7 @@
         </w:rPr>
         <w:t>, or </w:t>
       </w:r>
-      <w:hyperlink r:id="rId11" w:tgtFrame="_blank" w:tooltip="https://www.geeksforgeeks.org/javascript-const/" w:history="1">
+      <w:hyperlink r:id="rId12" w:tgtFrame="_blank" w:tooltip="https://www.geeksforgeeks.org/javascript-const/" w:history="1">
         <w:r>
           <w:rPr>
             <w:rStyle w:val="Hyperlink"/>
@@ -1122,6 +1694,471 @@
         </w:rPr>
         <w:t>Let sym1=Symabol(“JavaScript”)</w:t>
       </w:r>
+    </w:p>
+    <w:p>
+      <w:pPr>
+        <w:rPr>
+          <w:rFonts w:ascii="Calibri" w:hAnsi="Calibri" w:cs="Calibri"/>
+          <w:b/>
+          <w:bCs/>
+        </w:rPr>
+      </w:pPr>
+      <w:r>
+        <w:rPr>
+          <w:rFonts w:ascii="Calibri" w:hAnsi="Calibri" w:cs="Calibri"/>
+          <w:b/>
+          <w:bCs/>
+        </w:rPr>
+        <w:t>Examples of Non-Primitive Datatypes:</w:t>
+      </w:r>
+    </w:p>
+    <w:p>
+      <w:pPr>
+        <w:rPr>
+          <w:rFonts w:ascii="Calibri" w:hAnsi="Calibri" w:cs="Calibri"/>
+        </w:rPr>
+      </w:pPr>
+      <w:r>
+        <w:rPr>
+          <w:rFonts w:ascii="Calibri" w:hAnsi="Calibri" w:cs="Calibri"/>
+          <w:b/>
+          <w:bCs/>
+          <w:u w:val="single"/>
+        </w:rPr>
+        <w:t>1.Array:</w:t>
+      </w:r>
+      <w:r>
+        <w:rPr>
+          <w:rFonts w:ascii="Calibri" w:hAnsi="Calibri" w:cs="Calibri"/>
+          <w:b/>
+          <w:bCs/>
+          <w:u w:val="single"/>
+        </w:rPr>
+        <w:t xml:space="preserve"> </w:t>
+      </w:r>
+      <w:r>
+        <w:rPr>
+          <w:rFonts w:ascii="Calibri" w:hAnsi="Calibri" w:cs="Calibri"/>
+        </w:rPr>
+        <w:t>It is a collection of values stored in a single variable. Each value in the array is stored at specific index starting from 0.</w:t>
+      </w:r>
+    </w:p>
+    <w:p>
+      <w:pPr>
+        <w:rPr>
+          <w:rFonts w:ascii="Calibri" w:hAnsi="Calibri" w:cs="Calibri"/>
+        </w:rPr>
+      </w:pPr>
+      <w:r>
+        <w:rPr>
+          <w:rFonts w:ascii="Calibri" w:hAnsi="Calibri" w:cs="Calibri"/>
+        </w:rPr>
+        <w:t>Synatx: [value1,value2, …. valueN]</w:t>
+      </w:r>
+    </w:p>
+    <w:p>
+      <w:pPr>
+        <w:rPr>
+          <w:rFonts w:ascii="Calibri" w:hAnsi="Calibri" w:cs="Calibri"/>
+        </w:rPr>
+      </w:pPr>
+      <w:r>
+        <w:rPr>
+          <w:rFonts w:ascii="Calibri" w:hAnsi="Calibri" w:cs="Calibri"/>
+        </w:rPr>
+        <w:t>Eg:</w:t>
+      </w:r>
+      <w:r>
+        <w:rPr>
+          <w:rFonts w:ascii="Consolas" w:eastAsia="Times New Roman" w:hAnsi="Consolas" w:cs="Times New Roman"/>
+          <w:color w:val="D4D4D4"/>
+          <w:kern w:val="0"/>
+          <w:sz w:val="21"/>
+          <w:szCs w:val="21"/>
+          <w:lang w:eastAsia="en-IN"/>
+          <w14:ligatures w14:val="none"/>
+        </w:rPr>
+        <w:t xml:space="preserve"> </w:t>
+      </w:r>
+      <w:r>
+        <w:rPr>
+          <w:rFonts w:ascii="Calibri" w:hAnsi="Calibri" w:cs="Calibri"/>
+        </w:rPr>
+        <w:t> let names=["Sravani", "Mounica", "Hari", "Rohith"] //string</w:t>
+      </w:r>
+    </w:p>
+    <w:p>
+      <w:pPr>
+        <w:rPr>
+          <w:rFonts w:ascii="Calibri" w:hAnsi="Calibri" w:cs="Calibri"/>
+        </w:rPr>
+      </w:pPr>
+      <w:r>
+        <w:rPr>
+          <w:rFonts w:ascii="Calibri" w:hAnsi="Calibri" w:cs="Calibri"/>
+        </w:rPr>
+        <w:t>Console.log(names[0])</w:t>
+      </w:r>
+    </w:p>
+    <w:p>
+      <w:pPr>
+        <w:rPr>
+          <w:rFonts w:ascii="Calibri" w:hAnsi="Calibri" w:cs="Calibri"/>
+        </w:rPr>
+      </w:pPr>
+      <w:r>
+        <w:rPr>
+          <w:rFonts w:ascii="Calibri" w:hAnsi="Calibri" w:cs="Calibri"/>
+        </w:rPr>
+        <w:lastRenderedPageBreak/>
+        <w:t>let yearofbirth=['1976', '2000', '2006'] //numbers</w:t>
+      </w:r>
+    </w:p>
+    <w:p>
+      <w:pPr>
+        <w:rPr>
+          <w:rFonts w:ascii="Calibri" w:hAnsi="Calibri" w:cs="Calibri"/>
+        </w:rPr>
+      </w:pPr>
+    </w:p>
+    <w:p>
+      <w:pPr>
+        <w:rPr>
+          <w:rFonts w:ascii="Calibri" w:hAnsi="Calibri" w:cs="Calibri"/>
+        </w:rPr>
+      </w:pPr>
+      <w:r>
+        <w:rPr>
+          <w:rFonts w:ascii="Calibri" w:hAnsi="Calibri" w:cs="Calibri"/>
+        </w:rPr>
+        <w:t>let bookDetails=["Harrypotter", '1975', true] //combined of numbers, strings, boolean</w:t>
+      </w:r>
+    </w:p>
+    <w:p>
+      <w:pPr>
+        <w:rPr>
+          <w:rFonts w:ascii="Calibri" w:hAnsi="Calibri" w:cs="Calibri"/>
+        </w:rPr>
+      </w:pPr>
+    </w:p>
+    <w:p>
+      <w:pPr>
+        <w:rPr>
+          <w:rFonts w:ascii="Calibri" w:hAnsi="Calibri" w:cs="Calibri"/>
+        </w:rPr>
+      </w:pPr>
+      <w:r>
+        <w:rPr>
+          <w:rFonts w:ascii="Calibri" w:hAnsi="Calibri" w:cs="Calibri"/>
+          <w:b/>
+          <w:bCs/>
+          <w:u w:val="single"/>
+        </w:rPr>
+        <w:t>2.Objects</w:t>
+      </w:r>
+      <w:r>
+        <w:rPr>
+          <w:rFonts w:ascii="Calibri" w:hAnsi="Calibri" w:cs="Calibri"/>
+          <w:b/>
+          <w:bCs/>
+        </w:rPr>
+        <w:t xml:space="preserve">: </w:t>
+      </w:r>
+      <w:r>
+        <w:rPr>
+          <w:rFonts w:ascii="Calibri" w:hAnsi="Calibri" w:cs="Calibri"/>
+        </w:rPr>
+        <w:t>It is a collection of key-value pairs. Each key is unique and each key maps to a value which can be any datatype like number, string, array or an object.</w:t>
+      </w:r>
+    </w:p>
+    <w:p>
+      <w:pPr>
+        <w:rPr>
+          <w:rFonts w:ascii="Calibri" w:hAnsi="Calibri" w:cs="Calibri"/>
+        </w:rPr>
+      </w:pPr>
+      <w:r>
+        <w:rPr>
+          <w:rFonts w:ascii="Calibri" w:hAnsi="Calibri" w:cs="Calibri"/>
+        </w:rPr>
+        <w:t>Syntax: {</w:t>
+      </w:r>
+    </w:p>
+    <w:p>
+      <w:pPr>
+        <w:rPr>
+          <w:rFonts w:ascii="Calibri" w:hAnsi="Calibri" w:cs="Calibri"/>
+        </w:rPr>
+      </w:pPr>
+      <w:r>
+        <w:rPr>
+          <w:rFonts w:ascii="Calibri" w:hAnsi="Calibri" w:cs="Calibri"/>
+        </w:rPr>
+        <w:tab/>
+      </w:r>
+      <w:r>
+        <w:rPr>
+          <w:rFonts w:ascii="Calibri" w:hAnsi="Calibri" w:cs="Calibri"/>
+        </w:rPr>
+        <w:tab/>
+        <w:t>Key1  :  Value1,</w:t>
+      </w:r>
+    </w:p>
+    <w:p>
+      <w:pPr>
+        <w:rPr>
+          <w:rFonts w:ascii="Calibri" w:hAnsi="Calibri" w:cs="Calibri"/>
+        </w:rPr>
+      </w:pPr>
+      <w:r>
+        <w:rPr>
+          <w:rFonts w:ascii="Calibri" w:hAnsi="Calibri" w:cs="Calibri"/>
+        </w:rPr>
+        <w:tab/>
+      </w:r>
+      <w:r>
+        <w:rPr>
+          <w:rFonts w:ascii="Calibri" w:hAnsi="Calibri" w:cs="Calibri"/>
+        </w:rPr>
+        <w:tab/>
+        <w:t>Key2  :  Value2</w:t>
+      </w:r>
+    </w:p>
+    <w:p>
+      <w:pPr>
+        <w:rPr>
+          <w:rFonts w:ascii="Calibri" w:hAnsi="Calibri" w:cs="Calibri"/>
+        </w:rPr>
+      </w:pPr>
+      <w:r>
+        <w:rPr>
+          <w:rFonts w:ascii="Calibri" w:hAnsi="Calibri" w:cs="Calibri"/>
+        </w:rPr>
+        <w:t>….</w:t>
+      </w:r>
+    </w:p>
+    <w:p>
+      <w:pPr>
+        <w:rPr>
+          <w:rFonts w:ascii="Calibri" w:hAnsi="Calibri" w:cs="Calibri"/>
+        </w:rPr>
+      </w:pPr>
+      <w:r>
+        <w:rPr>
+          <w:rFonts w:ascii="Calibri" w:hAnsi="Calibri" w:cs="Calibri"/>
+        </w:rPr>
+        <w:tab/>
+      </w:r>
+      <w:r>
+        <w:rPr>
+          <w:rFonts w:ascii="Calibri" w:hAnsi="Calibri" w:cs="Calibri"/>
+        </w:rPr>
+        <w:tab/>
+        <w:t>KeyN  : ValueN</w:t>
+      </w:r>
+    </w:p>
+    <w:p>
+      <w:pPr>
+        <w:rPr>
+          <w:rFonts w:ascii="Calibri" w:hAnsi="Calibri" w:cs="Calibri"/>
+        </w:rPr>
+      </w:pPr>
+      <w:r>
+        <w:rPr>
+          <w:rFonts w:ascii="Calibri" w:hAnsi="Calibri" w:cs="Calibri"/>
+        </w:rPr>
+        <w:tab/>
+        <w:t>};</w:t>
+      </w:r>
+    </w:p>
+    <w:p>
+      <w:pPr>
+        <w:rPr>
+          <w:rFonts w:ascii="Calibri" w:hAnsi="Calibri" w:cs="Calibri"/>
+        </w:rPr>
+      </w:pPr>
+    </w:p>
+    <w:p>
+      <w:pPr>
+        <w:rPr>
+          <w:rFonts w:ascii="Calibri" w:hAnsi="Calibri" w:cs="Calibri"/>
+        </w:rPr>
+      </w:pPr>
+      <w:r>
+        <w:rPr>
+          <w:rFonts w:ascii="Calibri" w:hAnsi="Calibri" w:cs="Calibri"/>
+        </w:rPr>
+        <w:t>Eg:</w:t>
+      </w:r>
+      <w:r>
+        <w:rPr>
+          <w:rFonts w:ascii="Consolas" w:eastAsia="Times New Roman" w:hAnsi="Consolas" w:cs="Times New Roman"/>
+          <w:color w:val="569CD6"/>
+          <w:kern w:val="0"/>
+          <w:sz w:val="21"/>
+          <w:szCs w:val="21"/>
+          <w:lang w:eastAsia="en-IN"/>
+          <w14:ligatures w14:val="none"/>
+        </w:rPr>
+        <w:t xml:space="preserve"> </w:t>
+      </w:r>
+      <w:r>
+        <w:rPr>
+          <w:rFonts w:ascii="Calibri" w:hAnsi="Calibri" w:cs="Calibri"/>
+        </w:rPr>
+        <w:t>let CustomerDetails={</w:t>
+      </w:r>
+    </w:p>
+    <w:p>
+      <w:pPr>
+        <w:rPr>
+          <w:rFonts w:ascii="Calibri" w:hAnsi="Calibri" w:cs="Calibri"/>
+        </w:rPr>
+      </w:pPr>
+      <w:r>
+        <w:rPr>
+          <w:rFonts w:ascii="Calibri" w:hAnsi="Calibri" w:cs="Calibri"/>
+        </w:rPr>
+        <w:t>                "Name": "Rohith" ,</w:t>
+      </w:r>
+    </w:p>
+    <w:p>
+      <w:pPr>
+        <w:rPr>
+          <w:rFonts w:ascii="Calibri" w:hAnsi="Calibri" w:cs="Calibri"/>
+        </w:rPr>
+      </w:pPr>
+      <w:r>
+        <w:rPr>
+          <w:rFonts w:ascii="Calibri" w:hAnsi="Calibri" w:cs="Calibri"/>
+        </w:rPr>
+        <w:t>                "Age": '20',</w:t>
+      </w:r>
+    </w:p>
+    <w:p>
+      <w:pPr>
+        <w:rPr>
+          <w:rFonts w:ascii="Calibri" w:hAnsi="Calibri" w:cs="Calibri"/>
+        </w:rPr>
+      </w:pPr>
+      <w:r>
+        <w:rPr>
+          <w:rFonts w:ascii="Calibri" w:hAnsi="Calibri" w:cs="Calibri"/>
+        </w:rPr>
+        <w:t>                "MobileNumber": "8668XXXXX"    </w:t>
+      </w:r>
+    </w:p>
+    <w:p>
+      <w:pPr>
+        <w:rPr>
+          <w:rFonts w:ascii="Calibri" w:hAnsi="Calibri" w:cs="Calibri"/>
+        </w:rPr>
+      </w:pPr>
+      <w:r>
+        <w:rPr>
+          <w:rFonts w:ascii="Calibri" w:hAnsi="Calibri" w:cs="Calibri"/>
+        </w:rPr>
+        <w:t>             }</w:t>
+      </w:r>
+    </w:p>
+    <w:p>
+      <w:pPr>
+        <w:rPr>
+          <w:rFonts w:ascii="Calibri" w:hAnsi="Calibri" w:cs="Calibri"/>
+        </w:rPr>
+      </w:pPr>
+      <w:r>
+        <w:rPr>
+          <w:rFonts w:ascii="Calibri" w:hAnsi="Calibri" w:cs="Calibri"/>
+        </w:rPr>
+        <w:t>console.log(CustomerDetails.Name)</w:t>
+      </w:r>
+    </w:p>
+    <w:p>
+      <w:pPr>
+        <w:rPr>
+          <w:rFonts w:ascii="Calibri" w:hAnsi="Calibri" w:cs="Calibri"/>
+        </w:rPr>
+      </w:pPr>
+      <w:r>
+        <w:rPr>
+          <w:rFonts w:ascii="Calibri" w:hAnsi="Calibri" w:cs="Calibri"/>
+          <w:b/>
+          <w:bCs/>
+          <w:u w:val="single"/>
+        </w:rPr>
+        <w:t>3.Functions:</w:t>
+      </w:r>
+      <w:r>
+        <w:rPr>
+          <w:rFonts w:ascii="Calibri" w:hAnsi="Calibri" w:cs="Calibri"/>
+          <w:b/>
+          <w:bCs/>
+          <w:u w:val="single"/>
+        </w:rPr>
+        <w:t xml:space="preserve"> </w:t>
+      </w:r>
+      <w:r>
+        <w:rPr>
+          <w:rFonts w:ascii="Calibri" w:hAnsi="Calibri" w:cs="Calibri"/>
+        </w:rPr>
+        <w:t>Function is also a non-primitive datatype.</w:t>
+      </w:r>
+    </w:p>
+    <w:p>
+      <w:pPr>
+        <w:rPr>
+          <w:rFonts w:ascii="Calibri" w:hAnsi="Calibri" w:cs="Calibri"/>
+        </w:rPr>
+      </w:pPr>
+      <w:r>
+        <w:rPr>
+          <w:rFonts w:ascii="Calibri" w:hAnsi="Calibri" w:cs="Calibri"/>
+        </w:rPr>
+        <w:t>Syntax: var dataname= function(){</w:t>
+      </w:r>
+    </w:p>
+    <w:p>
+      <w:pPr>
+        <w:rPr>
+          <w:rFonts w:ascii="Calibri" w:hAnsi="Calibri" w:cs="Calibri"/>
+        </w:rPr>
+      </w:pPr>
+    </w:p>
+    <w:p>
+      <w:pPr>
+        <w:rPr>
+          <w:rFonts w:ascii="Calibri" w:hAnsi="Calibri" w:cs="Calibri"/>
+        </w:rPr>
+      </w:pPr>
+      <w:r>
+        <w:rPr>
+          <w:rFonts w:ascii="Calibri" w:hAnsi="Calibri" w:cs="Calibri"/>
+        </w:rPr>
+        <w:t>}</w:t>
+      </w:r>
+    </w:p>
+    <w:p>
+      <w:pPr>
+        <w:rPr>
+          <w:rFonts w:ascii="Calibri" w:hAnsi="Calibri" w:cs="Calibri"/>
+          <w:u w:val="single"/>
+        </w:rPr>
+      </w:pPr>
+    </w:p>
+    <w:p>
+      <w:pPr>
+        <w:rPr>
+          <w:rFonts w:ascii="Calibri" w:hAnsi="Calibri" w:cs="Calibri"/>
+        </w:rPr>
+      </w:pPr>
+    </w:p>
+    <w:p>
+      <w:pPr>
+        <w:rPr>
+          <w:rFonts w:ascii="Calibri" w:hAnsi="Calibri" w:cs="Calibri"/>
+        </w:rPr>
+      </w:pPr>
     </w:p>
     <w:p>
       <w:pPr>
@@ -1246,6 +2283,119 @@
     </w:lvl>
   </w:abstractNum>
   <w:abstractNum w:abstractNumId="1" w15:restartNumberingAfterBreak="0">
+    <w:nsid w:val="3CC93DA0"/>
+    <w:multiLevelType w:val="hybridMultilevel"/>
+    <w:tmpl w:val="D304D14C"/>
+    <w:lvl w:ilvl="0" w:tplc="40090001">
+      <w:start w:val="1"/>
+      <w:numFmt w:val="bullet"/>
+      <w:lvlText w:val=""/>
+      <w:lvlJc w:val="left"/>
+      <w:pPr>
+        <w:ind w:left="720" w:hanging="360"/>
+      </w:pPr>
+      <w:rPr>
+        <w:rFonts w:ascii="Symbol" w:hAnsi="Symbol" w:hint="default"/>
+      </w:rPr>
+    </w:lvl>
+    <w:lvl w:ilvl="1" w:tplc="40090003" w:tentative="1">
+      <w:start w:val="1"/>
+      <w:numFmt w:val="bullet"/>
+      <w:lvlText w:val="o"/>
+      <w:lvlJc w:val="left"/>
+      <w:pPr>
+        <w:ind w:left="1440" w:hanging="360"/>
+      </w:pPr>
+      <w:rPr>
+        <w:rFonts w:ascii="Courier New" w:hAnsi="Courier New" w:cs="Courier New" w:hint="default"/>
+      </w:rPr>
+    </w:lvl>
+    <w:lvl w:ilvl="2" w:tplc="40090005" w:tentative="1">
+      <w:start w:val="1"/>
+      <w:numFmt w:val="bullet"/>
+      <w:lvlText w:val=""/>
+      <w:lvlJc w:val="left"/>
+      <w:pPr>
+        <w:ind w:left="2160" w:hanging="360"/>
+      </w:pPr>
+      <w:rPr>
+        <w:rFonts w:ascii="Wingdings" w:hAnsi="Wingdings" w:hint="default"/>
+      </w:rPr>
+    </w:lvl>
+    <w:lvl w:ilvl="3" w:tplc="40090001" w:tentative="1">
+      <w:start w:val="1"/>
+      <w:numFmt w:val="bullet"/>
+      <w:lvlText w:val=""/>
+      <w:lvlJc w:val="left"/>
+      <w:pPr>
+        <w:ind w:left="2880" w:hanging="360"/>
+      </w:pPr>
+      <w:rPr>
+        <w:rFonts w:ascii="Symbol" w:hAnsi="Symbol" w:hint="default"/>
+      </w:rPr>
+    </w:lvl>
+    <w:lvl w:ilvl="4" w:tplc="40090003" w:tentative="1">
+      <w:start w:val="1"/>
+      <w:numFmt w:val="bullet"/>
+      <w:lvlText w:val="o"/>
+      <w:lvlJc w:val="left"/>
+      <w:pPr>
+        <w:ind w:left="3600" w:hanging="360"/>
+      </w:pPr>
+      <w:rPr>
+        <w:rFonts w:ascii="Courier New" w:hAnsi="Courier New" w:cs="Courier New" w:hint="default"/>
+      </w:rPr>
+    </w:lvl>
+    <w:lvl w:ilvl="5" w:tplc="40090005" w:tentative="1">
+      <w:start w:val="1"/>
+      <w:numFmt w:val="bullet"/>
+      <w:lvlText w:val=""/>
+      <w:lvlJc w:val="left"/>
+      <w:pPr>
+        <w:ind w:left="4320" w:hanging="360"/>
+      </w:pPr>
+      <w:rPr>
+        <w:rFonts w:ascii="Wingdings" w:hAnsi="Wingdings" w:hint="default"/>
+      </w:rPr>
+    </w:lvl>
+    <w:lvl w:ilvl="6" w:tplc="40090001" w:tentative="1">
+      <w:start w:val="1"/>
+      <w:numFmt w:val="bullet"/>
+      <w:lvlText w:val=""/>
+      <w:lvlJc w:val="left"/>
+      <w:pPr>
+        <w:ind w:left="5040" w:hanging="360"/>
+      </w:pPr>
+      <w:rPr>
+        <w:rFonts w:ascii="Symbol" w:hAnsi="Symbol" w:hint="default"/>
+      </w:rPr>
+    </w:lvl>
+    <w:lvl w:ilvl="7" w:tplc="40090003" w:tentative="1">
+      <w:start w:val="1"/>
+      <w:numFmt w:val="bullet"/>
+      <w:lvlText w:val="o"/>
+      <w:lvlJc w:val="left"/>
+      <w:pPr>
+        <w:ind w:left="5760" w:hanging="360"/>
+      </w:pPr>
+      <w:rPr>
+        <w:rFonts w:ascii="Courier New" w:hAnsi="Courier New" w:cs="Courier New" w:hint="default"/>
+      </w:rPr>
+    </w:lvl>
+    <w:lvl w:ilvl="8" w:tplc="40090005" w:tentative="1">
+      <w:start w:val="1"/>
+      <w:numFmt w:val="bullet"/>
+      <w:lvlText w:val=""/>
+      <w:lvlJc w:val="left"/>
+      <w:pPr>
+        <w:ind w:left="6480" w:hanging="360"/>
+      </w:pPr>
+      <w:rPr>
+        <w:rFonts w:ascii="Wingdings" w:hAnsi="Wingdings" w:hint="default"/>
+      </w:rPr>
+    </w:lvl>
+  </w:abstractNum>
+  <w:abstractNum w:abstractNumId="2" w15:restartNumberingAfterBreak="0">
     <w:nsid w:val="57A10B6C"/>
     <w:multiLevelType w:val="multilevel"/>
     <w:tmpl w:val="99B43B9C"/>
@@ -1394,7 +2544,7 @@
       </w:rPr>
     </w:lvl>
   </w:abstractNum>
-  <w:abstractNum w:abstractNumId="2" w15:restartNumberingAfterBreak="0">
+  <w:abstractNum w:abstractNumId="3" w15:restartNumberingAfterBreak="0">
     <w:nsid w:val="5B1D424A"/>
     <w:multiLevelType w:val="multilevel"/>
     <w:tmpl w:val="B59A427A"/>
@@ -1544,13 +2694,16 @@
     </w:lvl>
   </w:abstractNum>
   <w:num w:numId="1" w16cid:durableId="595099240">
-    <w:abstractNumId w:val="1"/>
+    <w:abstractNumId w:val="2"/>
   </w:num>
   <w:num w:numId="2" w16cid:durableId="1813980021">
-    <w:abstractNumId w:val="2"/>
+    <w:abstractNumId w:val="3"/>
   </w:num>
   <w:num w:numId="3" w16cid:durableId="937519047">
     <w:abstractNumId w:val="0"/>
+  </w:num>
+  <w:num w:numId="4" w16cid:durableId="430515380">
+    <w:abstractNumId w:val="1"/>
   </w:num>
 </w:numbering>
 </file>
@@ -2158,7 +3311,6 @@
   <w:style w:type="character" w:default="1" w:styleId="DefaultParagraphFont">
     <w:name w:val="Default Paragraph Font"/>
     <w:uiPriority w:val="1"/>
-    <w:semiHidden/>
     <w:unhideWhenUsed/>
   </w:style>
   <w:style w:type="table" w:default="1" w:styleId="TableNormal">

--- a/Bascis-JS/notes_14052025.docx
+++ b/Bascis-JS/notes_14052025.docx
@@ -239,68 +239,20 @@
         <w:rPr>
           <w:rFonts w:ascii="Calibri" w:hAnsi="Calibri" w:cs="Calibri"/>
         </w:rPr>
-        <w:t>git config –global user.</w:t>
-      </w:r>
-      <w:r>
-        <w:rPr>
-          <w:rFonts w:ascii="Calibri" w:hAnsi="Calibri" w:cs="Calibri"/>
-        </w:rPr>
-        <w:t>email</w:t>
-      </w:r>
-      <w:r>
-        <w:rPr>
-          <w:rFonts w:ascii="Calibri" w:hAnsi="Calibri" w:cs="Calibri"/>
-        </w:rPr>
-        <w:t xml:space="preserve"> “your </w:t>
-      </w:r>
-      <w:r>
-        <w:rPr>
-          <w:rFonts w:ascii="Calibri" w:hAnsi="Calibri" w:cs="Calibri"/>
-        </w:rPr>
-        <w:t>email</w:t>
-      </w:r>
-      <w:r>
-        <w:rPr>
-          <w:rFonts w:ascii="Calibri" w:hAnsi="Calibri" w:cs="Calibri"/>
-        </w:rPr>
-        <w:t>”</w:t>
-      </w:r>
-    </w:p>
-    <w:p>
-      <w:pPr>
-        <w:rPr>
-          <w:rFonts w:ascii="Calibri" w:hAnsi="Calibri" w:cs="Calibri"/>
-        </w:rPr>
-      </w:pPr>
-      <w:r>
-        <w:rPr>
-          <w:rFonts w:ascii="Calibri" w:hAnsi="Calibri" w:cs="Calibri"/>
-        </w:rPr>
-        <w:t>git config –global user.</w:t>
-      </w:r>
-      <w:r>
-        <w:rPr>
-          <w:rFonts w:ascii="Calibri" w:hAnsi="Calibri" w:cs="Calibri"/>
-        </w:rPr>
-        <w:t>password</w:t>
-      </w:r>
-      <w:r>
-        <w:rPr>
-          <w:rFonts w:ascii="Calibri" w:hAnsi="Calibri" w:cs="Calibri"/>
-        </w:rPr>
-        <w:t xml:space="preserve"> “your </w:t>
-      </w:r>
-      <w:r>
-        <w:rPr>
-          <w:rFonts w:ascii="Calibri" w:hAnsi="Calibri" w:cs="Calibri"/>
-        </w:rPr>
-        <w:t>mail password</w:t>
-      </w:r>
-      <w:r>
-        <w:rPr>
-          <w:rFonts w:ascii="Calibri" w:hAnsi="Calibri" w:cs="Calibri"/>
-        </w:rPr>
-        <w:t>”</w:t>
+        <w:t>git config –global user.email “your email”</w:t>
+      </w:r>
+    </w:p>
+    <w:p>
+      <w:pPr>
+        <w:rPr>
+          <w:rFonts w:ascii="Calibri" w:hAnsi="Calibri" w:cs="Calibri"/>
+        </w:rPr>
+      </w:pPr>
+      <w:r>
+        <w:rPr>
+          <w:rFonts w:ascii="Calibri" w:hAnsi="Calibri" w:cs="Calibri"/>
+        </w:rPr>
+        <w:t>git config –global user.password “your mail password”</w:t>
       </w:r>
     </w:p>
     <w:p>
@@ -2124,6 +2076,181 @@
           <w:rFonts w:ascii="Calibri" w:hAnsi="Calibri" w:cs="Calibri"/>
         </w:rPr>
       </w:pPr>
+      <w:r>
+        <w:rPr>
+          <w:rFonts w:ascii="Calibri" w:hAnsi="Calibri" w:cs="Calibri"/>
+        </w:rPr>
+        <w:t>Console.log(“Sravani”);</w:t>
+      </w:r>
+    </w:p>
+    <w:p>
+      <w:pPr>
+        <w:rPr>
+          <w:rFonts w:ascii="Calibri" w:hAnsi="Calibri" w:cs="Calibri"/>
+        </w:rPr>
+      </w:pPr>
+      <w:r>
+        <w:rPr>
+          <w:rFonts w:ascii="Calibri" w:hAnsi="Calibri" w:cs="Calibri"/>
+        </w:rPr>
+        <w:t>}</w:t>
+      </w:r>
+    </w:p>
+    <w:p>
+      <w:pPr>
+        <w:rPr>
+          <w:rFonts w:ascii="Calibri" w:hAnsi="Calibri" w:cs="Calibri"/>
+        </w:rPr>
+      </w:pPr>
+      <w:r>
+        <w:rPr>
+          <w:rFonts w:ascii="Calibri" w:hAnsi="Calibri" w:cs="Calibri"/>
+        </w:rPr>
+        <w:t>Console.log(dataname);</w:t>
+      </w:r>
+    </w:p>
+    <w:p>
+      <w:pPr>
+        <w:rPr>
+          <w:rFonts w:ascii="Calibri" w:hAnsi="Calibri" w:cs="Calibri"/>
+        </w:rPr>
+      </w:pPr>
+      <w:r>
+        <w:rPr>
+          <w:rFonts w:ascii="Calibri" w:hAnsi="Calibri" w:cs="Calibri"/>
+        </w:rPr>
+        <w:t>If we give console.dir(</w:t>
+      </w:r>
+      <w:r>
+        <w:rPr>
+          <w:rFonts w:ascii="Calibri" w:hAnsi="Calibri" w:cs="Calibri"/>
+        </w:rPr>
+        <w:t>dataname</w:t>
+      </w:r>
+      <w:r>
+        <w:rPr>
+          <w:rFonts w:ascii="Calibri" w:hAnsi="Calibri" w:cs="Calibri"/>
+        </w:rPr>
+        <w:t>), we get more info, proper structure about the function like length, arguments, caller, name</w:t>
+      </w:r>
+      <w:r>
+        <w:rPr>
+          <w:rFonts w:ascii="Calibri" w:hAnsi="Calibri" w:cs="Calibri"/>
+        </w:rPr>
+        <w:t>.</w:t>
+      </w:r>
+    </w:p>
+    <w:p>
+      <w:pPr>
+        <w:rPr>
+          <w:rFonts w:ascii="Calibri" w:hAnsi="Calibri" w:cs="Calibri"/>
+          <w:b/>
+          <w:bCs/>
+        </w:rPr>
+      </w:pPr>
+      <w:r>
+        <w:rPr>
+          <w:rFonts w:ascii="Calibri" w:hAnsi="Calibri" w:cs="Calibri"/>
+          <w:b/>
+          <w:bCs/>
+        </w:rPr>
+        <w:t>Grouping the multipe statements in JS</w:t>
+      </w:r>
+      <w:r>
+        <w:rPr>
+          <w:rFonts w:ascii="Calibri" w:hAnsi="Calibri" w:cs="Calibri"/>
+          <w:b/>
+          <w:bCs/>
+        </w:rPr>
+        <w:t>:</w:t>
+      </w:r>
+    </w:p>
+    <w:p>
+      <w:pPr>
+        <w:rPr>
+          <w:rFonts w:ascii="Calibri" w:hAnsi="Calibri" w:cs="Calibri"/>
+        </w:rPr>
+      </w:pPr>
+      <w:r>
+        <w:rPr>
+          <w:rFonts w:ascii="Calibri" w:hAnsi="Calibri" w:cs="Calibri"/>
+        </w:rPr>
+        <w:t>A function is a block of code that groups a set of statements together to perform a specific task. Once the function is defined, you can reuse the set of statements again and anywhere in your program by simply calling that function.</w:t>
+      </w:r>
+    </w:p>
+    <w:p>
+      <w:pPr>
+        <w:rPr>
+          <w:rFonts w:ascii="Calibri" w:hAnsi="Calibri" w:cs="Calibri"/>
+        </w:rPr>
+      </w:pPr>
+      <w:r>
+        <w:rPr>
+          <w:rFonts w:ascii="Calibri" w:hAnsi="Calibri" w:cs="Calibri"/>
+          <w:b/>
+          <w:bCs/>
+        </w:rPr>
+        <w:t xml:space="preserve">Syntax: </w:t>
+      </w:r>
+      <w:r>
+        <w:rPr>
+          <w:rFonts w:ascii="Calibri" w:hAnsi="Calibri" w:cs="Calibri"/>
+        </w:rPr>
+        <w:t>function &lt;function name&gt;()</w:t>
+      </w:r>
+    </w:p>
+    <w:p>
+      <w:pPr>
+        <w:rPr>
+          <w:rFonts w:ascii="Calibri" w:hAnsi="Calibri" w:cs="Calibri"/>
+        </w:rPr>
+      </w:pPr>
+      <w:r>
+        <w:rPr>
+          <w:rFonts w:ascii="Calibri" w:hAnsi="Calibri" w:cs="Calibri"/>
+        </w:rPr>
+        <w:t>{</w:t>
+      </w:r>
+    </w:p>
+    <w:p>
+      <w:pPr>
+        <w:rPr>
+          <w:rFonts w:ascii="Calibri" w:hAnsi="Calibri" w:cs="Calibri"/>
+        </w:rPr>
+      </w:pPr>
+      <w:r>
+        <w:rPr>
+          <w:rFonts w:ascii="Calibri" w:hAnsi="Calibri" w:cs="Calibri"/>
+        </w:rPr>
+        <w:lastRenderedPageBreak/>
+        <w:t>Staement1;</w:t>
+      </w:r>
+    </w:p>
+    <w:p>
+      <w:pPr>
+        <w:rPr>
+          <w:rFonts w:ascii="Calibri" w:hAnsi="Calibri" w:cs="Calibri"/>
+        </w:rPr>
+      </w:pPr>
+      <w:r>
+        <w:rPr>
+          <w:rFonts w:ascii="Calibri" w:hAnsi="Calibri" w:cs="Calibri"/>
+        </w:rPr>
+        <w:t>Statement2;</w:t>
+      </w:r>
+    </w:p>
+    <w:p>
+      <w:pPr>
+        <w:rPr>
+          <w:rFonts w:ascii="Calibri" w:hAnsi="Calibri" w:cs="Calibri"/>
+        </w:rPr>
+      </w:pPr>
+      <w:r>
+        <w:rPr>
+          <w:rFonts w:ascii="Calibri" w:hAnsi="Calibri" w:cs="Calibri"/>
+        </w:rPr>
+        <w:t>…</w:t>
+      </w:r>
     </w:p>
     <w:p>
       <w:pPr>
@@ -3311,6 +3438,7 @@
   <w:style w:type="character" w:default="1" w:styleId="DefaultParagraphFont">
     <w:name w:val="Default Paragraph Font"/>
     <w:uiPriority w:val="1"/>
+    <w:semiHidden/>
     <w:unhideWhenUsed/>
   </w:style>
   <w:style w:type="table" w:default="1" w:styleId="TableNormal">

--- a/Bascis-JS/notes_14052025.docx
+++ b/Bascis-JS/notes_14052025.docx
@@ -50,7 +50,21 @@
         <w:rPr>
           <w:rFonts w:ascii="Calibri" w:hAnsi="Calibri" w:cs="Calibri"/>
         </w:rPr>
-        <w:t>Download git  software and install</w:t>
+        <w:t xml:space="preserve">Download </w:t>
+      </w:r>
+      <w:proofErr w:type="gramStart"/>
+      <w:r>
+        <w:rPr>
+          <w:rFonts w:ascii="Calibri" w:hAnsi="Calibri" w:cs="Calibri"/>
+        </w:rPr>
+        <w:t>git  software</w:t>
+      </w:r>
+      <w:proofErr w:type="gramEnd"/>
+      <w:r>
+        <w:rPr>
+          <w:rFonts w:ascii="Calibri" w:hAnsi="Calibri" w:cs="Calibri"/>
+        </w:rPr>
+        <w:t xml:space="preserve"> and install</w:t>
       </w:r>
     </w:p>
     <w:p>
@@ -94,7 +108,21 @@
         <w:rPr>
           <w:rFonts w:ascii="Calibri" w:hAnsi="Calibri" w:cs="Calibri"/>
         </w:rPr>
-        <w:t>Install the software. After installation of software, you can see the icons showing some agreement license(Click on next, default branch: master, click next and finish)</w:t>
+        <w:t xml:space="preserve">Install the software. After installation of software, you can see the icons showing some agreement </w:t>
+      </w:r>
+      <w:proofErr w:type="gramStart"/>
+      <w:r>
+        <w:rPr>
+          <w:rFonts w:ascii="Calibri" w:hAnsi="Calibri" w:cs="Calibri"/>
+        </w:rPr>
+        <w:t>license(</w:t>
+      </w:r>
+      <w:proofErr w:type="gramEnd"/>
+      <w:r>
+        <w:rPr>
+          <w:rFonts w:ascii="Calibri" w:hAnsi="Calibri" w:cs="Calibri"/>
+        </w:rPr>
+        <w:t>Click on next, default branch: master, click next and finish)</w:t>
       </w:r>
     </w:p>
     <w:p>
@@ -239,20 +267,52 @@
         <w:rPr>
           <w:rFonts w:ascii="Calibri" w:hAnsi="Calibri" w:cs="Calibri"/>
         </w:rPr>
-        <w:t>git config –global user.email “your email”</w:t>
-      </w:r>
-    </w:p>
-    <w:p>
-      <w:pPr>
-        <w:rPr>
-          <w:rFonts w:ascii="Calibri" w:hAnsi="Calibri" w:cs="Calibri"/>
-        </w:rPr>
-      </w:pPr>
-      <w:r>
-        <w:rPr>
-          <w:rFonts w:ascii="Calibri" w:hAnsi="Calibri" w:cs="Calibri"/>
-        </w:rPr>
-        <w:t>git config –global user.password “your mail password”</w:t>
+        <w:t xml:space="preserve">git config –global </w:t>
+      </w:r>
+      <w:proofErr w:type="spellStart"/>
+      <w:proofErr w:type="gramStart"/>
+      <w:r>
+        <w:rPr>
+          <w:rFonts w:ascii="Calibri" w:hAnsi="Calibri" w:cs="Calibri"/>
+        </w:rPr>
+        <w:t>user.email</w:t>
+      </w:r>
+      <w:proofErr w:type="spellEnd"/>
+      <w:proofErr w:type="gramEnd"/>
+      <w:r>
+        <w:rPr>
+          <w:rFonts w:ascii="Calibri" w:hAnsi="Calibri" w:cs="Calibri"/>
+        </w:rPr>
+        <w:t xml:space="preserve"> “your email”</w:t>
+      </w:r>
+    </w:p>
+    <w:p>
+      <w:pPr>
+        <w:rPr>
+          <w:rFonts w:ascii="Calibri" w:hAnsi="Calibri" w:cs="Calibri"/>
+        </w:rPr>
+      </w:pPr>
+      <w:r>
+        <w:rPr>
+          <w:rFonts w:ascii="Calibri" w:hAnsi="Calibri" w:cs="Calibri"/>
+        </w:rPr>
+        <w:t xml:space="preserve">git config –global </w:t>
+      </w:r>
+      <w:proofErr w:type="spellStart"/>
+      <w:proofErr w:type="gramStart"/>
+      <w:r>
+        <w:rPr>
+          <w:rFonts w:ascii="Calibri" w:hAnsi="Calibri" w:cs="Calibri"/>
+        </w:rPr>
+        <w:t>user.password</w:t>
+      </w:r>
+      <w:proofErr w:type="spellEnd"/>
+      <w:proofErr w:type="gramEnd"/>
+      <w:r>
+        <w:rPr>
+          <w:rFonts w:ascii="Calibri" w:hAnsi="Calibri" w:cs="Calibri"/>
+        </w:rPr>
+        <w:t xml:space="preserve"> “your mail password”</w:t>
       </w:r>
     </w:p>
     <w:p>
@@ -348,7 +408,21 @@
         <w:rPr>
           <w:rFonts w:ascii="Calibri" w:hAnsi="Calibri" w:cs="Calibri"/>
         </w:rPr>
-        <w:t>After changes, give commit by entering required message. Then we need to publish our branch but before that make sure that our account should be configure with our Github account.</w:t>
+        <w:t xml:space="preserve">After changes, give commit by entering required message. Then we need to publish our branch but before that make sure that our account should be configure with our </w:t>
+      </w:r>
+      <w:proofErr w:type="spellStart"/>
+      <w:r>
+        <w:rPr>
+          <w:rFonts w:ascii="Calibri" w:hAnsi="Calibri" w:cs="Calibri"/>
+        </w:rPr>
+        <w:t>Github</w:t>
+      </w:r>
+      <w:proofErr w:type="spellEnd"/>
+      <w:r>
+        <w:rPr>
+          <w:rFonts w:ascii="Calibri" w:hAnsi="Calibri" w:cs="Calibri"/>
+        </w:rPr>
+        <w:t xml:space="preserve"> account.</w:t>
       </w:r>
     </w:p>
     <w:p>
@@ -385,7 +459,21 @@
         <w:rPr>
           <w:rFonts w:ascii="Calibri" w:hAnsi="Calibri" w:cs="Calibri"/>
         </w:rPr>
-        <w:t>Create a new branch everyday for your work. Move the newly created</w:t>
+        <w:t xml:space="preserve">Create a new branch </w:t>
+      </w:r>
+      <w:proofErr w:type="spellStart"/>
+      <w:r>
+        <w:rPr>
+          <w:rFonts w:ascii="Calibri" w:hAnsi="Calibri" w:cs="Calibri"/>
+        </w:rPr>
+        <w:t>everyday</w:t>
+      </w:r>
+      <w:proofErr w:type="spellEnd"/>
+      <w:r>
+        <w:rPr>
+          <w:rFonts w:ascii="Calibri" w:hAnsi="Calibri" w:cs="Calibri"/>
+        </w:rPr>
+        <w:t xml:space="preserve"> for your work. Move the newly created</w:t>
       </w:r>
       <w:r>
         <w:rPr>
@@ -451,7 +539,21 @@
         <w:rPr>
           <w:rFonts w:ascii="Calibri" w:hAnsi="Calibri" w:cs="Calibri"/>
         </w:rPr>
-        <w:t>After creating a new project, make sure master/main branch has atleast one file pushed to the repository.</w:t>
+        <w:t xml:space="preserve">After creating a new project, make sure master/main branch has </w:t>
+      </w:r>
+      <w:proofErr w:type="spellStart"/>
+      <w:r>
+        <w:rPr>
+          <w:rFonts w:ascii="Calibri" w:hAnsi="Calibri" w:cs="Calibri"/>
+        </w:rPr>
+        <w:t>atleast</w:t>
+      </w:r>
+      <w:proofErr w:type="spellEnd"/>
+      <w:r>
+        <w:rPr>
+          <w:rFonts w:ascii="Calibri" w:hAnsi="Calibri" w:cs="Calibri"/>
+        </w:rPr>
+        <w:t xml:space="preserve"> one file pushed to the repository.</w:t>
       </w:r>
     </w:p>
     <w:p>
@@ -471,7 +573,21 @@
         <w:rPr>
           <w:rFonts w:ascii="Calibri" w:hAnsi="Calibri" w:cs="Calibri"/>
         </w:rPr>
-        <w:t>Initialize and clone git init -</w:t>
+        <w:t xml:space="preserve">Initialize and clone git </w:t>
+      </w:r>
+      <w:proofErr w:type="spellStart"/>
+      <w:r>
+        <w:rPr>
+          <w:rFonts w:ascii="Calibri" w:hAnsi="Calibri" w:cs="Calibri"/>
+        </w:rPr>
+        <w:t>init</w:t>
+      </w:r>
+      <w:proofErr w:type="spellEnd"/>
+      <w:r>
+        <w:rPr>
+          <w:rFonts w:ascii="Calibri" w:hAnsi="Calibri" w:cs="Calibri"/>
+        </w:rPr>
+        <w:t xml:space="preserve"> -</w:t>
       </w:r>
       <w:r>
         <w:rPr>
@@ -503,7 +619,21 @@
         <w:rPr>
           <w:rFonts w:ascii="Calibri" w:hAnsi="Calibri" w:cs="Calibri"/>
         </w:rPr>
-        <w:t>git clone &lt;repourl&gt; -</w:t>
+        <w:t>git clone &lt;</w:t>
+      </w:r>
+      <w:proofErr w:type="spellStart"/>
+      <w:r>
+        <w:rPr>
+          <w:rFonts w:ascii="Calibri" w:hAnsi="Calibri" w:cs="Calibri"/>
+        </w:rPr>
+        <w:t>repourl</w:t>
+      </w:r>
+      <w:proofErr w:type="spellEnd"/>
+      <w:r>
+        <w:rPr>
+          <w:rFonts w:ascii="Calibri" w:hAnsi="Calibri" w:cs="Calibri"/>
+        </w:rPr>
+        <w:t>&gt; -</w:t>
       </w:r>
       <w:r>
         <w:rPr>
@@ -707,7 +837,21 @@
         <w:rPr>
           <w:rFonts w:ascii="Calibri" w:hAnsi="Calibri" w:cs="Calibri"/>
         </w:rPr>
-        <w:t>Using JS, we give functionality(action) to that elements.</w:t>
+        <w:t xml:space="preserve">Using JS, we give functionality(action) to </w:t>
+      </w:r>
+      <w:proofErr w:type="gramStart"/>
+      <w:r>
+        <w:rPr>
+          <w:rFonts w:ascii="Calibri" w:hAnsi="Calibri" w:cs="Calibri"/>
+        </w:rPr>
+        <w:t>that elements</w:t>
+      </w:r>
+      <w:proofErr w:type="gramEnd"/>
+      <w:r>
+        <w:rPr>
+          <w:rFonts w:ascii="Calibri" w:hAnsi="Calibri" w:cs="Calibri"/>
+        </w:rPr>
+        <w:t>.</w:t>
       </w:r>
     </w:p>
     <w:p>
@@ -820,7 +964,35 @@
         <w:rPr>
           <w:rFonts w:ascii="Calibri" w:hAnsi="Calibri" w:cs="Calibri"/>
         </w:rPr>
-        <w:t>One action, or method, that is built into the console object is the .log() method. When we write console.log() what we put inside the parentheses will get printed, or logged, to the console.</w:t>
+        <w:t>One action, or method, that is built into the console object is the .</w:t>
+      </w:r>
+      <w:proofErr w:type="gramStart"/>
+      <w:r>
+        <w:rPr>
+          <w:rFonts w:ascii="Calibri" w:hAnsi="Calibri" w:cs="Calibri"/>
+        </w:rPr>
+        <w:t>log(</w:t>
+      </w:r>
+      <w:proofErr w:type="gramEnd"/>
+      <w:r>
+        <w:rPr>
+          <w:rFonts w:ascii="Calibri" w:hAnsi="Calibri" w:cs="Calibri"/>
+        </w:rPr>
+        <w:t>) method. When we write </w:t>
+      </w:r>
+      <w:proofErr w:type="gramStart"/>
+      <w:r>
+        <w:rPr>
+          <w:rFonts w:ascii="Calibri" w:hAnsi="Calibri" w:cs="Calibri"/>
+        </w:rPr>
+        <w:t>console.log(</w:t>
+      </w:r>
+      <w:proofErr w:type="gramEnd"/>
+      <w:r>
+        <w:rPr>
+          <w:rFonts w:ascii="Calibri" w:hAnsi="Calibri" w:cs="Calibri"/>
+        </w:rPr>
+        <w:t>) what we put inside the parentheses will get printed, or logged, to the console.</w:t>
       </w:r>
     </w:p>
     <w:p>
@@ -859,29 +1031,95 @@
         <w:rPr>
           <w:rFonts w:ascii="Calibri" w:hAnsi="Calibri" w:cs="Calibri"/>
         </w:rPr>
-        <w:t>JavaScript provides provides different methods to display output, such as conole.log(), alert(), document.write(), and manipulating HTML elements directly. Each method has it’s specific use cases, whether for debugging, user notifications, or dynamically updating web contents. Here we will explore various JS output methods, demonstrating how and when to use them effectively.</w:t>
-      </w:r>
-    </w:p>
-    <w:p>
-      <w:pPr>
-        <w:rPr>
-          <w:rFonts w:ascii="Calibri" w:hAnsi="Calibri" w:cs="Calibri"/>
-        </w:rPr>
-      </w:pPr>
-    </w:p>
-    <w:p>
-      <w:pPr>
-        <w:rPr>
-          <w:rFonts w:ascii="Calibri" w:hAnsi="Calibri" w:cs="Calibri"/>
-        </w:rPr>
-      </w:pPr>
-      <w:r>
-        <w:rPr>
-          <w:rFonts w:ascii="Calibri" w:hAnsi="Calibri" w:cs="Calibri"/>
-          <w:b/>
-          <w:bCs/>
-        </w:rPr>
-        <w:t xml:space="preserve">Cconsole.log() method </w:t>
+        <w:t xml:space="preserve">JavaScript provides </w:t>
+      </w:r>
+      <w:proofErr w:type="spellStart"/>
+      <w:r>
+        <w:rPr>
+          <w:rFonts w:ascii="Calibri" w:hAnsi="Calibri" w:cs="Calibri"/>
+        </w:rPr>
+        <w:t>provides</w:t>
+      </w:r>
+      <w:proofErr w:type="spellEnd"/>
+      <w:r>
+        <w:rPr>
+          <w:rFonts w:ascii="Calibri" w:hAnsi="Calibri" w:cs="Calibri"/>
+        </w:rPr>
+        <w:t xml:space="preserve"> different methods to display output, such as </w:t>
+      </w:r>
+      <w:proofErr w:type="gramStart"/>
+      <w:r>
+        <w:rPr>
+          <w:rFonts w:ascii="Calibri" w:hAnsi="Calibri" w:cs="Calibri"/>
+        </w:rPr>
+        <w:t>conole.log(</w:t>
+      </w:r>
+      <w:proofErr w:type="gramEnd"/>
+      <w:r>
+        <w:rPr>
+          <w:rFonts w:ascii="Calibri" w:hAnsi="Calibri" w:cs="Calibri"/>
+        </w:rPr>
+        <w:t xml:space="preserve">), alert(), </w:t>
+      </w:r>
+      <w:proofErr w:type="spellStart"/>
+      <w:r>
+        <w:rPr>
+          <w:rFonts w:ascii="Calibri" w:hAnsi="Calibri" w:cs="Calibri"/>
+        </w:rPr>
+        <w:t>document.write</w:t>
+      </w:r>
+      <w:proofErr w:type="spellEnd"/>
+      <w:r>
+        <w:rPr>
+          <w:rFonts w:ascii="Calibri" w:hAnsi="Calibri" w:cs="Calibri"/>
+        </w:rPr>
+        <w:t xml:space="preserve">(), and manipulating HTML elements directly. Each method has </w:t>
+      </w:r>
+      <w:proofErr w:type="gramStart"/>
+      <w:r>
+        <w:rPr>
+          <w:rFonts w:ascii="Calibri" w:hAnsi="Calibri" w:cs="Calibri"/>
+        </w:rPr>
+        <w:t>it’s</w:t>
+      </w:r>
+      <w:proofErr w:type="gramEnd"/>
+      <w:r>
+        <w:rPr>
+          <w:rFonts w:ascii="Calibri" w:hAnsi="Calibri" w:cs="Calibri"/>
+        </w:rPr>
+        <w:t xml:space="preserve"> specific use cases, whether for debugging, user notifications, or dynamically updating web contents. Here we will explore various JS output methods, demonstrating how and when to use them effectively.</w:t>
+      </w:r>
+    </w:p>
+    <w:p>
+      <w:pPr>
+        <w:rPr>
+          <w:rFonts w:ascii="Calibri" w:hAnsi="Calibri" w:cs="Calibri"/>
+        </w:rPr>
+      </w:pPr>
+    </w:p>
+    <w:p>
+      <w:pPr>
+        <w:rPr>
+          <w:rFonts w:ascii="Calibri" w:hAnsi="Calibri" w:cs="Calibri"/>
+        </w:rPr>
+      </w:pPr>
+      <w:proofErr w:type="gramStart"/>
+      <w:r>
+        <w:rPr>
+          <w:rFonts w:ascii="Calibri" w:hAnsi="Calibri" w:cs="Calibri"/>
+          <w:b/>
+          <w:bCs/>
+        </w:rPr>
+        <w:t>Cconsole.log(</w:t>
+      </w:r>
+      <w:proofErr w:type="gramEnd"/>
+      <w:r>
+        <w:rPr>
+          <w:rFonts w:ascii="Calibri" w:hAnsi="Calibri" w:cs="Calibri"/>
+          <w:b/>
+          <w:bCs/>
+        </w:rPr>
+        <w:t xml:space="preserve">) method </w:t>
       </w:r>
       <w:r>
         <w:rPr>
@@ -896,11 +1134,33 @@
           <w:rFonts w:ascii="Calibri" w:hAnsi="Calibri" w:cs="Calibri"/>
         </w:rPr>
       </w:pPr>
-      <w:r>
-        <w:rPr>
-          <w:rFonts w:ascii="Calibri" w:hAnsi="Calibri" w:cs="Calibri"/>
-        </w:rPr>
-        <w:t>Eg: console.log(10)</w:t>
+      <w:proofErr w:type="spellStart"/>
+      <w:r>
+        <w:rPr>
+          <w:rFonts w:ascii="Calibri" w:hAnsi="Calibri" w:cs="Calibri"/>
+        </w:rPr>
+        <w:t>Eg</w:t>
+      </w:r>
+      <w:proofErr w:type="spellEnd"/>
+      <w:r>
+        <w:rPr>
+          <w:rFonts w:ascii="Calibri" w:hAnsi="Calibri" w:cs="Calibri"/>
+        </w:rPr>
+        <w:t xml:space="preserve">: </w:t>
+      </w:r>
+      <w:proofErr w:type="gramStart"/>
+      <w:r>
+        <w:rPr>
+          <w:rFonts w:ascii="Calibri" w:hAnsi="Calibri" w:cs="Calibri"/>
+        </w:rPr>
+        <w:t>console.log(</w:t>
+      </w:r>
+      <w:proofErr w:type="gramEnd"/>
+      <w:r>
+        <w:rPr>
+          <w:rFonts w:ascii="Calibri" w:hAnsi="Calibri" w:cs="Calibri"/>
+        </w:rPr>
+        <w:t>10)</w:t>
       </w:r>
     </w:p>
     <w:p>
@@ -922,11 +1182,21 @@
           <w:rFonts w:ascii="Calibri" w:hAnsi="Calibri" w:cs="Calibri"/>
         </w:rPr>
       </w:pPr>
-      <w:r>
-        <w:rPr>
-          <w:rFonts w:ascii="Calibri" w:hAnsi="Calibri" w:cs="Calibri"/>
-        </w:rPr>
-        <w:t xml:space="preserve">document.write </w:t>
+      <w:proofErr w:type="spellStart"/>
+      <w:proofErr w:type="gramStart"/>
+      <w:r>
+        <w:rPr>
+          <w:rFonts w:ascii="Calibri" w:hAnsi="Calibri" w:cs="Calibri"/>
+        </w:rPr>
+        <w:t>document.write</w:t>
+      </w:r>
+      <w:proofErr w:type="spellEnd"/>
+      <w:proofErr w:type="gramEnd"/>
+      <w:r>
+        <w:rPr>
+          <w:rFonts w:ascii="Calibri" w:hAnsi="Calibri" w:cs="Calibri"/>
+        </w:rPr>
+        <w:t xml:space="preserve"> </w:t>
       </w:r>
     </w:p>
     <w:p>
@@ -948,12 +1218,16 @@
           <w:rFonts w:ascii="Calibri" w:hAnsi="Calibri" w:cs="Calibri"/>
         </w:rPr>
       </w:pPr>
+      <w:proofErr w:type="spellStart"/>
+      <w:proofErr w:type="gramStart"/>
       <w:r>
         <w:rPr>
           <w:rFonts w:ascii="Calibri" w:hAnsi="Calibri" w:cs="Calibri"/>
         </w:rPr>
         <w:t>windows.alert</w:t>
       </w:r>
+      <w:proofErr w:type="spellEnd"/>
+      <w:proofErr w:type="gramEnd"/>
     </w:p>
     <w:p>
       <w:pPr>
@@ -1062,7 +1336,27 @@
           <w:bCs/>
           <w:u w:val="single"/>
         </w:rPr>
-        <w:t>Var vs Let vs Const:</w:t>
+        <w:t xml:space="preserve">Var vs Let vs </w:t>
+      </w:r>
+      <w:proofErr w:type="spellStart"/>
+      <w:r>
+        <w:rPr>
+          <w:rFonts w:ascii="Calibri" w:hAnsi="Calibri" w:cs="Calibri"/>
+          <w:b/>
+          <w:bCs/>
+          <w:u w:val="single"/>
+        </w:rPr>
+        <w:t>Const</w:t>
+      </w:r>
+      <w:proofErr w:type="spellEnd"/>
+      <w:r>
+        <w:rPr>
+          <w:rFonts w:ascii="Calibri" w:hAnsi="Calibri" w:cs="Calibri"/>
+          <w:b/>
+          <w:bCs/>
+          <w:u w:val="single"/>
+        </w:rPr>
+        <w:t>:</w:t>
       </w:r>
     </w:p>
     <w:p>
@@ -1181,7 +1475,21 @@
         <w:rPr>
           <w:rFonts w:ascii="Calibri" w:hAnsi="Calibri" w:cs="Calibri"/>
         </w:rPr>
-        <w:t>Let – we can reassigned but can’t redeclared let keyword</w:t>
+        <w:t xml:space="preserve">Let – we can </w:t>
+      </w:r>
+      <w:proofErr w:type="gramStart"/>
+      <w:r>
+        <w:rPr>
+          <w:rFonts w:ascii="Calibri" w:hAnsi="Calibri" w:cs="Calibri"/>
+        </w:rPr>
+        <w:t>reassigned</w:t>
+      </w:r>
+      <w:proofErr w:type="gramEnd"/>
+      <w:r>
+        <w:rPr>
+          <w:rFonts w:ascii="Calibri" w:hAnsi="Calibri" w:cs="Calibri"/>
+        </w:rPr>
+        <w:t xml:space="preserve"> but can’t redeclared let keyword</w:t>
       </w:r>
     </w:p>
     <w:p>
@@ -1194,24 +1502,54 @@
           <w:rFonts w:ascii="Calibri" w:hAnsi="Calibri" w:cs="Calibri"/>
         </w:rPr>
       </w:pPr>
-      <w:r>
-        <w:rPr>
-          <w:rFonts w:ascii="Calibri" w:hAnsi="Calibri" w:cs="Calibri"/>
-        </w:rPr>
-        <w:t>Const – we cannot reassigned and redeclared</w:t>
-      </w:r>
-    </w:p>
-    <w:p>
-      <w:pPr>
-        <w:rPr>
-          <w:rFonts w:ascii="Calibri" w:hAnsi="Calibri" w:cs="Calibri"/>
-        </w:rPr>
-      </w:pPr>
-      <w:r>
-        <w:rPr>
-          <w:rFonts w:ascii="Calibri" w:hAnsi="Calibri" w:cs="Calibri"/>
-        </w:rPr>
-        <w:t>Eg: var a=10</w:t>
+      <w:proofErr w:type="spellStart"/>
+      <w:r>
+        <w:rPr>
+          <w:rFonts w:ascii="Calibri" w:hAnsi="Calibri" w:cs="Calibri"/>
+        </w:rPr>
+        <w:t>Const</w:t>
+      </w:r>
+      <w:proofErr w:type="spellEnd"/>
+      <w:r>
+        <w:rPr>
+          <w:rFonts w:ascii="Calibri" w:hAnsi="Calibri" w:cs="Calibri"/>
+        </w:rPr>
+        <w:t xml:space="preserve"> – we cannot </w:t>
+      </w:r>
+      <w:proofErr w:type="gramStart"/>
+      <w:r>
+        <w:rPr>
+          <w:rFonts w:ascii="Calibri" w:hAnsi="Calibri" w:cs="Calibri"/>
+        </w:rPr>
+        <w:t>reassigned</w:t>
+      </w:r>
+      <w:proofErr w:type="gramEnd"/>
+      <w:r>
+        <w:rPr>
+          <w:rFonts w:ascii="Calibri" w:hAnsi="Calibri" w:cs="Calibri"/>
+        </w:rPr>
+        <w:t xml:space="preserve"> and redeclared</w:t>
+      </w:r>
+    </w:p>
+    <w:p>
+      <w:pPr>
+        <w:rPr>
+          <w:rFonts w:ascii="Calibri" w:hAnsi="Calibri" w:cs="Calibri"/>
+        </w:rPr>
+      </w:pPr>
+      <w:proofErr w:type="spellStart"/>
+      <w:r>
+        <w:rPr>
+          <w:rFonts w:ascii="Calibri" w:hAnsi="Calibri" w:cs="Calibri"/>
+        </w:rPr>
+        <w:t>Eg</w:t>
+      </w:r>
+      <w:proofErr w:type="spellEnd"/>
+      <w:r>
+        <w:rPr>
+          <w:rFonts w:ascii="Calibri" w:hAnsi="Calibri" w:cs="Calibri"/>
+        </w:rPr>
+        <w:t>: var a=10</w:t>
       </w:r>
     </w:p>
     <w:p>
@@ -1233,11 +1571,19 @@
           <w:rFonts w:ascii="Calibri" w:hAnsi="Calibri" w:cs="Calibri"/>
         </w:rPr>
       </w:pPr>
-      <w:r>
-        <w:rPr>
-          <w:rFonts w:ascii="Calibri" w:hAnsi="Calibri" w:cs="Calibri"/>
-        </w:rPr>
-        <w:t>Eg: Let age=10</w:t>
+      <w:proofErr w:type="spellStart"/>
+      <w:r>
+        <w:rPr>
+          <w:rFonts w:ascii="Calibri" w:hAnsi="Calibri" w:cs="Calibri"/>
+        </w:rPr>
+        <w:t>Eg</w:t>
+      </w:r>
+      <w:proofErr w:type="spellEnd"/>
+      <w:r>
+        <w:rPr>
+          <w:rFonts w:ascii="Calibri" w:hAnsi="Calibri" w:cs="Calibri"/>
+        </w:rPr>
+        <w:t>: Let age=10</w:t>
       </w:r>
     </w:p>
     <w:p>
@@ -1279,11 +1625,33 @@
           <w:rFonts w:ascii="Calibri" w:hAnsi="Calibri" w:cs="Calibri"/>
         </w:rPr>
       </w:pPr>
-      <w:r>
-        <w:rPr>
-          <w:rFonts w:ascii="Calibri" w:hAnsi="Calibri" w:cs="Calibri"/>
-        </w:rPr>
-        <w:t>Eg: const a=90</w:t>
+      <w:proofErr w:type="spellStart"/>
+      <w:r>
+        <w:rPr>
+          <w:rFonts w:ascii="Calibri" w:hAnsi="Calibri" w:cs="Calibri"/>
+        </w:rPr>
+        <w:t>Eg</w:t>
+      </w:r>
+      <w:proofErr w:type="spellEnd"/>
+      <w:r>
+        <w:rPr>
+          <w:rFonts w:ascii="Calibri" w:hAnsi="Calibri" w:cs="Calibri"/>
+        </w:rPr>
+        <w:t xml:space="preserve">: </w:t>
+      </w:r>
+      <w:proofErr w:type="spellStart"/>
+      <w:r>
+        <w:rPr>
+          <w:rFonts w:ascii="Calibri" w:hAnsi="Calibri" w:cs="Calibri"/>
+        </w:rPr>
+        <w:t>const</w:t>
+      </w:r>
+      <w:proofErr w:type="spellEnd"/>
+      <w:r>
+        <w:rPr>
+          <w:rFonts w:ascii="Calibri" w:hAnsi="Calibri" w:cs="Calibri"/>
+        </w:rPr>
+        <w:t xml:space="preserve"> a=90</w:t>
       </w:r>
     </w:p>
     <w:p>
@@ -1359,11 +1727,19 @@
           <w:rFonts w:ascii="Calibri" w:hAnsi="Calibri" w:cs="Calibri"/>
         </w:rPr>
       </w:pPr>
-      <w:r>
-        <w:rPr>
-          <w:rFonts w:ascii="Calibri" w:hAnsi="Calibri" w:cs="Calibri"/>
-        </w:rPr>
-        <w:t>Eg: number, string, Boolean, undefined, null.</w:t>
+      <w:proofErr w:type="spellStart"/>
+      <w:r>
+        <w:rPr>
+          <w:rFonts w:ascii="Calibri" w:hAnsi="Calibri" w:cs="Calibri"/>
+        </w:rPr>
+        <w:t>Eg</w:t>
+      </w:r>
+      <w:proofErr w:type="spellEnd"/>
+      <w:r>
+        <w:rPr>
+          <w:rFonts w:ascii="Calibri" w:hAnsi="Calibri" w:cs="Calibri"/>
+        </w:rPr>
+        <w:t>: number, string, Boolean, undefined, null.</w:t>
       </w:r>
     </w:p>
     <w:p>
@@ -1393,11 +1769,19 @@
           <w:rFonts w:ascii="Calibri" w:hAnsi="Calibri" w:cs="Calibri"/>
         </w:rPr>
       </w:pPr>
-      <w:r>
-        <w:rPr>
-          <w:rFonts w:ascii="Calibri" w:hAnsi="Calibri" w:cs="Calibri"/>
-        </w:rPr>
-        <w:t>Eg: objects, arrays, Functions.</w:t>
+      <w:proofErr w:type="spellStart"/>
+      <w:r>
+        <w:rPr>
+          <w:rFonts w:ascii="Calibri" w:hAnsi="Calibri" w:cs="Calibri"/>
+        </w:rPr>
+        <w:t>Eg</w:t>
+      </w:r>
+      <w:proofErr w:type="spellEnd"/>
+      <w:r>
+        <w:rPr>
+          <w:rFonts w:ascii="Calibri" w:hAnsi="Calibri" w:cs="Calibri"/>
+        </w:rPr>
+        <w:t>: objects, arrays, Functions.</w:t>
       </w:r>
     </w:p>
     <w:p>
@@ -1508,7 +1892,21 @@
         <w:rPr>
           <w:rFonts w:ascii="Calibri" w:hAnsi="Calibri" w:cs="Calibri"/>
         </w:rPr>
-        <w:t>Let name=”Sravani” or Let name=’Sravani’ or Let name=`Sravani`</w:t>
+        <w:t>Let name</w:t>
+      </w:r>
+      <w:proofErr w:type="gramStart"/>
+      <w:r>
+        <w:rPr>
+          <w:rFonts w:ascii="Calibri" w:hAnsi="Calibri" w:cs="Calibri"/>
+        </w:rPr>
+        <w:t>=”Sravani</w:t>
+      </w:r>
+      <w:proofErr w:type="gramEnd"/>
+      <w:r>
+        <w:rPr>
+          <w:rFonts w:ascii="Calibri" w:hAnsi="Calibri" w:cs="Calibri"/>
+        </w:rPr>
+        <w:t>” or Let name=’Sravani’ or Let name=`Sravani`</w:t>
       </w:r>
     </w:p>
     <w:p>
@@ -1542,7 +1940,21 @@
         <w:rPr>
           <w:rFonts w:ascii="Calibri" w:hAnsi="Calibri" w:cs="Calibri"/>
         </w:rPr>
-        <w:t>Let Isadmin=true</w:t>
+        <w:t xml:space="preserve">Let </w:t>
+      </w:r>
+      <w:proofErr w:type="spellStart"/>
+      <w:r>
+        <w:rPr>
+          <w:rFonts w:ascii="Calibri" w:hAnsi="Calibri" w:cs="Calibri"/>
+        </w:rPr>
+        <w:t>Isadmin</w:t>
+      </w:r>
+      <w:proofErr w:type="spellEnd"/>
+      <w:r>
+        <w:rPr>
+          <w:rFonts w:ascii="Calibri" w:hAnsi="Calibri" w:cs="Calibri"/>
+        </w:rPr>
+        <w:t>=true</w:t>
       </w:r>
     </w:p>
     <w:p>
@@ -1644,7 +2056,21 @@
         <w:rPr>
           <w:rFonts w:ascii="Calibri" w:hAnsi="Calibri" w:cs="Calibri"/>
         </w:rPr>
-        <w:t>Let sym1=Symabol(“JavaScript”)</w:t>
+        <w:t>Let sym1=</w:t>
+      </w:r>
+      <w:proofErr w:type="spellStart"/>
+      <w:r>
+        <w:rPr>
+          <w:rFonts w:ascii="Calibri" w:hAnsi="Calibri" w:cs="Calibri"/>
+        </w:rPr>
+        <w:t>Symabol</w:t>
+      </w:r>
+      <w:proofErr w:type="spellEnd"/>
+      <w:r>
+        <w:rPr>
+          <w:rFonts w:ascii="Calibri" w:hAnsi="Calibri" w:cs="Calibri"/>
+        </w:rPr>
+        <w:t>(“JavaScript”)</w:t>
       </w:r>
     </w:p>
     <w:p>
@@ -1701,24 +2127,68 @@
           <w:rFonts w:ascii="Calibri" w:hAnsi="Calibri" w:cs="Calibri"/>
         </w:rPr>
       </w:pPr>
-      <w:r>
-        <w:rPr>
-          <w:rFonts w:ascii="Calibri" w:hAnsi="Calibri" w:cs="Calibri"/>
-        </w:rPr>
-        <w:t>Synatx: [value1,value2, …. valueN]</w:t>
-      </w:r>
-    </w:p>
-    <w:p>
-      <w:pPr>
-        <w:rPr>
-          <w:rFonts w:ascii="Calibri" w:hAnsi="Calibri" w:cs="Calibri"/>
-        </w:rPr>
-      </w:pPr>
-      <w:r>
-        <w:rPr>
-          <w:rFonts w:ascii="Calibri" w:hAnsi="Calibri" w:cs="Calibri"/>
-        </w:rPr>
-        <w:t>Eg:</w:t>
+      <w:proofErr w:type="spellStart"/>
+      <w:r>
+        <w:rPr>
+          <w:rFonts w:ascii="Calibri" w:hAnsi="Calibri" w:cs="Calibri"/>
+        </w:rPr>
+        <w:t>Synatx</w:t>
+      </w:r>
+      <w:proofErr w:type="spellEnd"/>
+      <w:r>
+        <w:rPr>
+          <w:rFonts w:ascii="Calibri" w:hAnsi="Calibri" w:cs="Calibri"/>
+        </w:rPr>
+        <w:t>: [value</w:t>
+      </w:r>
+      <w:proofErr w:type="gramStart"/>
+      <w:r>
+        <w:rPr>
+          <w:rFonts w:ascii="Calibri" w:hAnsi="Calibri" w:cs="Calibri"/>
+        </w:rPr>
+        <w:t>1,value</w:t>
+      </w:r>
+      <w:proofErr w:type="gramEnd"/>
+      <w:r>
+        <w:rPr>
+          <w:rFonts w:ascii="Calibri" w:hAnsi="Calibri" w:cs="Calibri"/>
+        </w:rPr>
+        <w:t xml:space="preserve">2, …. </w:t>
+      </w:r>
+      <w:proofErr w:type="spellStart"/>
+      <w:r>
+        <w:rPr>
+          <w:rFonts w:ascii="Calibri" w:hAnsi="Calibri" w:cs="Calibri"/>
+        </w:rPr>
+        <w:t>valueN</w:t>
+      </w:r>
+      <w:proofErr w:type="spellEnd"/>
+      <w:r>
+        <w:rPr>
+          <w:rFonts w:ascii="Calibri" w:hAnsi="Calibri" w:cs="Calibri"/>
+        </w:rPr>
+        <w:t>]</w:t>
+      </w:r>
+    </w:p>
+    <w:p>
+      <w:pPr>
+        <w:rPr>
+          <w:rFonts w:ascii="Calibri" w:hAnsi="Calibri" w:cs="Calibri"/>
+        </w:rPr>
+      </w:pPr>
+      <w:proofErr w:type="spellStart"/>
+      <w:r>
+        <w:rPr>
+          <w:rFonts w:ascii="Calibri" w:hAnsi="Calibri" w:cs="Calibri"/>
+        </w:rPr>
+        <w:t>Eg</w:t>
+      </w:r>
+      <w:proofErr w:type="spellEnd"/>
+      <w:r>
+        <w:rPr>
+          <w:rFonts w:ascii="Calibri" w:hAnsi="Calibri" w:cs="Calibri"/>
+        </w:rPr>
+        <w:t>:</w:t>
       </w:r>
       <w:r>
         <w:rPr>
@@ -1736,20 +2206,62 @@
         <w:rPr>
           <w:rFonts w:ascii="Calibri" w:hAnsi="Calibri" w:cs="Calibri"/>
         </w:rPr>
-        <w:t> let names=["Sravani", "Mounica", "Hari", "Rohith"] //string</w:t>
-      </w:r>
-    </w:p>
-    <w:p>
-      <w:pPr>
-        <w:rPr>
-          <w:rFonts w:ascii="Calibri" w:hAnsi="Calibri" w:cs="Calibri"/>
-        </w:rPr>
-      </w:pPr>
-      <w:r>
-        <w:rPr>
-          <w:rFonts w:ascii="Calibri" w:hAnsi="Calibri" w:cs="Calibri"/>
-        </w:rPr>
-        <w:t>Console.log(names[0])</w:t>
+        <w:t> let names</w:t>
+      </w:r>
+      <w:proofErr w:type="gramStart"/>
+      <w:r>
+        <w:rPr>
+          <w:rFonts w:ascii="Calibri" w:hAnsi="Calibri" w:cs="Calibri"/>
+        </w:rPr>
+        <w:t>=[</w:t>
+      </w:r>
+      <w:proofErr w:type="gramEnd"/>
+      <w:r>
+        <w:rPr>
+          <w:rFonts w:ascii="Calibri" w:hAnsi="Calibri" w:cs="Calibri"/>
+        </w:rPr>
+        <w:t>"Sravani", "</w:t>
+      </w:r>
+      <w:proofErr w:type="spellStart"/>
+      <w:r>
+        <w:rPr>
+          <w:rFonts w:ascii="Calibri" w:hAnsi="Calibri" w:cs="Calibri"/>
+        </w:rPr>
+        <w:t>Mounica</w:t>
+      </w:r>
+      <w:proofErr w:type="spellEnd"/>
+      <w:r>
+        <w:rPr>
+          <w:rFonts w:ascii="Calibri" w:hAnsi="Calibri" w:cs="Calibri"/>
+        </w:rPr>
+        <w:t>", "Hari", "Rohith"] //string</w:t>
+      </w:r>
+    </w:p>
+    <w:p>
+      <w:pPr>
+        <w:rPr>
+          <w:rFonts w:ascii="Calibri" w:hAnsi="Calibri" w:cs="Calibri"/>
+        </w:rPr>
+      </w:pPr>
+      <w:r>
+        <w:rPr>
+          <w:rFonts w:ascii="Calibri" w:hAnsi="Calibri" w:cs="Calibri"/>
+        </w:rPr>
+        <w:t>Console.log(</w:t>
+      </w:r>
+      <w:proofErr w:type="gramStart"/>
+      <w:r>
+        <w:rPr>
+          <w:rFonts w:ascii="Calibri" w:hAnsi="Calibri" w:cs="Calibri"/>
+        </w:rPr>
+        <w:t>names[</w:t>
+      </w:r>
+      <w:proofErr w:type="gramEnd"/>
+      <w:r>
+        <w:rPr>
+          <w:rFonts w:ascii="Calibri" w:hAnsi="Calibri" w:cs="Calibri"/>
+        </w:rPr>
+        <w:t>0])</w:t>
       </w:r>
     </w:p>
     <w:p>
@@ -1763,28 +2275,94 @@
           <w:rFonts w:ascii="Calibri" w:hAnsi="Calibri" w:cs="Calibri"/>
         </w:rPr>
         <w:lastRenderedPageBreak/>
-        <w:t>let yearofbirth=['1976', '2000', '2006'] //numbers</w:t>
-      </w:r>
-    </w:p>
-    <w:p>
-      <w:pPr>
-        <w:rPr>
-          <w:rFonts w:ascii="Calibri" w:hAnsi="Calibri" w:cs="Calibri"/>
-        </w:rPr>
-      </w:pPr>
-    </w:p>
-    <w:p>
-      <w:pPr>
-        <w:rPr>
-          <w:rFonts w:ascii="Calibri" w:hAnsi="Calibri" w:cs="Calibri"/>
-        </w:rPr>
-      </w:pPr>
-      <w:r>
-        <w:rPr>
-          <w:rFonts w:ascii="Calibri" w:hAnsi="Calibri" w:cs="Calibri"/>
-        </w:rPr>
-        <w:t>let bookDetails=["Harrypotter", '1975', true] //combined of numbers, strings, boolean</w:t>
-      </w:r>
+        <w:t xml:space="preserve">let </w:t>
+      </w:r>
+      <w:proofErr w:type="spellStart"/>
+      <w:r>
+        <w:rPr>
+          <w:rFonts w:ascii="Calibri" w:hAnsi="Calibri" w:cs="Calibri"/>
+        </w:rPr>
+        <w:t>yearofbirth</w:t>
+      </w:r>
+      <w:proofErr w:type="spellEnd"/>
+      <w:proofErr w:type="gramStart"/>
+      <w:r>
+        <w:rPr>
+          <w:rFonts w:ascii="Calibri" w:hAnsi="Calibri" w:cs="Calibri"/>
+        </w:rPr>
+        <w:t>=[</w:t>
+      </w:r>
+      <w:proofErr w:type="gramEnd"/>
+      <w:r>
+        <w:rPr>
+          <w:rFonts w:ascii="Calibri" w:hAnsi="Calibri" w:cs="Calibri"/>
+        </w:rPr>
+        <w:t>'1976', '2000', '2006'] //numbers</w:t>
+      </w:r>
+    </w:p>
+    <w:p>
+      <w:pPr>
+        <w:rPr>
+          <w:rFonts w:ascii="Calibri" w:hAnsi="Calibri" w:cs="Calibri"/>
+        </w:rPr>
+      </w:pPr>
+    </w:p>
+    <w:p>
+      <w:pPr>
+        <w:rPr>
+          <w:rFonts w:ascii="Calibri" w:hAnsi="Calibri" w:cs="Calibri"/>
+        </w:rPr>
+      </w:pPr>
+      <w:r>
+        <w:rPr>
+          <w:rFonts w:ascii="Calibri" w:hAnsi="Calibri" w:cs="Calibri"/>
+        </w:rPr>
+        <w:t xml:space="preserve">let </w:t>
+      </w:r>
+      <w:proofErr w:type="spellStart"/>
+      <w:r>
+        <w:rPr>
+          <w:rFonts w:ascii="Calibri" w:hAnsi="Calibri" w:cs="Calibri"/>
+        </w:rPr>
+        <w:t>bookDetails</w:t>
+      </w:r>
+      <w:proofErr w:type="spellEnd"/>
+      <w:proofErr w:type="gramStart"/>
+      <w:r>
+        <w:rPr>
+          <w:rFonts w:ascii="Calibri" w:hAnsi="Calibri" w:cs="Calibri"/>
+        </w:rPr>
+        <w:t>=[</w:t>
+      </w:r>
+      <w:proofErr w:type="gramEnd"/>
+      <w:r>
+        <w:rPr>
+          <w:rFonts w:ascii="Calibri" w:hAnsi="Calibri" w:cs="Calibri"/>
+        </w:rPr>
+        <w:t>"</w:t>
+      </w:r>
+      <w:proofErr w:type="spellStart"/>
+      <w:r>
+        <w:rPr>
+          <w:rFonts w:ascii="Calibri" w:hAnsi="Calibri" w:cs="Calibri"/>
+        </w:rPr>
+        <w:t>Harrypotter</w:t>
+      </w:r>
+      <w:proofErr w:type="spellEnd"/>
+      <w:r>
+        <w:rPr>
+          <w:rFonts w:ascii="Calibri" w:hAnsi="Calibri" w:cs="Calibri"/>
+        </w:rPr>
+        <w:t xml:space="preserve">", '1975', true] //combined of numbers, strings, </w:t>
+      </w:r>
+      <w:proofErr w:type="spellStart"/>
+      <w:r>
+        <w:rPr>
+          <w:rFonts w:ascii="Calibri" w:hAnsi="Calibri" w:cs="Calibri"/>
+        </w:rPr>
+        <w:t>boolean</w:t>
+      </w:r>
+      <w:proofErr w:type="spellEnd"/>
     </w:p>
     <w:p>
       <w:pPr>
@@ -1853,7 +2431,21 @@
           <w:rFonts w:ascii="Calibri" w:hAnsi="Calibri" w:cs="Calibri"/>
         </w:rPr>
         <w:tab/>
-        <w:t>Key1  :  Value1,</w:t>
+        <w:t>Key</w:t>
+      </w:r>
+      <w:proofErr w:type="gramStart"/>
+      <w:r>
+        <w:rPr>
+          <w:rFonts w:ascii="Calibri" w:hAnsi="Calibri" w:cs="Calibri"/>
+        </w:rPr>
+        <w:t>1  :</w:t>
+      </w:r>
+      <w:proofErr w:type="gramEnd"/>
+      <w:r>
+        <w:rPr>
+          <w:rFonts w:ascii="Calibri" w:hAnsi="Calibri" w:cs="Calibri"/>
+        </w:rPr>
+        <w:t xml:space="preserve">  Value1,</w:t>
       </w:r>
     </w:p>
     <w:p>
@@ -1873,7 +2465,21 @@
           <w:rFonts w:ascii="Calibri" w:hAnsi="Calibri" w:cs="Calibri"/>
         </w:rPr>
         <w:tab/>
-        <w:t>Key2  :  Value2</w:t>
+        <w:t>Key</w:t>
+      </w:r>
+      <w:proofErr w:type="gramStart"/>
+      <w:r>
+        <w:rPr>
+          <w:rFonts w:ascii="Calibri" w:hAnsi="Calibri" w:cs="Calibri"/>
+        </w:rPr>
+        <w:t>2  :</w:t>
+      </w:r>
+      <w:proofErr w:type="gramEnd"/>
+      <w:r>
+        <w:rPr>
+          <w:rFonts w:ascii="Calibri" w:hAnsi="Calibri" w:cs="Calibri"/>
+        </w:rPr>
+        <w:t xml:space="preserve">  Value2</w:t>
       </w:r>
     </w:p>
     <w:p>
@@ -1906,8 +2512,37 @@
           <w:rFonts w:ascii="Calibri" w:hAnsi="Calibri" w:cs="Calibri"/>
         </w:rPr>
         <w:tab/>
-        <w:t>KeyN  : ValueN</w:t>
-      </w:r>
+      </w:r>
+      <w:proofErr w:type="spellStart"/>
+      <w:proofErr w:type="gramStart"/>
+      <w:r>
+        <w:rPr>
+          <w:rFonts w:ascii="Calibri" w:hAnsi="Calibri" w:cs="Calibri"/>
+        </w:rPr>
+        <w:t>KeyN</w:t>
+      </w:r>
+      <w:proofErr w:type="spellEnd"/>
+      <w:r>
+        <w:rPr>
+          <w:rFonts w:ascii="Calibri" w:hAnsi="Calibri" w:cs="Calibri"/>
+        </w:rPr>
+        <w:t xml:space="preserve">  :</w:t>
+      </w:r>
+      <w:proofErr w:type="gramEnd"/>
+      <w:r>
+        <w:rPr>
+          <w:rFonts w:ascii="Calibri" w:hAnsi="Calibri" w:cs="Calibri"/>
+        </w:rPr>
+        <w:t xml:space="preserve"> </w:t>
+      </w:r>
+      <w:proofErr w:type="spellStart"/>
+      <w:r>
+        <w:rPr>
+          <w:rFonts w:ascii="Calibri" w:hAnsi="Calibri" w:cs="Calibri"/>
+        </w:rPr>
+        <w:t>ValueN</w:t>
+      </w:r>
+      <w:proofErr w:type="spellEnd"/>
     </w:p>
     <w:p>
       <w:pPr>
@@ -1936,11 +2571,19 @@
           <w:rFonts w:ascii="Calibri" w:hAnsi="Calibri" w:cs="Calibri"/>
         </w:rPr>
       </w:pPr>
-      <w:r>
-        <w:rPr>
-          <w:rFonts w:ascii="Calibri" w:hAnsi="Calibri" w:cs="Calibri"/>
-        </w:rPr>
-        <w:t>Eg:</w:t>
+      <w:proofErr w:type="spellStart"/>
+      <w:r>
+        <w:rPr>
+          <w:rFonts w:ascii="Calibri" w:hAnsi="Calibri" w:cs="Calibri"/>
+        </w:rPr>
+        <w:t>Eg</w:t>
+      </w:r>
+      <w:proofErr w:type="spellEnd"/>
+      <w:r>
+        <w:rPr>
+          <w:rFonts w:ascii="Calibri" w:hAnsi="Calibri" w:cs="Calibri"/>
+        </w:rPr>
+        <w:t>:</w:t>
       </w:r>
       <w:r>
         <w:rPr>
@@ -1958,21 +2601,45 @@
         <w:rPr>
           <w:rFonts w:ascii="Calibri" w:hAnsi="Calibri" w:cs="Calibri"/>
         </w:rPr>
-        <w:t>let CustomerDetails={</w:t>
-      </w:r>
-    </w:p>
-    <w:p>
-      <w:pPr>
-        <w:rPr>
-          <w:rFonts w:ascii="Calibri" w:hAnsi="Calibri" w:cs="Calibri"/>
-        </w:rPr>
-      </w:pPr>
-      <w:r>
-        <w:rPr>
-          <w:rFonts w:ascii="Calibri" w:hAnsi="Calibri" w:cs="Calibri"/>
-        </w:rPr>
-        <w:t>                "Name": "Rohith" ,</w:t>
-      </w:r>
+        <w:t xml:space="preserve">let </w:t>
+      </w:r>
+      <w:proofErr w:type="spellStart"/>
+      <w:r>
+        <w:rPr>
+          <w:rFonts w:ascii="Calibri" w:hAnsi="Calibri" w:cs="Calibri"/>
+        </w:rPr>
+        <w:t>CustomerDetails</w:t>
+      </w:r>
+      <w:proofErr w:type="spellEnd"/>
+      <w:proofErr w:type="gramStart"/>
+      <w:r>
+        <w:rPr>
+          <w:rFonts w:ascii="Calibri" w:hAnsi="Calibri" w:cs="Calibri"/>
+        </w:rPr>
+        <w:t>={</w:t>
+      </w:r>
+      <w:proofErr w:type="gramEnd"/>
+    </w:p>
+    <w:p>
+      <w:pPr>
+        <w:rPr>
+          <w:rFonts w:ascii="Calibri" w:hAnsi="Calibri" w:cs="Calibri"/>
+        </w:rPr>
+      </w:pPr>
+      <w:r>
+        <w:rPr>
+          <w:rFonts w:ascii="Calibri" w:hAnsi="Calibri" w:cs="Calibri"/>
+        </w:rPr>
+        <w:t>                "Name": "Rohith</w:t>
+      </w:r>
+      <w:proofErr w:type="gramStart"/>
+      <w:r>
+        <w:rPr>
+          <w:rFonts w:ascii="Calibri" w:hAnsi="Calibri" w:cs="Calibri"/>
+        </w:rPr>
+        <w:t>" ,</w:t>
+      </w:r>
+      <w:proofErr w:type="gramEnd"/>
     </w:p>
     <w:p>
       <w:pPr>
@@ -1997,7 +2664,21 @@
         <w:rPr>
           <w:rFonts w:ascii="Calibri" w:hAnsi="Calibri" w:cs="Calibri"/>
         </w:rPr>
-        <w:t>                "MobileNumber": "8668XXXXX"    </w:t>
+        <w:t>                "</w:t>
+      </w:r>
+      <w:proofErr w:type="spellStart"/>
+      <w:r>
+        <w:rPr>
+          <w:rFonts w:ascii="Calibri" w:hAnsi="Calibri" w:cs="Calibri"/>
+        </w:rPr>
+        <w:t>MobileNumber</w:t>
+      </w:r>
+      <w:proofErr w:type="spellEnd"/>
+      <w:r>
+        <w:rPr>
+          <w:rFonts w:ascii="Calibri" w:hAnsi="Calibri" w:cs="Calibri"/>
+        </w:rPr>
+        <w:t>": "8668XXXXX"    </w:t>
       </w:r>
     </w:p>
     <w:p>
@@ -2019,11 +2700,27 @@
           <w:rFonts w:ascii="Calibri" w:hAnsi="Calibri" w:cs="Calibri"/>
         </w:rPr>
       </w:pPr>
-      <w:r>
-        <w:rPr>
-          <w:rFonts w:ascii="Calibri" w:hAnsi="Calibri" w:cs="Calibri"/>
-        </w:rPr>
-        <w:t>console.log(CustomerDetails.Name)</w:t>
+      <w:proofErr w:type="gramStart"/>
+      <w:r>
+        <w:rPr>
+          <w:rFonts w:ascii="Calibri" w:hAnsi="Calibri" w:cs="Calibri"/>
+        </w:rPr>
+        <w:t>console.log(</w:t>
+      </w:r>
+      <w:proofErr w:type="spellStart"/>
+      <w:proofErr w:type="gramEnd"/>
+      <w:r>
+        <w:rPr>
+          <w:rFonts w:ascii="Calibri" w:hAnsi="Calibri" w:cs="Calibri"/>
+        </w:rPr>
+        <w:t>CustomerDetails.Name</w:t>
+      </w:r>
+      <w:proofErr w:type="spellEnd"/>
+      <w:r>
+        <w:rPr>
+          <w:rFonts w:ascii="Calibri" w:hAnsi="Calibri" w:cs="Calibri"/>
+        </w:rPr>
+        <w:t>)</w:t>
       </w:r>
     </w:p>
     <w:p>
@@ -2067,21 +2764,57 @@
         <w:rPr>
           <w:rFonts w:ascii="Calibri" w:hAnsi="Calibri" w:cs="Calibri"/>
         </w:rPr>
-        <w:t>Syntax: var dataname= function(){</w:t>
-      </w:r>
-    </w:p>
-    <w:p>
-      <w:pPr>
-        <w:rPr>
-          <w:rFonts w:ascii="Calibri" w:hAnsi="Calibri" w:cs="Calibri"/>
-        </w:rPr>
-      </w:pPr>
-      <w:r>
-        <w:rPr>
-          <w:rFonts w:ascii="Calibri" w:hAnsi="Calibri" w:cs="Calibri"/>
-        </w:rPr>
-        <w:t>Console.log(“Sravani”);</w:t>
-      </w:r>
+        <w:t xml:space="preserve">Syntax: var </w:t>
+      </w:r>
+      <w:proofErr w:type="spellStart"/>
+      <w:r>
+        <w:rPr>
+          <w:rFonts w:ascii="Calibri" w:hAnsi="Calibri" w:cs="Calibri"/>
+        </w:rPr>
+        <w:t>dataname</w:t>
+      </w:r>
+      <w:proofErr w:type="spellEnd"/>
+      <w:r>
+        <w:rPr>
+          <w:rFonts w:ascii="Calibri" w:hAnsi="Calibri" w:cs="Calibri"/>
+        </w:rPr>
+        <w:t xml:space="preserve">= </w:t>
+      </w:r>
+      <w:proofErr w:type="gramStart"/>
+      <w:r>
+        <w:rPr>
+          <w:rFonts w:ascii="Calibri" w:hAnsi="Calibri" w:cs="Calibri"/>
+        </w:rPr>
+        <w:t>function(</w:t>
+      </w:r>
+      <w:proofErr w:type="gramEnd"/>
+      <w:r>
+        <w:rPr>
+          <w:rFonts w:ascii="Calibri" w:hAnsi="Calibri" w:cs="Calibri"/>
+        </w:rPr>
+        <w:t>){</w:t>
+      </w:r>
+    </w:p>
+    <w:p>
+      <w:pPr>
+        <w:rPr>
+          <w:rFonts w:ascii="Calibri" w:hAnsi="Calibri" w:cs="Calibri"/>
+        </w:rPr>
+      </w:pPr>
+      <w:r>
+        <w:rPr>
+          <w:rFonts w:ascii="Calibri" w:hAnsi="Calibri" w:cs="Calibri"/>
+        </w:rPr>
+        <w:t>Console.log(“Sravani”</w:t>
+      </w:r>
+      <w:proofErr w:type="gramStart"/>
+      <w:r>
+        <w:rPr>
+          <w:rFonts w:ascii="Calibri" w:hAnsi="Calibri" w:cs="Calibri"/>
+        </w:rPr>
+        <w:t>);</w:t>
+      </w:r>
+      <w:proofErr w:type="gramEnd"/>
     </w:p>
     <w:p>
       <w:pPr>
@@ -2106,27 +2839,59 @@
         <w:rPr>
           <w:rFonts w:ascii="Calibri" w:hAnsi="Calibri" w:cs="Calibri"/>
         </w:rPr>
-        <w:t>Console.log(dataname);</w:t>
-      </w:r>
-    </w:p>
-    <w:p>
-      <w:pPr>
-        <w:rPr>
-          <w:rFonts w:ascii="Calibri" w:hAnsi="Calibri" w:cs="Calibri"/>
-        </w:rPr>
-      </w:pPr>
-      <w:r>
-        <w:rPr>
-          <w:rFonts w:ascii="Calibri" w:hAnsi="Calibri" w:cs="Calibri"/>
-        </w:rPr>
-        <w:t>If we give console.dir(</w:t>
-      </w:r>
+        <w:t>Console.log(</w:t>
+      </w:r>
+      <w:proofErr w:type="spellStart"/>
       <w:r>
         <w:rPr>
           <w:rFonts w:ascii="Calibri" w:hAnsi="Calibri" w:cs="Calibri"/>
         </w:rPr>
         <w:t>dataname</w:t>
       </w:r>
+      <w:proofErr w:type="spellEnd"/>
+      <w:proofErr w:type="gramStart"/>
+      <w:r>
+        <w:rPr>
+          <w:rFonts w:ascii="Calibri" w:hAnsi="Calibri" w:cs="Calibri"/>
+        </w:rPr>
+        <w:t>);</w:t>
+      </w:r>
+      <w:proofErr w:type="gramEnd"/>
+    </w:p>
+    <w:p>
+      <w:pPr>
+        <w:rPr>
+          <w:rFonts w:ascii="Calibri" w:hAnsi="Calibri" w:cs="Calibri"/>
+        </w:rPr>
+      </w:pPr>
+      <w:r>
+        <w:rPr>
+          <w:rFonts w:ascii="Calibri" w:hAnsi="Calibri" w:cs="Calibri"/>
+        </w:rPr>
+        <w:t xml:space="preserve">If we give </w:t>
+      </w:r>
+      <w:proofErr w:type="spellStart"/>
+      <w:r>
+        <w:rPr>
+          <w:rFonts w:ascii="Calibri" w:hAnsi="Calibri" w:cs="Calibri"/>
+        </w:rPr>
+        <w:t>console.dir</w:t>
+      </w:r>
+      <w:proofErr w:type="spellEnd"/>
+      <w:r>
+        <w:rPr>
+          <w:rFonts w:ascii="Calibri" w:hAnsi="Calibri" w:cs="Calibri"/>
+        </w:rPr>
+        <w:t>(</w:t>
+      </w:r>
+      <w:proofErr w:type="spellStart"/>
+      <w:r>
+        <w:rPr>
+          <w:rFonts w:ascii="Calibri" w:hAnsi="Calibri" w:cs="Calibri"/>
+        </w:rPr>
+        <w:t>dataname</w:t>
+      </w:r>
+      <w:proofErr w:type="spellEnd"/>
       <w:r>
         <w:rPr>
           <w:rFonts w:ascii="Calibri" w:hAnsi="Calibri" w:cs="Calibri"/>
@@ -2154,7 +2919,25 @@
           <w:b/>
           <w:bCs/>
         </w:rPr>
-        <w:t>Grouping the multipe statements in JS</w:t>
+        <w:t xml:space="preserve">Grouping the </w:t>
+      </w:r>
+      <w:proofErr w:type="spellStart"/>
+      <w:r>
+        <w:rPr>
+          <w:rFonts w:ascii="Calibri" w:hAnsi="Calibri" w:cs="Calibri"/>
+          <w:b/>
+          <w:bCs/>
+        </w:rPr>
+        <w:t>multipe</w:t>
+      </w:r>
+      <w:proofErr w:type="spellEnd"/>
+      <w:r>
+        <w:rPr>
+          <w:rFonts w:ascii="Calibri" w:hAnsi="Calibri" w:cs="Calibri"/>
+          <w:b/>
+          <w:bCs/>
+        </w:rPr>
+        <w:t xml:space="preserve"> statements in JS</w:t>
       </w:r>
       <w:r>
         <w:rPr>
@@ -2175,7 +2958,48 @@
         <w:rPr>
           <w:rFonts w:ascii="Calibri" w:hAnsi="Calibri" w:cs="Calibri"/>
         </w:rPr>
-        <w:t>A function is a block of code that groups a set of statements together to perform a specific task. Once the function is defined, you can reuse the set of statements again and anywhere in your program by simply calling that function.</w:t>
+        <w:t xml:space="preserve">Using </w:t>
+      </w:r>
+      <w:proofErr w:type="gramStart"/>
+      <w:r>
+        <w:rPr>
+          <w:rFonts w:ascii="Calibri" w:hAnsi="Calibri" w:cs="Calibri"/>
+        </w:rPr>
+        <w:t>braces{</w:t>
+      </w:r>
+      <w:proofErr w:type="gramEnd"/>
+      <w:r>
+        <w:rPr>
+          <w:rFonts w:ascii="Calibri" w:hAnsi="Calibri" w:cs="Calibri"/>
+        </w:rPr>
+        <w:t>}, we can group statements in JS. This ensures multiple statements are treated as single unit.</w:t>
+      </w:r>
+    </w:p>
+    <w:p>
+      <w:pPr>
+        <w:rPr>
+          <w:rFonts w:ascii="Calibri" w:hAnsi="Calibri" w:cs="Calibri"/>
+        </w:rPr>
+      </w:pPr>
+      <w:r>
+        <w:rPr>
+          <w:rFonts w:ascii="Calibri" w:hAnsi="Calibri" w:cs="Calibri"/>
+        </w:rPr>
+        <w:t xml:space="preserve">A </w:t>
+      </w:r>
+      <w:r>
+        <w:rPr>
+          <w:rFonts w:ascii="Calibri" w:hAnsi="Calibri" w:cs="Calibri"/>
+          <w:b/>
+          <w:bCs/>
+        </w:rPr>
+        <w:t>function</w:t>
+      </w:r>
+      <w:r>
+        <w:rPr>
+          <w:rFonts w:ascii="Calibri" w:hAnsi="Calibri" w:cs="Calibri"/>
+        </w:rPr>
+        <w:t xml:space="preserve"> is a block of code that groups a set of statements together to perform a specific task. Once the function is defined, you can reuse the set of statements again and anywhere in your program by simply calling that function.</w:t>
       </w:r>
     </w:p>
     <w:p>
@@ -2196,19 +3020,34 @@
         <w:rPr>
           <w:rFonts w:ascii="Calibri" w:hAnsi="Calibri" w:cs="Calibri"/>
         </w:rPr>
-        <w:t>function &lt;function name&gt;()</w:t>
-      </w:r>
-    </w:p>
-    <w:p>
-      <w:pPr>
-        <w:rPr>
-          <w:rFonts w:ascii="Calibri" w:hAnsi="Calibri" w:cs="Calibri"/>
-        </w:rPr>
-      </w:pPr>
-      <w:r>
-        <w:rPr>
-          <w:rFonts w:ascii="Calibri" w:hAnsi="Calibri" w:cs="Calibri"/>
-        </w:rPr>
+        <w:t>function &lt;function name</w:t>
+      </w:r>
+      <w:proofErr w:type="gramStart"/>
+      <w:r>
+        <w:rPr>
+          <w:rFonts w:ascii="Calibri" w:hAnsi="Calibri" w:cs="Calibri"/>
+        </w:rPr>
+        <w:t>&gt;(</w:t>
+      </w:r>
+      <w:proofErr w:type="gramEnd"/>
+      <w:r>
+        <w:rPr>
+          <w:rFonts w:ascii="Calibri" w:hAnsi="Calibri" w:cs="Calibri"/>
+        </w:rPr>
+        <w:t>)</w:t>
+      </w:r>
+    </w:p>
+    <w:p>
+      <w:pPr>
+        <w:rPr>
+          <w:rFonts w:ascii="Calibri" w:hAnsi="Calibri" w:cs="Calibri"/>
+        </w:rPr>
+      </w:pPr>
+      <w:r>
+        <w:rPr>
+          <w:rFonts w:ascii="Calibri" w:hAnsi="Calibri" w:cs="Calibri"/>
+        </w:rPr>
+        <w:lastRenderedPageBreak/>
         <w:t>{</w:t>
       </w:r>
     </w:p>
@@ -2218,39 +3057,936 @@
           <w:rFonts w:ascii="Calibri" w:hAnsi="Calibri" w:cs="Calibri"/>
         </w:rPr>
       </w:pPr>
+      <w:proofErr w:type="gramStart"/>
+      <w:r>
+        <w:rPr>
+          <w:rFonts w:ascii="Calibri" w:hAnsi="Calibri" w:cs="Calibri"/>
+        </w:rPr>
+        <w:t>Sta</w:t>
+      </w:r>
+      <w:r>
+        <w:rPr>
+          <w:rFonts w:ascii="Calibri" w:hAnsi="Calibri" w:cs="Calibri"/>
+        </w:rPr>
+        <w:t>t</w:t>
+      </w:r>
+      <w:r>
+        <w:rPr>
+          <w:rFonts w:ascii="Calibri" w:hAnsi="Calibri" w:cs="Calibri"/>
+        </w:rPr>
+        <w:t>ement1;</w:t>
+      </w:r>
+      <w:proofErr w:type="gramEnd"/>
+    </w:p>
+    <w:p>
+      <w:pPr>
+        <w:rPr>
+          <w:rFonts w:ascii="Calibri" w:hAnsi="Calibri" w:cs="Calibri"/>
+        </w:rPr>
+      </w:pPr>
+      <w:proofErr w:type="gramStart"/>
+      <w:r>
+        <w:rPr>
+          <w:rFonts w:ascii="Calibri" w:hAnsi="Calibri" w:cs="Calibri"/>
+        </w:rPr>
+        <w:t>Statement2;</w:t>
+      </w:r>
+      <w:proofErr w:type="gramEnd"/>
+    </w:p>
+    <w:p>
+      <w:pPr>
+        <w:rPr>
+          <w:rFonts w:ascii="Calibri" w:hAnsi="Calibri" w:cs="Calibri"/>
+        </w:rPr>
+      </w:pPr>
+      <w:r>
+        <w:rPr>
+          <w:rFonts w:ascii="Calibri" w:hAnsi="Calibri" w:cs="Calibri"/>
+        </w:rPr>
+        <w:t>…</w:t>
+      </w:r>
+    </w:p>
+    <w:p>
+      <w:pPr>
+        <w:rPr>
+          <w:rFonts w:ascii="Calibri" w:hAnsi="Calibri" w:cs="Calibri"/>
+        </w:rPr>
+      </w:pPr>
+      <w:r>
+        <w:rPr>
+          <w:rFonts w:ascii="Calibri" w:hAnsi="Calibri" w:cs="Calibri"/>
+        </w:rPr>
+        <w:t>}</w:t>
+      </w:r>
+    </w:p>
+    <w:p>
+      <w:pPr>
+        <w:rPr>
+          <w:rFonts w:ascii="Calibri" w:hAnsi="Calibri" w:cs="Calibri"/>
+          <w:b/>
+          <w:bCs/>
+          <w:u w:val="single"/>
+        </w:rPr>
+      </w:pPr>
+      <w:r>
+        <w:rPr>
+          <w:rFonts w:ascii="Calibri" w:hAnsi="Calibri" w:cs="Calibri"/>
+          <w:b/>
+          <w:bCs/>
+          <w:u w:val="single"/>
+        </w:rPr>
+        <w:t>Key points:</w:t>
+      </w:r>
+    </w:p>
+    <w:p>
+      <w:pPr>
+        <w:pStyle w:val="ListParagraph"/>
+        <w:numPr>
+          <w:ilvl w:val="0"/>
+          <w:numId w:val="5"/>
+        </w:numPr>
+        <w:rPr>
+          <w:rFonts w:ascii="Calibri" w:hAnsi="Calibri" w:cs="Calibri"/>
+          <w:b/>
+          <w:bCs/>
+        </w:rPr>
+      </w:pPr>
+      <w:r>
+        <w:rPr>
+          <w:rFonts w:ascii="Calibri" w:hAnsi="Calibri" w:cs="Calibri"/>
+          <w:b/>
+          <w:bCs/>
+        </w:rPr>
+        <w:t xml:space="preserve">Function Declaration: </w:t>
+      </w:r>
+      <w:r>
+        <w:rPr>
+          <w:rFonts w:ascii="Calibri" w:hAnsi="Calibri" w:cs="Calibri"/>
+        </w:rPr>
+        <w:t>Define a function with a name and the task it performs.</w:t>
+      </w:r>
+    </w:p>
+    <w:p>
+      <w:pPr>
+        <w:pStyle w:val="ListParagraph"/>
+        <w:numPr>
+          <w:ilvl w:val="0"/>
+          <w:numId w:val="5"/>
+        </w:numPr>
+        <w:rPr>
+          <w:rFonts w:ascii="Calibri" w:hAnsi="Calibri" w:cs="Calibri"/>
+          <w:b/>
+          <w:bCs/>
+        </w:rPr>
+      </w:pPr>
+      <w:r>
+        <w:rPr>
+          <w:rFonts w:ascii="Calibri" w:hAnsi="Calibri" w:cs="Calibri"/>
+          <w:b/>
+          <w:bCs/>
+        </w:rPr>
+        <w:t xml:space="preserve">Calling a function: </w:t>
+      </w:r>
+      <w:r>
+        <w:rPr>
+          <w:rFonts w:ascii="Calibri" w:hAnsi="Calibri" w:cs="Calibri"/>
+        </w:rPr>
+        <w:t xml:space="preserve"> You can run the function by </w:t>
+      </w:r>
+      <w:proofErr w:type="gramStart"/>
+      <w:r>
+        <w:rPr>
+          <w:rFonts w:ascii="Calibri" w:hAnsi="Calibri" w:cs="Calibri"/>
+        </w:rPr>
+        <w:t>it’s</w:t>
+      </w:r>
+      <w:proofErr w:type="gramEnd"/>
+      <w:r>
+        <w:rPr>
+          <w:rFonts w:ascii="Calibri" w:hAnsi="Calibri" w:cs="Calibri"/>
+        </w:rPr>
+        <w:t xml:space="preserve"> name, optionally passing values to it.</w:t>
+      </w:r>
+    </w:p>
+    <w:p>
+      <w:pPr>
+        <w:pStyle w:val="ListParagraph"/>
+        <w:numPr>
+          <w:ilvl w:val="0"/>
+          <w:numId w:val="5"/>
+        </w:numPr>
+        <w:rPr>
+          <w:rFonts w:ascii="Calibri" w:hAnsi="Calibri" w:cs="Calibri"/>
+          <w:b/>
+          <w:bCs/>
+        </w:rPr>
+      </w:pPr>
+      <w:r>
+        <w:rPr>
+          <w:rFonts w:ascii="Calibri" w:hAnsi="Calibri" w:cs="Calibri"/>
+          <w:b/>
+          <w:bCs/>
+        </w:rPr>
+        <w:t xml:space="preserve">Reusability: </w:t>
+      </w:r>
+      <w:r>
+        <w:rPr>
+          <w:rFonts w:ascii="Calibri" w:hAnsi="Calibri" w:cs="Calibri"/>
+        </w:rPr>
+        <w:t>Functions allow you to reuse code making your code cleaner and more efficient.</w:t>
+      </w:r>
+    </w:p>
+    <w:p>
+      <w:pPr>
+        <w:rPr>
+          <w:rFonts w:ascii="Calibri" w:hAnsi="Calibri" w:cs="Calibri"/>
+          <w:b/>
+          <w:bCs/>
+          <w:u w:val="single"/>
+        </w:rPr>
+      </w:pPr>
+      <w:r>
+        <w:rPr>
+          <w:rFonts w:ascii="Calibri" w:hAnsi="Calibri" w:cs="Calibri"/>
+          <w:b/>
+          <w:bCs/>
+          <w:u w:val="single"/>
+        </w:rPr>
+        <w:t>Styles in output:</w:t>
+      </w:r>
+    </w:p>
+    <w:p>
+      <w:pPr>
+        <w:rPr>
+          <w:rFonts w:ascii="Calibri" w:hAnsi="Calibri" w:cs="Calibri"/>
+        </w:rPr>
+      </w:pPr>
+      <w:r>
+        <w:rPr>
+          <w:rFonts w:ascii="Calibri" w:hAnsi="Calibri" w:cs="Calibri"/>
+        </w:rPr>
+        <w:t xml:space="preserve">We can style the output we get using some </w:t>
+      </w:r>
+      <w:r>
+        <w:rPr>
+          <w:rFonts w:ascii="Calibri" w:hAnsi="Calibri" w:cs="Calibri"/>
+          <w:b/>
+          <w:bCs/>
+        </w:rPr>
+        <w:t>%c</w:t>
+      </w:r>
+      <w:r>
+        <w:rPr>
+          <w:rFonts w:ascii="Calibri" w:hAnsi="Calibri" w:cs="Calibri"/>
+        </w:rPr>
+        <w:t xml:space="preserve"> in console.log statement.</w:t>
+      </w:r>
+    </w:p>
+    <w:p>
+      <w:pPr>
+        <w:rPr>
+          <w:rFonts w:ascii="Calibri" w:hAnsi="Calibri" w:cs="Calibri"/>
+        </w:rPr>
+      </w:pPr>
+      <w:proofErr w:type="spellStart"/>
+      <w:r>
+        <w:rPr>
+          <w:rFonts w:ascii="Calibri" w:hAnsi="Calibri" w:cs="Calibri"/>
+        </w:rPr>
+        <w:t>Eg</w:t>
+      </w:r>
+      <w:proofErr w:type="spellEnd"/>
+      <w:r>
+        <w:rPr>
+          <w:rFonts w:ascii="Calibri" w:hAnsi="Calibri" w:cs="Calibri"/>
+        </w:rPr>
+        <w:t>: console.log(“JavaScript”) -</w:t>
+      </w:r>
+      <w:r>
+        <w:rPr>
+          <w:rFonts w:ascii="Calibri" w:hAnsi="Calibri" w:cs="Calibri"/>
+        </w:rPr>
+        <w:sym w:font="Wingdings" w:char="F0E0"/>
+      </w:r>
+      <w:r>
+        <w:rPr>
+          <w:rFonts w:ascii="Calibri" w:hAnsi="Calibri" w:cs="Calibri"/>
+        </w:rPr>
+        <w:t xml:space="preserve"> this prints the output normally</w:t>
+      </w:r>
+    </w:p>
+    <w:p>
+      <w:pPr>
+        <w:rPr>
+          <w:rFonts w:ascii="Calibri" w:hAnsi="Calibri" w:cs="Calibri"/>
+        </w:rPr>
+      </w:pPr>
+      <w:proofErr w:type="gramStart"/>
+      <w:r>
+        <w:rPr>
+          <w:rFonts w:ascii="Calibri" w:hAnsi="Calibri" w:cs="Calibri"/>
+        </w:rPr>
+        <w:t>Console.log(</w:t>
+      </w:r>
+      <w:proofErr w:type="gramEnd"/>
+      <w:r>
+        <w:rPr>
+          <w:rFonts w:ascii="Calibri" w:hAnsi="Calibri" w:cs="Calibri"/>
+        </w:rPr>
+        <w:t>“%c JavaScript, “</w:t>
+      </w:r>
+      <w:proofErr w:type="spellStart"/>
+      <w:r>
+        <w:rPr>
+          <w:rFonts w:ascii="Calibri" w:hAnsi="Calibri" w:cs="Calibri"/>
+        </w:rPr>
+        <w:t>color:blue</w:t>
+      </w:r>
+      <w:proofErr w:type="spellEnd"/>
+      <w:r>
+        <w:rPr>
+          <w:rFonts w:ascii="Calibri" w:hAnsi="Calibri" w:cs="Calibri"/>
+        </w:rPr>
+        <w:t xml:space="preserve">”) </w:t>
+      </w:r>
+      <w:r>
+        <w:rPr>
+          <w:rFonts w:ascii="Calibri" w:hAnsi="Calibri" w:cs="Calibri"/>
+        </w:rPr>
+        <w:sym w:font="Wingdings" w:char="F0E0"/>
+      </w:r>
+      <w:r>
+        <w:rPr>
+          <w:rFonts w:ascii="Calibri" w:hAnsi="Calibri" w:cs="Calibri"/>
+        </w:rPr>
+        <w:t xml:space="preserve"> Prints the output with blue </w:t>
+      </w:r>
+      <w:proofErr w:type="spellStart"/>
+      <w:r>
+        <w:rPr>
+          <w:rFonts w:ascii="Calibri" w:hAnsi="Calibri" w:cs="Calibri"/>
+        </w:rPr>
+        <w:t>color</w:t>
+      </w:r>
+      <w:proofErr w:type="spellEnd"/>
+    </w:p>
+    <w:p>
+      <w:pPr>
+        <w:pStyle w:val="ListParagraph"/>
+        <w:numPr>
+          <w:ilvl w:val="0"/>
+          <w:numId w:val="2"/>
+        </w:numPr>
+        <w:rPr>
+          <w:rFonts w:ascii="Calibri" w:hAnsi="Calibri" w:cs="Calibri"/>
+        </w:rPr>
+      </w:pPr>
+      <w:r>
+        <w:rPr>
+          <w:rFonts w:ascii="Calibri" w:hAnsi="Calibri" w:cs="Calibri"/>
+        </w:rPr>
+        <w:t xml:space="preserve">We can even put background </w:t>
+      </w:r>
+      <w:proofErr w:type="spellStart"/>
+      <w:r>
+        <w:rPr>
+          <w:rFonts w:ascii="Calibri" w:hAnsi="Calibri" w:cs="Calibri"/>
+        </w:rPr>
+        <w:t>color</w:t>
+      </w:r>
+      <w:proofErr w:type="spellEnd"/>
+      <w:r>
+        <w:rPr>
+          <w:rFonts w:ascii="Calibri" w:hAnsi="Calibri" w:cs="Calibri"/>
+        </w:rPr>
+        <w:t xml:space="preserve"> and apply different styles.</w:t>
+      </w:r>
+    </w:p>
+    <w:p>
+      <w:pPr>
+        <w:jc w:val="center"/>
+        <w:rPr>
+          <w:rFonts w:ascii="Calibri" w:hAnsi="Calibri" w:cs="Calibri"/>
+          <w:sz w:val="24"/>
+          <w:szCs w:val="24"/>
+          <w:u w:val="single"/>
+        </w:rPr>
+      </w:pPr>
+      <w:r>
+        <w:rPr>
+          <w:rFonts w:ascii="Calibri" w:hAnsi="Calibri" w:cs="Calibri"/>
+          <w:sz w:val="24"/>
+          <w:szCs w:val="24"/>
+          <w:highlight w:val="yellow"/>
+          <w:u w:val="single"/>
+        </w:rPr>
+        <w:t>Function Input types</w:t>
+      </w:r>
+    </w:p>
+    <w:p>
+      <w:pPr>
+        <w:pStyle w:val="ListParagraph"/>
+        <w:numPr>
+          <w:ilvl w:val="0"/>
+          <w:numId w:val="2"/>
+        </w:numPr>
+        <w:rPr>
+          <w:rFonts w:ascii="Calibri" w:hAnsi="Calibri" w:cs="Calibri"/>
+        </w:rPr>
+      </w:pPr>
+      <w:r>
+        <w:rPr>
+          <w:rFonts w:ascii="Calibri" w:hAnsi="Calibri" w:cs="Calibri"/>
+        </w:rPr>
+        <w:t>Functions can take inpu</w:t>
+      </w:r>
+      <w:r>
+        <w:rPr>
+          <w:rFonts w:ascii="Calibri" w:hAnsi="Calibri" w:cs="Calibri"/>
+        </w:rPr>
+        <w:t xml:space="preserve">ts known as </w:t>
+      </w:r>
+      <w:r>
+        <w:rPr>
+          <w:rFonts w:ascii="Calibri" w:hAnsi="Calibri" w:cs="Calibri"/>
+          <w:b/>
+          <w:bCs/>
+        </w:rPr>
+        <w:t xml:space="preserve">Parameters. </w:t>
+      </w:r>
+      <w:r>
+        <w:rPr>
+          <w:rFonts w:ascii="Calibri" w:hAnsi="Calibri" w:cs="Calibri"/>
+        </w:rPr>
+        <w:t xml:space="preserve">These inputs </w:t>
+      </w:r>
+      <w:proofErr w:type="gramStart"/>
+      <w:r>
+        <w:rPr>
+          <w:rFonts w:ascii="Calibri" w:hAnsi="Calibri" w:cs="Calibri"/>
+        </w:rPr>
+        <w:t>allows</w:t>
+      </w:r>
+      <w:proofErr w:type="gramEnd"/>
+      <w:r>
+        <w:rPr>
+          <w:rFonts w:ascii="Calibri" w:hAnsi="Calibri" w:cs="Calibri"/>
+        </w:rPr>
+        <w:t xml:space="preserve"> you to pass data into the function when you call it.</w:t>
+      </w:r>
+    </w:p>
+    <w:p>
+      <w:pPr>
+        <w:pStyle w:val="ListParagraph"/>
+        <w:numPr>
+          <w:ilvl w:val="0"/>
+          <w:numId w:val="2"/>
+        </w:numPr>
+        <w:rPr>
+          <w:rFonts w:ascii="Calibri" w:hAnsi="Calibri" w:cs="Calibri"/>
+        </w:rPr>
+      </w:pPr>
+      <w:r>
+        <w:rPr>
+          <w:rFonts w:ascii="Calibri" w:hAnsi="Calibri" w:cs="Calibri"/>
+          <w:b/>
+          <w:bCs/>
+        </w:rPr>
+        <w:t xml:space="preserve">Parameters </w:t>
+      </w:r>
+      <w:r>
+        <w:rPr>
+          <w:rFonts w:ascii="Calibri" w:hAnsi="Calibri" w:cs="Calibri"/>
+        </w:rPr>
+        <w:t>are defined in the function declaration and acts as placeholders.</w:t>
+      </w:r>
+    </w:p>
+    <w:p>
+      <w:pPr>
+        <w:pStyle w:val="ListParagraph"/>
+        <w:numPr>
+          <w:ilvl w:val="0"/>
+          <w:numId w:val="2"/>
+        </w:numPr>
+        <w:rPr>
+          <w:rFonts w:ascii="Calibri" w:hAnsi="Calibri" w:cs="Calibri"/>
+        </w:rPr>
+      </w:pPr>
+      <w:r>
+        <w:rPr>
+          <w:rFonts w:ascii="Calibri" w:hAnsi="Calibri" w:cs="Calibri"/>
+          <w:b/>
+          <w:bCs/>
+        </w:rPr>
+        <w:t>Arguments</w:t>
+      </w:r>
+      <w:r>
+        <w:rPr>
+          <w:rFonts w:ascii="Calibri" w:hAnsi="Calibri" w:cs="Calibri"/>
+        </w:rPr>
+        <w:t xml:space="preserve"> are actual values you provide when you call the function.</w:t>
+      </w:r>
+    </w:p>
+    <w:p>
+      <w:pPr>
+        <w:rPr>
+          <w:rFonts w:ascii="Calibri" w:hAnsi="Calibri" w:cs="Calibri"/>
+        </w:rPr>
+      </w:pPr>
+      <w:proofErr w:type="spellStart"/>
+      <w:r>
+        <w:rPr>
+          <w:rFonts w:ascii="Calibri" w:hAnsi="Calibri" w:cs="Calibri"/>
+        </w:rPr>
+        <w:t>Eg</w:t>
+      </w:r>
+      <w:proofErr w:type="spellEnd"/>
+      <w:r>
+        <w:rPr>
+          <w:rFonts w:ascii="Calibri" w:hAnsi="Calibri" w:cs="Calibri"/>
+        </w:rPr>
+        <w:t xml:space="preserve">:   </w:t>
+      </w:r>
+      <w:r>
+        <w:rPr>
+          <w:rFonts w:ascii="Calibri" w:hAnsi="Calibri" w:cs="Calibri"/>
+        </w:rPr>
+        <w:tab/>
+        <w:t xml:space="preserve">function </w:t>
+      </w:r>
+      <w:proofErr w:type="spellStart"/>
+      <w:proofErr w:type="gramStart"/>
+      <w:r>
+        <w:rPr>
+          <w:rFonts w:ascii="Calibri" w:hAnsi="Calibri" w:cs="Calibri"/>
+        </w:rPr>
+        <w:t>ShowBookDetails</w:t>
+      </w:r>
+      <w:proofErr w:type="spellEnd"/>
+      <w:r>
+        <w:rPr>
+          <w:rFonts w:ascii="Calibri" w:hAnsi="Calibri" w:cs="Calibri"/>
+        </w:rPr>
+        <w:t>(</w:t>
+      </w:r>
+      <w:proofErr w:type="spellStart"/>
+      <w:proofErr w:type="gramEnd"/>
+      <w:r>
+        <w:rPr>
+          <w:rFonts w:ascii="Calibri" w:hAnsi="Calibri" w:cs="Calibri"/>
+        </w:rPr>
+        <w:t>AuthorName</w:t>
+      </w:r>
+      <w:proofErr w:type="spellEnd"/>
+      <w:r>
+        <w:rPr>
+          <w:rFonts w:ascii="Calibri" w:hAnsi="Calibri" w:cs="Calibri"/>
+        </w:rPr>
+        <w:t xml:space="preserve">, </w:t>
+      </w:r>
+      <w:proofErr w:type="spellStart"/>
+      <w:r>
+        <w:rPr>
+          <w:rFonts w:ascii="Calibri" w:hAnsi="Calibri" w:cs="Calibri"/>
+        </w:rPr>
+        <w:t>DateOfBirth</w:t>
+      </w:r>
+      <w:proofErr w:type="spellEnd"/>
+      <w:r>
+        <w:rPr>
+          <w:rFonts w:ascii="Calibri" w:hAnsi="Calibri" w:cs="Calibri"/>
+        </w:rPr>
+        <w:t xml:space="preserve">, </w:t>
+      </w:r>
+      <w:proofErr w:type="spellStart"/>
+      <w:r>
+        <w:rPr>
+          <w:rFonts w:ascii="Calibri" w:hAnsi="Calibri" w:cs="Calibri"/>
+        </w:rPr>
+        <w:t>PublishedDate</w:t>
+      </w:r>
+      <w:proofErr w:type="spellEnd"/>
+      <w:r>
+        <w:rPr>
+          <w:rFonts w:ascii="Calibri" w:hAnsi="Calibri" w:cs="Calibri"/>
+        </w:rPr>
+        <w:t>){</w:t>
+      </w:r>
+    </w:p>
+    <w:p>
+      <w:pPr>
+        <w:rPr>
+          <w:rFonts w:ascii="Calibri" w:hAnsi="Calibri" w:cs="Calibri"/>
+        </w:rPr>
+      </w:pPr>
+      <w:proofErr w:type="gramStart"/>
+      <w:r>
+        <w:rPr>
+          <w:rFonts w:ascii="Calibri" w:hAnsi="Calibri" w:cs="Calibri"/>
+        </w:rPr>
+        <w:t>Console.log(</w:t>
+      </w:r>
+      <w:proofErr w:type="spellStart"/>
+      <w:proofErr w:type="gramEnd"/>
+      <w:r>
+        <w:rPr>
+          <w:rFonts w:ascii="Calibri" w:hAnsi="Calibri" w:cs="Calibri"/>
+        </w:rPr>
+        <w:t>AuthorName</w:t>
+      </w:r>
+      <w:proofErr w:type="spellEnd"/>
+      <w:r>
+        <w:rPr>
+          <w:rFonts w:ascii="Calibri" w:hAnsi="Calibri" w:cs="Calibri"/>
+        </w:rPr>
+        <w:t>);</w:t>
+      </w:r>
+    </w:p>
+    <w:p>
+      <w:pPr>
+        <w:rPr>
+          <w:rFonts w:ascii="Calibri" w:hAnsi="Calibri" w:cs="Calibri"/>
+        </w:rPr>
+      </w:pPr>
+      <w:proofErr w:type="gramStart"/>
+      <w:r>
+        <w:rPr>
+          <w:rFonts w:ascii="Calibri" w:hAnsi="Calibri" w:cs="Calibri"/>
+        </w:rPr>
+        <w:t>Console.log(</w:t>
+      </w:r>
+      <w:proofErr w:type="spellStart"/>
+      <w:proofErr w:type="gramEnd"/>
+      <w:r>
+        <w:rPr>
+          <w:rFonts w:ascii="Calibri" w:hAnsi="Calibri" w:cs="Calibri"/>
+        </w:rPr>
+        <w:t>DateOfBirth</w:t>
+      </w:r>
+      <w:proofErr w:type="spellEnd"/>
+      <w:r>
+        <w:rPr>
+          <w:rFonts w:ascii="Calibri" w:hAnsi="Calibri" w:cs="Calibri"/>
+        </w:rPr>
+        <w:t>);</w:t>
+      </w:r>
+    </w:p>
+    <w:p>
+      <w:pPr>
+        <w:rPr>
+          <w:rFonts w:ascii="Calibri" w:hAnsi="Calibri" w:cs="Calibri"/>
+        </w:rPr>
+      </w:pPr>
+      <w:proofErr w:type="gramStart"/>
+      <w:r>
+        <w:rPr>
+          <w:rFonts w:ascii="Calibri" w:hAnsi="Calibri" w:cs="Calibri"/>
+        </w:rPr>
+        <w:t>Console.log(</w:t>
+      </w:r>
+      <w:proofErr w:type="spellStart"/>
+      <w:proofErr w:type="gramEnd"/>
+      <w:r>
+        <w:rPr>
+          <w:rFonts w:ascii="Calibri" w:hAnsi="Calibri" w:cs="Calibri"/>
+        </w:rPr>
+        <w:t>PublishedDate</w:t>
+      </w:r>
+      <w:proofErr w:type="spellEnd"/>
+      <w:r>
+        <w:rPr>
+          <w:rFonts w:ascii="Calibri" w:hAnsi="Calibri" w:cs="Calibri"/>
+        </w:rPr>
+        <w:t>);</w:t>
+      </w:r>
+    </w:p>
+    <w:p>
+      <w:pPr>
+        <w:rPr>
+          <w:rFonts w:ascii="Calibri" w:hAnsi="Calibri" w:cs="Calibri"/>
+        </w:rPr>
+      </w:pPr>
+      <w:r>
+        <w:rPr>
+          <w:rFonts w:ascii="Calibri" w:hAnsi="Calibri" w:cs="Calibri"/>
+        </w:rPr>
+        <w:t>}</w:t>
+      </w:r>
+    </w:p>
+    <w:p>
+      <w:pPr>
+        <w:rPr>
+          <w:rFonts w:ascii="Calibri" w:hAnsi="Calibri" w:cs="Calibri"/>
+        </w:rPr>
+      </w:pPr>
+      <w:proofErr w:type="spellStart"/>
+      <w:proofErr w:type="gramStart"/>
+      <w:r>
+        <w:rPr>
+          <w:rFonts w:ascii="Calibri" w:hAnsi="Calibri" w:cs="Calibri"/>
+        </w:rPr>
+        <w:t>ShowBookDetails</w:t>
+      </w:r>
+      <w:proofErr w:type="spellEnd"/>
+      <w:r>
+        <w:rPr>
+          <w:rFonts w:ascii="Calibri" w:hAnsi="Calibri" w:cs="Calibri"/>
+        </w:rPr>
+        <w:t>(</w:t>
+      </w:r>
+      <w:proofErr w:type="gramEnd"/>
+      <w:r>
+        <w:rPr>
+          <w:rFonts w:ascii="Calibri" w:hAnsi="Calibri" w:cs="Calibri"/>
+        </w:rPr>
+        <w:t>“Rabindranath Tagore”, “May 7 1891”, “March 14 1941”);</w:t>
+      </w:r>
+    </w:p>
+    <w:p>
+      <w:pPr>
+        <w:rPr>
+          <w:rFonts w:ascii="Calibri" w:hAnsi="Calibri" w:cs="Calibri"/>
+          <w:b/>
+          <w:bCs/>
+          <w:u w:val="single"/>
+        </w:rPr>
+      </w:pPr>
+      <w:r>
+        <w:rPr>
+          <w:rFonts w:ascii="Calibri" w:hAnsi="Calibri" w:cs="Calibri"/>
+          <w:b/>
+          <w:bCs/>
+          <w:u w:val="single"/>
+        </w:rPr>
+        <w:t>Types of parameters:</w:t>
+      </w:r>
+    </w:p>
+    <w:p>
+      <w:pPr>
+        <w:pStyle w:val="ListParagraph"/>
+        <w:numPr>
+          <w:ilvl w:val="0"/>
+          <w:numId w:val="7"/>
+        </w:numPr>
+        <w:rPr>
+          <w:rFonts w:ascii="Calibri" w:hAnsi="Calibri" w:cs="Calibri"/>
+          <w:b/>
+          <w:bCs/>
+        </w:rPr>
+      </w:pPr>
+      <w:r>
+        <w:rPr>
+          <w:rFonts w:ascii="Calibri" w:hAnsi="Calibri" w:cs="Calibri"/>
+          <w:b/>
+          <w:bCs/>
+        </w:rPr>
+        <w:t xml:space="preserve">Optional Parameters: </w:t>
+      </w:r>
+      <w:r>
+        <w:rPr>
+          <w:rFonts w:ascii="Calibri" w:hAnsi="Calibri" w:cs="Calibri"/>
+        </w:rPr>
+        <w:t>May or may not be provided when calling a function. If they are not provided, they are typically treated as “undefined”.</w:t>
+      </w:r>
+    </w:p>
+    <w:p>
+      <w:pPr>
+        <w:pStyle w:val="ListParagraph"/>
+        <w:numPr>
+          <w:ilvl w:val="0"/>
+          <w:numId w:val="7"/>
+        </w:numPr>
+        <w:rPr>
+          <w:rFonts w:ascii="Calibri" w:hAnsi="Calibri" w:cs="Calibri"/>
+          <w:b/>
+          <w:bCs/>
+        </w:rPr>
+      </w:pPr>
+      <w:r>
+        <w:rPr>
+          <w:rFonts w:ascii="Calibri" w:hAnsi="Calibri" w:cs="Calibri"/>
+          <w:b/>
+          <w:bCs/>
+        </w:rPr>
+        <w:t xml:space="preserve">Default parameters: </w:t>
+      </w:r>
+      <w:r>
+        <w:rPr>
+          <w:rFonts w:ascii="Calibri" w:hAnsi="Calibri" w:cs="Calibri"/>
+        </w:rPr>
+        <w:t>Allows you to set a default value for a parameter if no argument is passed.</w:t>
+      </w:r>
+    </w:p>
+    <w:p>
+      <w:pPr>
+        <w:pStyle w:val="ListParagraph"/>
+        <w:numPr>
+          <w:ilvl w:val="0"/>
+          <w:numId w:val="7"/>
+        </w:numPr>
+        <w:rPr>
+          <w:rFonts w:ascii="Calibri" w:hAnsi="Calibri" w:cs="Calibri"/>
+          <w:b/>
+          <w:bCs/>
+        </w:rPr>
+      </w:pPr>
+      <w:r>
+        <w:rPr>
+          <w:rFonts w:ascii="Calibri" w:hAnsi="Calibri" w:cs="Calibri"/>
+          <w:b/>
+          <w:bCs/>
+        </w:rPr>
+        <w:t xml:space="preserve">Rest Parameters: </w:t>
+      </w:r>
+      <w:r>
+        <w:rPr>
+          <w:rFonts w:ascii="Calibri" w:hAnsi="Calibri" w:cs="Calibri"/>
+        </w:rPr>
+        <w:t>Allows a function to accept an indefinite no. of arguments as an array. They are useful when you don’t know how many inputs you will pass to the function.</w:t>
+      </w:r>
+    </w:p>
+    <w:p>
+      <w:pPr>
+        <w:rPr>
+          <w:rFonts w:ascii="Calibri" w:hAnsi="Calibri" w:cs="Calibri"/>
+          <w:b/>
+          <w:bCs/>
+          <w:u w:val="single"/>
+        </w:rPr>
+      </w:pPr>
+      <w:r>
+        <w:rPr>
+          <w:rFonts w:ascii="Calibri" w:hAnsi="Calibri" w:cs="Calibri"/>
+          <w:b/>
+          <w:bCs/>
+          <w:u w:val="single"/>
+        </w:rPr>
+        <w:t>Optional Parameters:</w:t>
+      </w:r>
+    </w:p>
+    <w:p>
+      <w:pPr>
+        <w:rPr>
+          <w:rFonts w:ascii="Calibri" w:hAnsi="Calibri" w:cs="Calibri"/>
+        </w:rPr>
+      </w:pPr>
+      <w:proofErr w:type="spellStart"/>
+      <w:r>
+        <w:rPr>
+          <w:rFonts w:ascii="Calibri" w:hAnsi="Calibri" w:cs="Calibri"/>
+        </w:rPr>
+        <w:t>Eg</w:t>
+      </w:r>
+      <w:proofErr w:type="spellEnd"/>
+      <w:r>
+        <w:rPr>
+          <w:rFonts w:ascii="Calibri" w:hAnsi="Calibri" w:cs="Calibri"/>
+        </w:rPr>
+        <w:t xml:space="preserve">:  function </w:t>
+      </w:r>
+      <w:proofErr w:type="spellStart"/>
+      <w:proofErr w:type="gramStart"/>
+      <w:r>
+        <w:rPr>
+          <w:rFonts w:ascii="Calibri" w:hAnsi="Calibri" w:cs="Calibri"/>
+        </w:rPr>
+        <w:t>ShowBookDetails</w:t>
+      </w:r>
+      <w:proofErr w:type="spellEnd"/>
+      <w:r>
+        <w:rPr>
+          <w:rFonts w:ascii="Calibri" w:hAnsi="Calibri" w:cs="Calibri"/>
+        </w:rPr>
+        <w:t>(</w:t>
+      </w:r>
+      <w:proofErr w:type="spellStart"/>
+      <w:proofErr w:type="gramEnd"/>
+      <w:r>
+        <w:rPr>
+          <w:rFonts w:ascii="Calibri" w:hAnsi="Calibri" w:cs="Calibri"/>
+        </w:rPr>
+        <w:t>bookName</w:t>
+      </w:r>
+      <w:proofErr w:type="spellEnd"/>
+      <w:r>
+        <w:rPr>
+          <w:rFonts w:ascii="Calibri" w:hAnsi="Calibri" w:cs="Calibri"/>
+        </w:rPr>
+        <w:t xml:space="preserve">, </w:t>
+      </w:r>
+      <w:proofErr w:type="spellStart"/>
+      <w:r>
+        <w:rPr>
+          <w:rFonts w:ascii="Calibri" w:hAnsi="Calibri" w:cs="Calibri"/>
+        </w:rPr>
+        <w:t>AuthorName</w:t>
+      </w:r>
+      <w:proofErr w:type="spellEnd"/>
+      <w:r>
+        <w:rPr>
+          <w:rFonts w:ascii="Calibri" w:hAnsi="Calibri" w:cs="Calibri"/>
+        </w:rPr>
+        <w:t xml:space="preserve">, </w:t>
+      </w:r>
+      <w:proofErr w:type="spellStart"/>
+      <w:r>
+        <w:rPr>
+          <w:rFonts w:ascii="Calibri" w:hAnsi="Calibri" w:cs="Calibri"/>
+        </w:rPr>
+        <w:t>DateOfBirth</w:t>
+      </w:r>
+      <w:proofErr w:type="spellEnd"/>
+      <w:r>
+        <w:rPr>
+          <w:rFonts w:ascii="Calibri" w:hAnsi="Calibri" w:cs="Calibri"/>
+        </w:rPr>
+        <w:t xml:space="preserve">, </w:t>
+      </w:r>
+      <w:proofErr w:type="spellStart"/>
+      <w:r>
+        <w:rPr>
+          <w:rFonts w:ascii="Calibri" w:hAnsi="Calibri" w:cs="Calibri"/>
+        </w:rPr>
+        <w:t>publishedDate</w:t>
+      </w:r>
+      <w:proofErr w:type="spellEnd"/>
+      <w:r>
+        <w:rPr>
+          <w:rFonts w:ascii="Calibri" w:hAnsi="Calibri" w:cs="Calibri"/>
+        </w:rPr>
+        <w:t>){</w:t>
+      </w:r>
+    </w:p>
+    <w:p>
+      <w:pPr>
+        <w:rPr>
+          <w:rFonts w:ascii="Calibri" w:hAnsi="Calibri" w:cs="Calibri"/>
+        </w:rPr>
+      </w:pPr>
+      <w:proofErr w:type="gramStart"/>
       <w:r>
         <w:rPr>
           <w:rFonts w:ascii="Calibri" w:hAnsi="Calibri" w:cs="Calibri"/>
         </w:rPr>
         <w:lastRenderedPageBreak/>
-        <w:t>Staement1;</w:t>
-      </w:r>
-    </w:p>
-    <w:p>
-      <w:pPr>
-        <w:rPr>
-          <w:rFonts w:ascii="Calibri" w:hAnsi="Calibri" w:cs="Calibri"/>
-        </w:rPr>
-      </w:pPr>
+        <w:t>Statement1;</w:t>
+      </w:r>
+      <w:proofErr w:type="gramEnd"/>
+    </w:p>
+    <w:p>
+      <w:pPr>
+        <w:rPr>
+          <w:rFonts w:ascii="Calibri" w:hAnsi="Calibri" w:cs="Calibri"/>
+        </w:rPr>
+      </w:pPr>
+      <w:proofErr w:type="gramStart"/>
       <w:r>
         <w:rPr>
           <w:rFonts w:ascii="Calibri" w:hAnsi="Calibri" w:cs="Calibri"/>
         </w:rPr>
         <w:t>Statement2;</w:t>
       </w:r>
-    </w:p>
-    <w:p>
-      <w:pPr>
-        <w:rPr>
-          <w:rFonts w:ascii="Calibri" w:hAnsi="Calibri" w:cs="Calibri"/>
-        </w:rPr>
-      </w:pPr>
-      <w:r>
-        <w:rPr>
-          <w:rFonts w:ascii="Calibri" w:hAnsi="Calibri" w:cs="Calibri"/>
-        </w:rPr>
-        <w:t>…</w:t>
-      </w:r>
+      <w:proofErr w:type="gramEnd"/>
     </w:p>
     <w:p>
       <w:pPr>
@@ -2264,6 +4000,2445 @@
         </w:rPr>
         <w:t>}</w:t>
       </w:r>
+    </w:p>
+    <w:p>
+      <w:pPr>
+        <w:rPr>
+          <w:rFonts w:ascii="Calibri" w:hAnsi="Calibri" w:cs="Calibri"/>
+        </w:rPr>
+      </w:pPr>
+      <w:proofErr w:type="spellStart"/>
+      <w:proofErr w:type="gramStart"/>
+      <w:r>
+        <w:rPr>
+          <w:rFonts w:ascii="Calibri" w:hAnsi="Calibri" w:cs="Calibri"/>
+        </w:rPr>
+        <w:t>showBookDetails</w:t>
+      </w:r>
+      <w:proofErr w:type="spellEnd"/>
+      <w:r>
+        <w:rPr>
+          <w:rFonts w:ascii="Calibri" w:hAnsi="Calibri" w:cs="Calibri"/>
+        </w:rPr>
+        <w:t>(</w:t>
+      </w:r>
+      <w:proofErr w:type="gramEnd"/>
+      <w:r>
+        <w:rPr>
+          <w:rFonts w:ascii="Calibri" w:hAnsi="Calibri" w:cs="Calibri"/>
+        </w:rPr>
+        <w:t>“</w:t>
+      </w:r>
+      <w:proofErr w:type="spellStart"/>
+      <w:r>
+        <w:rPr>
+          <w:rFonts w:ascii="Calibri" w:hAnsi="Calibri" w:cs="Calibri"/>
+        </w:rPr>
+        <w:t>Geentajali</w:t>
+      </w:r>
+      <w:proofErr w:type="spellEnd"/>
+      <w:r>
+        <w:rPr>
+          <w:rFonts w:ascii="Calibri" w:hAnsi="Calibri" w:cs="Calibri"/>
+        </w:rPr>
+        <w:t>”, “Tagore”, “May 7 1891”)</w:t>
+      </w:r>
+    </w:p>
+    <w:p>
+      <w:pPr>
+        <w:rPr>
+          <w:rFonts w:ascii="Calibri" w:hAnsi="Calibri" w:cs="Calibri"/>
+        </w:rPr>
+      </w:pPr>
+      <w:r>
+        <w:rPr>
+          <w:rFonts w:ascii="Calibri" w:hAnsi="Calibri" w:cs="Calibri"/>
+        </w:rPr>
+        <w:t xml:space="preserve">Here Published Date is not given in the arguments. So, it will take as undefined when you call the function. </w:t>
+      </w:r>
+    </w:p>
+    <w:p>
+      <w:pPr>
+        <w:rPr>
+          <w:rFonts w:ascii="Calibri" w:hAnsi="Calibri" w:cs="Calibri"/>
+        </w:rPr>
+      </w:pPr>
+      <w:r>
+        <w:rPr>
+          <w:rFonts w:ascii="Calibri" w:hAnsi="Calibri" w:cs="Calibri"/>
+        </w:rPr>
+        <w:t xml:space="preserve">If we want to print something else other than </w:t>
+      </w:r>
+      <w:proofErr w:type="spellStart"/>
+      <w:r>
+        <w:rPr>
+          <w:rFonts w:ascii="Calibri" w:hAnsi="Calibri" w:cs="Calibri"/>
+        </w:rPr>
+        <w:t>undefinded</w:t>
+      </w:r>
+      <w:proofErr w:type="spellEnd"/>
+      <w:r>
+        <w:rPr>
+          <w:rFonts w:ascii="Calibri" w:hAnsi="Calibri" w:cs="Calibri"/>
+        </w:rPr>
+        <w:t>, we can write as below:</w:t>
+      </w:r>
+    </w:p>
+    <w:p>
+      <w:pPr>
+        <w:rPr>
+          <w:rFonts w:ascii="Calibri" w:hAnsi="Calibri" w:cs="Calibri"/>
+        </w:rPr>
+      </w:pPr>
+      <w:proofErr w:type="spellStart"/>
+      <w:r>
+        <w:rPr>
+          <w:rFonts w:ascii="Calibri" w:hAnsi="Calibri" w:cs="Calibri"/>
+        </w:rPr>
+        <w:t>PublishedDate</w:t>
+      </w:r>
+      <w:proofErr w:type="spellEnd"/>
+      <w:r>
+        <w:rPr>
+          <w:rFonts w:ascii="Calibri" w:hAnsi="Calibri" w:cs="Calibri"/>
+        </w:rPr>
+        <w:t xml:space="preserve"> = ‘</w:t>
+      </w:r>
+      <w:proofErr w:type="spellStart"/>
+      <w:r>
+        <w:rPr>
+          <w:rFonts w:ascii="Calibri" w:hAnsi="Calibri" w:cs="Calibri"/>
+        </w:rPr>
+        <w:t>PublishedDate</w:t>
+      </w:r>
+      <w:proofErr w:type="spellEnd"/>
+      <w:r>
+        <w:rPr>
+          <w:rFonts w:ascii="Calibri" w:hAnsi="Calibri" w:cs="Calibri"/>
+        </w:rPr>
+        <w:t xml:space="preserve"> || “No Data Available”</w:t>
+      </w:r>
+    </w:p>
+    <w:p>
+      <w:pPr>
+        <w:rPr>
+          <w:rFonts w:ascii="Calibri" w:hAnsi="Calibri" w:cs="Calibri"/>
+        </w:rPr>
+      </w:pPr>
+    </w:p>
+    <w:p>
+      <w:pPr>
+        <w:rPr>
+          <w:rFonts w:ascii="Calibri" w:hAnsi="Calibri" w:cs="Calibri"/>
+          <w:b/>
+          <w:bCs/>
+          <w:u w:val="single"/>
+        </w:rPr>
+      </w:pPr>
+      <w:r>
+        <w:rPr>
+          <w:rFonts w:ascii="Calibri" w:hAnsi="Calibri" w:cs="Calibri"/>
+          <w:b/>
+          <w:bCs/>
+          <w:u w:val="single"/>
+        </w:rPr>
+        <w:t>Default parameters:</w:t>
+      </w:r>
+    </w:p>
+    <w:p>
+      <w:pPr>
+        <w:rPr>
+          <w:rFonts w:ascii="Calibri" w:hAnsi="Calibri" w:cs="Calibri"/>
+        </w:rPr>
+      </w:pPr>
+      <w:proofErr w:type="spellStart"/>
+      <w:r>
+        <w:rPr>
+          <w:rFonts w:ascii="Calibri" w:hAnsi="Calibri" w:cs="Calibri"/>
+        </w:rPr>
+        <w:t>Eg</w:t>
+      </w:r>
+      <w:proofErr w:type="spellEnd"/>
+      <w:r>
+        <w:rPr>
+          <w:rFonts w:ascii="Calibri" w:hAnsi="Calibri" w:cs="Calibri"/>
+        </w:rPr>
+        <w:t xml:space="preserve">:  function </w:t>
+      </w:r>
+      <w:proofErr w:type="spellStart"/>
+      <w:proofErr w:type="gramStart"/>
+      <w:r>
+        <w:rPr>
+          <w:rFonts w:ascii="Calibri" w:hAnsi="Calibri" w:cs="Calibri"/>
+        </w:rPr>
+        <w:t>ShowBookDetails</w:t>
+      </w:r>
+      <w:proofErr w:type="spellEnd"/>
+      <w:r>
+        <w:rPr>
+          <w:rFonts w:ascii="Calibri" w:hAnsi="Calibri" w:cs="Calibri"/>
+        </w:rPr>
+        <w:t>(</w:t>
+      </w:r>
+      <w:proofErr w:type="spellStart"/>
+      <w:proofErr w:type="gramEnd"/>
+      <w:r>
+        <w:rPr>
+          <w:rFonts w:ascii="Calibri" w:hAnsi="Calibri" w:cs="Calibri"/>
+        </w:rPr>
+        <w:t>BookName</w:t>
+      </w:r>
+      <w:proofErr w:type="spellEnd"/>
+      <w:r>
+        <w:rPr>
+          <w:rFonts w:ascii="Calibri" w:hAnsi="Calibri" w:cs="Calibri"/>
+        </w:rPr>
+        <w:t xml:space="preserve">, </w:t>
+      </w:r>
+      <w:proofErr w:type="spellStart"/>
+      <w:r>
+        <w:rPr>
+          <w:rFonts w:ascii="Calibri" w:hAnsi="Calibri" w:cs="Calibri"/>
+        </w:rPr>
+        <w:t>AuthorName</w:t>
+      </w:r>
+      <w:proofErr w:type="spellEnd"/>
+      <w:r>
+        <w:rPr>
+          <w:rFonts w:ascii="Calibri" w:hAnsi="Calibri" w:cs="Calibri"/>
+        </w:rPr>
+        <w:t xml:space="preserve">, </w:t>
+      </w:r>
+      <w:proofErr w:type="spellStart"/>
+      <w:r>
+        <w:rPr>
+          <w:rFonts w:ascii="Calibri" w:hAnsi="Calibri" w:cs="Calibri"/>
+        </w:rPr>
+        <w:t>DateOfBirth</w:t>
+      </w:r>
+      <w:proofErr w:type="spellEnd"/>
+      <w:r>
+        <w:rPr>
+          <w:rFonts w:ascii="Calibri" w:hAnsi="Calibri" w:cs="Calibri"/>
+        </w:rPr>
+        <w:t xml:space="preserve">, </w:t>
+      </w:r>
+      <w:proofErr w:type="spellStart"/>
+      <w:r>
+        <w:rPr>
+          <w:rFonts w:ascii="Calibri" w:hAnsi="Calibri" w:cs="Calibri"/>
+        </w:rPr>
+        <w:t>PublishedDate</w:t>
+      </w:r>
+      <w:proofErr w:type="spellEnd"/>
+      <w:r>
+        <w:rPr>
+          <w:rFonts w:ascii="Calibri" w:hAnsi="Calibri" w:cs="Calibri"/>
+        </w:rPr>
+        <w:t xml:space="preserve"> = “Data is not available”)</w:t>
+      </w:r>
+    </w:p>
+    <w:p>
+      <w:pPr>
+        <w:rPr>
+          <w:rFonts w:ascii="Calibri" w:hAnsi="Calibri" w:cs="Calibri"/>
+        </w:rPr>
+      </w:pPr>
+      <w:r>
+        <w:rPr>
+          <w:rFonts w:ascii="Calibri" w:hAnsi="Calibri" w:cs="Calibri"/>
+        </w:rPr>
+        <w:t>Here we need not pass Published Date when we give arguments.</w:t>
+      </w:r>
+    </w:p>
+    <w:p>
+      <w:pPr>
+        <w:rPr>
+          <w:rFonts w:ascii="Calibri" w:hAnsi="Calibri" w:cs="Calibri"/>
+        </w:rPr>
+      </w:pPr>
+    </w:p>
+    <w:p>
+      <w:pPr>
+        <w:rPr>
+          <w:rFonts w:ascii="Calibri" w:hAnsi="Calibri" w:cs="Calibri"/>
+          <w:b/>
+          <w:bCs/>
+          <w:u w:val="single"/>
+        </w:rPr>
+      </w:pPr>
+      <w:r>
+        <w:rPr>
+          <w:rFonts w:ascii="Calibri" w:hAnsi="Calibri" w:cs="Calibri"/>
+          <w:b/>
+          <w:bCs/>
+          <w:u w:val="single"/>
+        </w:rPr>
+        <w:t>Rest Parameters:</w:t>
+      </w:r>
+    </w:p>
+    <w:p>
+      <w:pPr>
+        <w:rPr>
+          <w:rFonts w:ascii="Calibri" w:hAnsi="Calibri" w:cs="Calibri"/>
+        </w:rPr>
+      </w:pPr>
+      <w:r>
+        <w:rPr>
+          <w:rFonts w:ascii="Calibri" w:hAnsi="Calibri" w:cs="Calibri"/>
+        </w:rPr>
+        <w:t xml:space="preserve">Function </w:t>
+      </w:r>
+      <w:proofErr w:type="spellStart"/>
+      <w:proofErr w:type="gramStart"/>
+      <w:r>
+        <w:rPr>
+          <w:rFonts w:ascii="Calibri" w:hAnsi="Calibri" w:cs="Calibri"/>
+        </w:rPr>
+        <w:t>showBookDetails</w:t>
+      </w:r>
+      <w:proofErr w:type="spellEnd"/>
+      <w:r>
+        <w:rPr>
+          <w:rFonts w:ascii="Calibri" w:hAnsi="Calibri" w:cs="Calibri"/>
+        </w:rPr>
+        <w:t>(</w:t>
+      </w:r>
+      <w:proofErr w:type="gramEnd"/>
+      <w:r>
+        <w:rPr>
+          <w:rFonts w:ascii="Calibri" w:hAnsi="Calibri" w:cs="Calibri"/>
+        </w:rPr>
+        <w:t>…additional params){</w:t>
+      </w:r>
+    </w:p>
+    <w:p>
+      <w:pPr>
+        <w:rPr>
+          <w:rFonts w:ascii="Calibri" w:hAnsi="Calibri" w:cs="Calibri"/>
+        </w:rPr>
+      </w:pPr>
+      <w:proofErr w:type="gramStart"/>
+      <w:r>
+        <w:rPr>
+          <w:rFonts w:ascii="Calibri" w:hAnsi="Calibri" w:cs="Calibri"/>
+        </w:rPr>
+        <w:t>Console.log(</w:t>
+      </w:r>
+      <w:proofErr w:type="gramEnd"/>
+      <w:r>
+        <w:rPr>
+          <w:rFonts w:ascii="Calibri" w:hAnsi="Calibri" w:cs="Calibri"/>
+        </w:rPr>
+        <w:t>additional params);</w:t>
+      </w:r>
+    </w:p>
+    <w:p>
+      <w:pPr>
+        <w:rPr>
+          <w:rFonts w:ascii="Calibri" w:hAnsi="Calibri" w:cs="Calibri"/>
+        </w:rPr>
+      </w:pPr>
+      <w:proofErr w:type="gramStart"/>
+      <w:r>
+        <w:rPr>
+          <w:rFonts w:ascii="Calibri" w:hAnsi="Calibri" w:cs="Calibri"/>
+        </w:rPr>
+        <w:t>Console.log(</w:t>
+      </w:r>
+      <w:proofErr w:type="gramEnd"/>
+      <w:r>
+        <w:rPr>
+          <w:rFonts w:ascii="Calibri" w:hAnsi="Calibri" w:cs="Calibri"/>
+        </w:rPr>
+        <w:t>“</w:t>
+      </w:r>
+      <w:proofErr w:type="spellStart"/>
+      <w:r>
+        <w:rPr>
+          <w:rFonts w:ascii="Calibri" w:hAnsi="Calibri" w:cs="Calibri"/>
+        </w:rPr>
+        <w:t>bookName</w:t>
+      </w:r>
+      <w:proofErr w:type="spellEnd"/>
+      <w:r>
+        <w:rPr>
+          <w:rFonts w:ascii="Calibri" w:hAnsi="Calibri" w:cs="Calibri"/>
+        </w:rPr>
+        <w:t>:”, additional params[0]);</w:t>
+      </w:r>
+    </w:p>
+    <w:p>
+      <w:pPr>
+        <w:rPr>
+          <w:rFonts w:ascii="Calibri" w:hAnsi="Calibri" w:cs="Calibri"/>
+        </w:rPr>
+      </w:pPr>
+      <w:r>
+        <w:rPr>
+          <w:rFonts w:ascii="Calibri" w:hAnsi="Calibri" w:cs="Calibri"/>
+        </w:rPr>
+        <w:t>}</w:t>
+      </w:r>
+    </w:p>
+    <w:p>
+      <w:pPr>
+        <w:rPr>
+          <w:rFonts w:ascii="Calibri" w:hAnsi="Calibri" w:cs="Calibri"/>
+        </w:rPr>
+      </w:pPr>
+      <w:proofErr w:type="spellStart"/>
+      <w:proofErr w:type="gramStart"/>
+      <w:r>
+        <w:rPr>
+          <w:rFonts w:ascii="Calibri" w:hAnsi="Calibri" w:cs="Calibri"/>
+        </w:rPr>
+        <w:t>showBookDetails</w:t>
+      </w:r>
+      <w:proofErr w:type="spellEnd"/>
+      <w:r>
+        <w:rPr>
+          <w:rFonts w:ascii="Calibri" w:hAnsi="Calibri" w:cs="Calibri"/>
+        </w:rPr>
+        <w:t>(</w:t>
+      </w:r>
+      <w:proofErr w:type="gramEnd"/>
+      <w:r>
+        <w:rPr>
+          <w:rFonts w:ascii="Calibri" w:hAnsi="Calibri" w:cs="Calibri"/>
+        </w:rPr>
+        <w:t>“Gitanjali”, ‘</w:t>
+      </w:r>
+      <w:proofErr w:type="spellStart"/>
+      <w:r>
+        <w:rPr>
+          <w:rFonts w:ascii="Calibri" w:hAnsi="Calibri" w:cs="Calibri"/>
+        </w:rPr>
+        <w:t>tagore</w:t>
+      </w:r>
+      <w:proofErr w:type="spellEnd"/>
+      <w:r>
+        <w:rPr>
+          <w:rFonts w:ascii="Calibri" w:hAnsi="Calibri" w:cs="Calibri"/>
+        </w:rPr>
+        <w:t>”, “May 7 1981”, 1916)</w:t>
+      </w:r>
+    </w:p>
+    <w:p>
+      <w:pPr>
+        <w:jc w:val="center"/>
+        <w:rPr>
+          <w:rFonts w:ascii="Calibri" w:hAnsi="Calibri" w:cs="Calibri"/>
+          <w:b/>
+          <w:bCs/>
+          <w:u w:val="single"/>
+        </w:rPr>
+      </w:pPr>
+      <w:r>
+        <w:rPr>
+          <w:rFonts w:ascii="Calibri" w:hAnsi="Calibri" w:cs="Calibri"/>
+          <w:b/>
+          <w:bCs/>
+          <w:highlight w:val="yellow"/>
+          <w:u w:val="single"/>
+        </w:rPr>
+        <w:t>Return and Non-return type functions</w:t>
+      </w:r>
+    </w:p>
+    <w:p>
+      <w:pPr>
+        <w:rPr>
+          <w:rFonts w:ascii="Calibri" w:hAnsi="Calibri" w:cs="Calibri"/>
+        </w:rPr>
+      </w:pPr>
+      <w:r>
+        <w:rPr>
+          <w:rFonts w:ascii="Calibri" w:hAnsi="Calibri" w:cs="Calibri"/>
+        </w:rPr>
+        <w:t xml:space="preserve">In JavaScript, we can categorize </w:t>
+      </w:r>
+      <w:r>
+        <w:rPr>
+          <w:rFonts w:ascii="Calibri" w:hAnsi="Calibri" w:cs="Calibri"/>
+        </w:rPr>
+        <w:t>functions in two ways:</w:t>
+      </w:r>
+    </w:p>
+    <w:p>
+      <w:pPr>
+        <w:pStyle w:val="ListParagraph"/>
+        <w:numPr>
+          <w:ilvl w:val="0"/>
+          <w:numId w:val="2"/>
+        </w:numPr>
+        <w:rPr>
+          <w:rFonts w:ascii="Calibri" w:hAnsi="Calibri" w:cs="Calibri"/>
+        </w:rPr>
+      </w:pPr>
+      <w:r>
+        <w:rPr>
+          <w:rFonts w:ascii="Calibri" w:hAnsi="Calibri" w:cs="Calibri"/>
+          <w:b/>
+          <w:bCs/>
+        </w:rPr>
+        <w:t xml:space="preserve">Return function: </w:t>
+      </w:r>
+      <w:r>
+        <w:rPr>
+          <w:rFonts w:ascii="Calibri" w:hAnsi="Calibri" w:cs="Calibri"/>
+        </w:rPr>
+        <w:t>This function returns a value of any datatype (</w:t>
+      </w:r>
+      <w:proofErr w:type="spellStart"/>
+      <w:r>
+        <w:rPr>
+          <w:rFonts w:ascii="Calibri" w:hAnsi="Calibri" w:cs="Calibri"/>
+        </w:rPr>
+        <w:t>Eg</w:t>
+      </w:r>
+      <w:proofErr w:type="spellEnd"/>
+      <w:r>
+        <w:rPr>
+          <w:rFonts w:ascii="Calibri" w:hAnsi="Calibri" w:cs="Calibri"/>
+        </w:rPr>
+        <w:t xml:space="preserve">: Number, String, Object). We </w:t>
+      </w:r>
+      <w:proofErr w:type="gramStart"/>
+      <w:r>
+        <w:rPr>
+          <w:rFonts w:ascii="Calibri" w:hAnsi="Calibri" w:cs="Calibri"/>
+        </w:rPr>
+        <w:t>have to</w:t>
+      </w:r>
+      <w:proofErr w:type="gramEnd"/>
+      <w:r>
+        <w:rPr>
+          <w:rFonts w:ascii="Calibri" w:hAnsi="Calibri" w:cs="Calibri"/>
+        </w:rPr>
+        <w:t xml:space="preserve"> use “return” keyword in the function for returning the data.</w:t>
+      </w:r>
+    </w:p>
+    <w:p>
+      <w:pPr>
+        <w:pStyle w:val="ListParagraph"/>
+        <w:numPr>
+          <w:ilvl w:val="0"/>
+          <w:numId w:val="2"/>
+        </w:numPr>
+        <w:rPr>
+          <w:rFonts w:ascii="Calibri" w:hAnsi="Calibri" w:cs="Calibri"/>
+        </w:rPr>
+      </w:pPr>
+      <w:r>
+        <w:rPr>
+          <w:rFonts w:ascii="Calibri" w:hAnsi="Calibri" w:cs="Calibri"/>
+          <w:b/>
+          <w:bCs/>
+        </w:rPr>
+        <w:t xml:space="preserve">Nonreturn function: </w:t>
+      </w:r>
+      <w:r>
+        <w:rPr>
+          <w:rFonts w:ascii="Calibri" w:hAnsi="Calibri" w:cs="Calibri"/>
+        </w:rPr>
+        <w:t>Also known as void function. It does not return any value, so we need not use non-return keyword.</w:t>
+      </w:r>
+    </w:p>
+    <w:p>
+      <w:pPr>
+        <w:rPr>
+          <w:rFonts w:ascii="Calibri" w:hAnsi="Calibri" w:cs="Calibri"/>
+        </w:rPr>
+      </w:pPr>
+      <w:proofErr w:type="spellStart"/>
+      <w:r>
+        <w:rPr>
+          <w:rFonts w:ascii="Calibri" w:hAnsi="Calibri" w:cs="Calibri"/>
+        </w:rPr>
+        <w:t>Eg</w:t>
+      </w:r>
+      <w:proofErr w:type="spellEnd"/>
+      <w:r>
+        <w:rPr>
+          <w:rFonts w:ascii="Calibri" w:hAnsi="Calibri" w:cs="Calibri"/>
+        </w:rPr>
+        <w:t xml:space="preserve">: function </w:t>
+      </w:r>
+      <w:proofErr w:type="spellStart"/>
+      <w:proofErr w:type="gramStart"/>
+      <w:r>
+        <w:rPr>
+          <w:rFonts w:ascii="Calibri" w:hAnsi="Calibri" w:cs="Calibri"/>
+        </w:rPr>
+        <w:t>getBookDetails</w:t>
+      </w:r>
+      <w:proofErr w:type="spellEnd"/>
+      <w:r>
+        <w:rPr>
+          <w:rFonts w:ascii="Calibri" w:hAnsi="Calibri" w:cs="Calibri"/>
+        </w:rPr>
+        <w:t>(</w:t>
+      </w:r>
+      <w:proofErr w:type="spellStart"/>
+      <w:proofErr w:type="gramEnd"/>
+      <w:r>
+        <w:rPr>
+          <w:rFonts w:ascii="Calibri" w:hAnsi="Calibri" w:cs="Calibri"/>
+        </w:rPr>
+        <w:t>bookName</w:t>
+      </w:r>
+      <w:proofErr w:type="spellEnd"/>
+      <w:r>
+        <w:rPr>
+          <w:rFonts w:ascii="Calibri" w:hAnsi="Calibri" w:cs="Calibri"/>
+        </w:rPr>
+        <w:t xml:space="preserve">, </w:t>
+      </w:r>
+      <w:proofErr w:type="spellStart"/>
+      <w:r>
+        <w:rPr>
+          <w:rFonts w:ascii="Calibri" w:hAnsi="Calibri" w:cs="Calibri"/>
+        </w:rPr>
+        <w:t>AuthorName</w:t>
+      </w:r>
+      <w:proofErr w:type="spellEnd"/>
+      <w:r>
+        <w:rPr>
+          <w:rFonts w:ascii="Calibri" w:hAnsi="Calibri" w:cs="Calibri"/>
+        </w:rPr>
+        <w:t>) {</w:t>
+      </w:r>
+    </w:p>
+    <w:p>
+      <w:pPr>
+        <w:rPr>
+          <w:rFonts w:ascii="Calibri" w:hAnsi="Calibri" w:cs="Calibri"/>
+        </w:rPr>
+      </w:pPr>
+      <w:r>
+        <w:rPr>
+          <w:rFonts w:ascii="Calibri" w:hAnsi="Calibri" w:cs="Calibri"/>
+        </w:rPr>
+        <w:t xml:space="preserve">Let </w:t>
+      </w:r>
+      <w:proofErr w:type="spellStart"/>
+      <w:r>
+        <w:rPr>
+          <w:rFonts w:ascii="Calibri" w:hAnsi="Calibri" w:cs="Calibri"/>
+        </w:rPr>
+        <w:t>bookDetails</w:t>
+      </w:r>
+      <w:proofErr w:type="spellEnd"/>
+      <w:r>
+        <w:rPr>
+          <w:rFonts w:ascii="Calibri" w:hAnsi="Calibri" w:cs="Calibri"/>
+        </w:rPr>
+        <w:t xml:space="preserve"> = </w:t>
+      </w:r>
+      <w:proofErr w:type="gramStart"/>
+      <w:r>
+        <w:rPr>
+          <w:rFonts w:ascii="Calibri" w:hAnsi="Calibri" w:cs="Calibri"/>
+        </w:rPr>
+        <w:t>“ “</w:t>
+      </w:r>
+      <w:proofErr w:type="gramEnd"/>
+      <w:r>
+        <w:rPr>
+          <w:rFonts w:ascii="Calibri" w:hAnsi="Calibri" w:cs="Calibri"/>
+        </w:rPr>
+        <w:t>,</w:t>
+      </w:r>
+    </w:p>
+    <w:p>
+      <w:pPr>
+        <w:rPr>
+          <w:rFonts w:ascii="Calibri" w:hAnsi="Calibri" w:cs="Calibri"/>
+        </w:rPr>
+      </w:pPr>
+      <w:proofErr w:type="spellStart"/>
+      <w:r>
+        <w:rPr>
+          <w:rFonts w:ascii="Calibri" w:hAnsi="Calibri" w:cs="Calibri"/>
+        </w:rPr>
+        <w:t>bookDetails</w:t>
+      </w:r>
+      <w:proofErr w:type="spellEnd"/>
+      <w:r>
+        <w:rPr>
+          <w:rFonts w:ascii="Calibri" w:hAnsi="Calibri" w:cs="Calibri"/>
+        </w:rPr>
+        <w:t xml:space="preserve"> = “</w:t>
+      </w:r>
+      <w:proofErr w:type="spellStart"/>
+      <w:r>
+        <w:rPr>
+          <w:rFonts w:ascii="Calibri" w:hAnsi="Calibri" w:cs="Calibri"/>
+        </w:rPr>
+        <w:t>BookName</w:t>
+      </w:r>
+      <w:proofErr w:type="spellEnd"/>
+      <w:r>
+        <w:rPr>
+          <w:rFonts w:ascii="Calibri" w:hAnsi="Calibri" w:cs="Calibri"/>
+        </w:rPr>
+        <w:t xml:space="preserve">:”, </w:t>
+      </w:r>
+      <w:proofErr w:type="spellStart"/>
+      <w:r>
+        <w:rPr>
+          <w:rFonts w:ascii="Calibri" w:hAnsi="Calibri" w:cs="Calibri"/>
+        </w:rPr>
+        <w:t>bookName</w:t>
+      </w:r>
+      <w:proofErr w:type="spellEnd"/>
+      <w:r>
+        <w:rPr>
+          <w:rFonts w:ascii="Calibri" w:hAnsi="Calibri" w:cs="Calibri"/>
+        </w:rPr>
+        <w:t xml:space="preserve"> + </w:t>
+      </w:r>
+      <w:proofErr w:type="gramStart"/>
+      <w:r>
+        <w:rPr>
+          <w:rFonts w:ascii="Calibri" w:hAnsi="Calibri" w:cs="Calibri"/>
+        </w:rPr>
+        <w:t>“ “</w:t>
+      </w:r>
+      <w:proofErr w:type="gramEnd"/>
+      <w:r>
+        <w:rPr>
+          <w:rFonts w:ascii="Calibri" w:hAnsi="Calibri" w:cs="Calibri"/>
+        </w:rPr>
+        <w:t xml:space="preserve"> + ‘</w:t>
+      </w:r>
+      <w:proofErr w:type="spellStart"/>
+      <w:r>
+        <w:rPr>
+          <w:rFonts w:ascii="Calibri" w:hAnsi="Calibri" w:cs="Calibri"/>
+        </w:rPr>
+        <w:t>AuthorName</w:t>
+      </w:r>
+      <w:proofErr w:type="spellEnd"/>
+      <w:r>
+        <w:rPr>
+          <w:rFonts w:ascii="Calibri" w:hAnsi="Calibri" w:cs="Calibri"/>
+        </w:rPr>
+        <w:t xml:space="preserve">:”, </w:t>
+      </w:r>
+      <w:proofErr w:type="spellStart"/>
+      <w:r>
+        <w:rPr>
+          <w:rFonts w:ascii="Calibri" w:hAnsi="Calibri" w:cs="Calibri"/>
+        </w:rPr>
+        <w:t>AuthorName</w:t>
+      </w:r>
+      <w:proofErr w:type="spellEnd"/>
+      <w:r>
+        <w:rPr>
+          <w:rFonts w:ascii="Calibri" w:hAnsi="Calibri" w:cs="Calibri"/>
+        </w:rPr>
+        <w:t>);</w:t>
+      </w:r>
+    </w:p>
+    <w:p>
+      <w:pPr>
+        <w:rPr>
+          <w:rFonts w:ascii="Calibri" w:hAnsi="Calibri" w:cs="Calibri"/>
+        </w:rPr>
+      </w:pPr>
+      <w:r>
+        <w:rPr>
+          <w:rFonts w:ascii="Calibri" w:hAnsi="Calibri" w:cs="Calibri"/>
+        </w:rPr>
+        <w:t xml:space="preserve">return </w:t>
+      </w:r>
+      <w:proofErr w:type="spellStart"/>
+      <w:proofErr w:type="gramStart"/>
+      <w:r>
+        <w:rPr>
+          <w:rFonts w:ascii="Calibri" w:hAnsi="Calibri" w:cs="Calibri"/>
+        </w:rPr>
+        <w:t>bookDetails</w:t>
+      </w:r>
+      <w:proofErr w:type="spellEnd"/>
+      <w:r>
+        <w:rPr>
+          <w:rFonts w:ascii="Calibri" w:hAnsi="Calibri" w:cs="Calibri"/>
+        </w:rPr>
+        <w:t>;</w:t>
+      </w:r>
+      <w:proofErr w:type="gramEnd"/>
+    </w:p>
+    <w:p>
+      <w:pPr>
+        <w:rPr>
+          <w:rFonts w:ascii="Calibri" w:hAnsi="Calibri" w:cs="Calibri"/>
+        </w:rPr>
+      </w:pPr>
+      <w:r>
+        <w:rPr>
+          <w:rFonts w:ascii="Calibri" w:hAnsi="Calibri" w:cs="Calibri"/>
+        </w:rPr>
+        <w:t>}</w:t>
+      </w:r>
+    </w:p>
+    <w:p>
+      <w:pPr>
+        <w:rPr>
+          <w:rFonts w:ascii="Calibri" w:hAnsi="Calibri" w:cs="Calibri"/>
+        </w:rPr>
+      </w:pPr>
+      <w:proofErr w:type="gramStart"/>
+      <w:r>
+        <w:rPr>
+          <w:rFonts w:ascii="Calibri" w:hAnsi="Calibri" w:cs="Calibri"/>
+        </w:rPr>
+        <w:t>Console.log(</w:t>
+      </w:r>
+      <w:proofErr w:type="spellStart"/>
+      <w:proofErr w:type="gramEnd"/>
+      <w:r>
+        <w:rPr>
+          <w:rFonts w:ascii="Calibri" w:hAnsi="Calibri" w:cs="Calibri"/>
+        </w:rPr>
+        <w:t>getBookDetails</w:t>
+      </w:r>
+      <w:proofErr w:type="spellEnd"/>
+      <w:r>
+        <w:rPr>
+          <w:rFonts w:ascii="Calibri" w:hAnsi="Calibri" w:cs="Calibri"/>
+        </w:rPr>
+        <w:t>(“Geetanjali”, “Tagore”);</w:t>
+      </w:r>
+    </w:p>
+    <w:p>
+      <w:pPr>
+        <w:rPr>
+          <w:rFonts w:ascii="Calibri" w:hAnsi="Calibri" w:cs="Calibri"/>
+        </w:rPr>
+      </w:pPr>
+    </w:p>
+    <w:p>
+      <w:pPr>
+        <w:jc w:val="center"/>
+        <w:rPr>
+          <w:rFonts w:ascii="Calibri" w:hAnsi="Calibri" w:cs="Calibri"/>
+          <w:b/>
+          <w:bCs/>
+          <w:u w:val="single"/>
+        </w:rPr>
+      </w:pPr>
+      <w:r>
+        <w:rPr>
+          <w:rFonts w:ascii="Calibri" w:hAnsi="Calibri" w:cs="Calibri"/>
+          <w:b/>
+          <w:bCs/>
+          <w:highlight w:val="yellow"/>
+          <w:u w:val="single"/>
+        </w:rPr>
+        <w:lastRenderedPageBreak/>
+        <w:t>Named, Anonymous and Arrow Functions</w:t>
+      </w:r>
+    </w:p>
+    <w:p>
+      <w:pPr>
+        <w:rPr>
+          <w:rFonts w:ascii="Calibri" w:hAnsi="Calibri" w:cs="Calibri"/>
+        </w:rPr>
+      </w:pPr>
+      <w:r>
+        <w:rPr>
+          <w:rFonts w:ascii="Calibri" w:hAnsi="Calibri" w:cs="Calibri"/>
+        </w:rPr>
+        <w:t>Based on behaviour, functions are divided into 3 types.</w:t>
+      </w:r>
+    </w:p>
+    <w:p>
+      <w:pPr>
+        <w:pStyle w:val="ListParagraph"/>
+        <w:numPr>
+          <w:ilvl w:val="0"/>
+          <w:numId w:val="2"/>
+        </w:numPr>
+        <w:rPr>
+          <w:rFonts w:ascii="Calibri" w:hAnsi="Calibri" w:cs="Calibri"/>
+          <w:b/>
+          <w:bCs/>
+        </w:rPr>
+      </w:pPr>
+      <w:r>
+        <w:rPr>
+          <w:rFonts w:ascii="Calibri" w:hAnsi="Calibri" w:cs="Calibri"/>
+          <w:b/>
+          <w:bCs/>
+        </w:rPr>
+        <w:t xml:space="preserve">Named Functions: </w:t>
+      </w:r>
+      <w:r>
+        <w:rPr>
+          <w:rFonts w:ascii="Calibri" w:hAnsi="Calibri" w:cs="Calibri"/>
+        </w:rPr>
+        <w:t>These are the normal regular functions which we use by giving them a name.</w:t>
+      </w:r>
+    </w:p>
+    <w:p>
+      <w:pPr>
+        <w:pStyle w:val="ListParagraph"/>
+        <w:numPr>
+          <w:ilvl w:val="0"/>
+          <w:numId w:val="2"/>
+        </w:numPr>
+        <w:rPr>
+          <w:rFonts w:ascii="Calibri" w:hAnsi="Calibri" w:cs="Calibri"/>
+          <w:b/>
+          <w:bCs/>
+        </w:rPr>
+      </w:pPr>
+      <w:r>
+        <w:rPr>
+          <w:rFonts w:ascii="Calibri" w:hAnsi="Calibri" w:cs="Calibri"/>
+          <w:b/>
+          <w:bCs/>
+        </w:rPr>
+        <w:t xml:space="preserve">Anonymous functions: </w:t>
+      </w:r>
+      <w:r>
+        <w:rPr>
+          <w:rFonts w:ascii="Calibri" w:hAnsi="Calibri" w:cs="Calibri"/>
+        </w:rPr>
+        <w:t xml:space="preserve">It </w:t>
+      </w:r>
+      <w:proofErr w:type="spellStart"/>
+      <w:r>
+        <w:rPr>
+          <w:rFonts w:ascii="Calibri" w:hAnsi="Calibri" w:cs="Calibri"/>
+        </w:rPr>
+        <w:t>doesnot</w:t>
+      </w:r>
+      <w:proofErr w:type="spellEnd"/>
+      <w:r>
+        <w:rPr>
+          <w:rFonts w:ascii="Calibri" w:hAnsi="Calibri" w:cs="Calibri"/>
+        </w:rPr>
+        <w:t xml:space="preserve"> have a name. Often used for short-lived operations and can be defined in-line. Anonymous functions are used in situations like you want to create a function for immediate use without needing to reference it by name.</w:t>
+      </w:r>
+    </w:p>
+    <w:p>
+      <w:pPr>
+        <w:pStyle w:val="ListParagraph"/>
+        <w:rPr>
+          <w:rFonts w:ascii="Calibri" w:hAnsi="Calibri" w:cs="Calibri"/>
+        </w:rPr>
+      </w:pPr>
+      <w:r>
+        <w:rPr>
+          <w:rFonts w:ascii="Calibri" w:hAnsi="Calibri" w:cs="Calibri"/>
+          <w:b/>
+          <w:bCs/>
+        </w:rPr>
+        <w:t>Syntax</w:t>
+      </w:r>
+      <w:r>
+        <w:rPr>
+          <w:rFonts w:ascii="Calibri" w:hAnsi="Calibri" w:cs="Calibri"/>
+          <w:b/>
+          <w:bCs/>
+        </w:rPr>
+        <w:t xml:space="preserve">: </w:t>
+      </w:r>
+      <w:r>
+        <w:rPr>
+          <w:rFonts w:ascii="Calibri" w:hAnsi="Calibri" w:cs="Calibri"/>
+          <w:b/>
+          <w:bCs/>
+        </w:rPr>
+        <w:tab/>
+      </w:r>
+      <w:r>
+        <w:rPr>
+          <w:rFonts w:ascii="Calibri" w:hAnsi="Calibri" w:cs="Calibri"/>
+          <w:b/>
+          <w:bCs/>
+        </w:rPr>
+        <w:tab/>
+      </w:r>
+      <w:proofErr w:type="gramStart"/>
+      <w:r>
+        <w:rPr>
+          <w:rFonts w:ascii="Calibri" w:hAnsi="Calibri" w:cs="Calibri"/>
+        </w:rPr>
+        <w:t>function(</w:t>
+      </w:r>
+      <w:proofErr w:type="gramEnd"/>
+      <w:r>
+        <w:rPr>
+          <w:rFonts w:ascii="Calibri" w:hAnsi="Calibri" w:cs="Calibri"/>
+        </w:rPr>
+        <w:t>){</w:t>
+      </w:r>
+    </w:p>
+    <w:p>
+      <w:pPr>
+        <w:pStyle w:val="ListParagraph"/>
+        <w:rPr>
+          <w:rFonts w:ascii="Calibri" w:hAnsi="Calibri" w:cs="Calibri"/>
+        </w:rPr>
+      </w:pPr>
+      <w:r>
+        <w:rPr>
+          <w:rFonts w:ascii="Calibri" w:hAnsi="Calibri" w:cs="Calibri"/>
+          <w:b/>
+          <w:bCs/>
+        </w:rPr>
+        <w:tab/>
+      </w:r>
+      <w:r>
+        <w:rPr>
+          <w:rFonts w:ascii="Calibri" w:hAnsi="Calibri" w:cs="Calibri"/>
+          <w:b/>
+          <w:bCs/>
+        </w:rPr>
+        <w:tab/>
+      </w:r>
+      <w:r>
+        <w:rPr>
+          <w:rFonts w:ascii="Calibri" w:hAnsi="Calibri" w:cs="Calibri"/>
+        </w:rPr>
+        <w:t xml:space="preserve">Statement </w:t>
+      </w:r>
+      <w:proofErr w:type="gramStart"/>
+      <w:r>
+        <w:rPr>
+          <w:rFonts w:ascii="Calibri" w:hAnsi="Calibri" w:cs="Calibri"/>
+        </w:rPr>
+        <w:t>1;</w:t>
+      </w:r>
+      <w:proofErr w:type="gramEnd"/>
+    </w:p>
+    <w:p>
+      <w:pPr>
+        <w:pStyle w:val="ListParagraph"/>
+        <w:rPr>
+          <w:rFonts w:ascii="Calibri" w:hAnsi="Calibri" w:cs="Calibri"/>
+        </w:rPr>
+      </w:pPr>
+      <w:r>
+        <w:rPr>
+          <w:rFonts w:ascii="Calibri" w:hAnsi="Calibri" w:cs="Calibri"/>
+        </w:rPr>
+        <w:tab/>
+      </w:r>
+      <w:r>
+        <w:rPr>
+          <w:rFonts w:ascii="Calibri" w:hAnsi="Calibri" w:cs="Calibri"/>
+        </w:rPr>
+        <w:tab/>
+        <w:t xml:space="preserve">Statement </w:t>
+      </w:r>
+      <w:proofErr w:type="gramStart"/>
+      <w:r>
+        <w:rPr>
+          <w:rFonts w:ascii="Calibri" w:hAnsi="Calibri" w:cs="Calibri"/>
+        </w:rPr>
+        <w:t>2;</w:t>
+      </w:r>
+      <w:proofErr w:type="gramEnd"/>
+    </w:p>
+    <w:p>
+      <w:pPr>
+        <w:pStyle w:val="ListParagraph"/>
+        <w:rPr>
+          <w:rFonts w:ascii="Calibri" w:hAnsi="Calibri" w:cs="Calibri"/>
+        </w:rPr>
+      </w:pPr>
+      <w:r>
+        <w:rPr>
+          <w:rFonts w:ascii="Calibri" w:hAnsi="Calibri" w:cs="Calibri"/>
+        </w:rPr>
+        <w:t>}</w:t>
+      </w:r>
+    </w:p>
+    <w:p>
+      <w:pPr>
+        <w:pStyle w:val="ListParagraph"/>
+        <w:rPr>
+          <w:rFonts w:ascii="Calibri" w:hAnsi="Calibri" w:cs="Calibri"/>
+        </w:rPr>
+      </w:pPr>
+      <w:r>
+        <w:rPr>
+          <w:rFonts w:ascii="Calibri" w:hAnsi="Calibri" w:cs="Calibri"/>
+          <w:b/>
+          <w:bCs/>
+        </w:rPr>
+        <w:t>Example:</w:t>
+      </w:r>
+      <w:r>
+        <w:rPr>
+          <w:rFonts w:ascii="Calibri" w:hAnsi="Calibri" w:cs="Calibri"/>
+          <w:b/>
+          <w:bCs/>
+        </w:rPr>
+        <w:tab/>
+      </w:r>
+      <w:r>
+        <w:rPr>
+          <w:rFonts w:ascii="Calibri" w:hAnsi="Calibri" w:cs="Calibri"/>
+        </w:rPr>
+        <w:t xml:space="preserve">var </w:t>
+      </w:r>
+      <w:proofErr w:type="spellStart"/>
+      <w:r>
+        <w:rPr>
+          <w:rFonts w:ascii="Calibri" w:hAnsi="Calibri" w:cs="Calibri"/>
+        </w:rPr>
+        <w:t>showBookDetails</w:t>
+      </w:r>
+      <w:proofErr w:type="spellEnd"/>
+      <w:r>
+        <w:rPr>
+          <w:rFonts w:ascii="Calibri" w:hAnsi="Calibri" w:cs="Calibri"/>
+        </w:rPr>
+        <w:t xml:space="preserve"> = </w:t>
+      </w:r>
+      <w:proofErr w:type="gramStart"/>
+      <w:r>
+        <w:rPr>
+          <w:rFonts w:ascii="Calibri" w:hAnsi="Calibri" w:cs="Calibri"/>
+        </w:rPr>
+        <w:t>function(</w:t>
+      </w:r>
+      <w:proofErr w:type="gramEnd"/>
+      <w:r>
+        <w:rPr>
+          <w:rFonts w:ascii="Calibri" w:hAnsi="Calibri" w:cs="Calibri"/>
+        </w:rPr>
+        <w:t>){</w:t>
+      </w:r>
+    </w:p>
+    <w:p>
+      <w:pPr>
+        <w:pStyle w:val="ListParagraph"/>
+        <w:rPr>
+          <w:rFonts w:ascii="Calibri" w:hAnsi="Calibri" w:cs="Calibri"/>
+        </w:rPr>
+      </w:pPr>
+      <w:r>
+        <w:rPr>
+          <w:rFonts w:ascii="Calibri" w:hAnsi="Calibri" w:cs="Calibri"/>
+          <w:b/>
+          <w:bCs/>
+        </w:rPr>
+        <w:tab/>
+      </w:r>
+      <w:r>
+        <w:rPr>
+          <w:rFonts w:ascii="Calibri" w:hAnsi="Calibri" w:cs="Calibri"/>
+          <w:b/>
+          <w:bCs/>
+        </w:rPr>
+        <w:tab/>
+      </w:r>
+      <w:r>
+        <w:rPr>
+          <w:rFonts w:ascii="Calibri" w:hAnsi="Calibri" w:cs="Calibri"/>
+        </w:rPr>
+        <w:t>l</w:t>
+      </w:r>
+      <w:r>
+        <w:rPr>
+          <w:rFonts w:ascii="Calibri" w:hAnsi="Calibri" w:cs="Calibri"/>
+        </w:rPr>
+        <w:t xml:space="preserve">et </w:t>
+      </w:r>
+      <w:proofErr w:type="spellStart"/>
+      <w:r>
+        <w:rPr>
+          <w:rFonts w:ascii="Calibri" w:hAnsi="Calibri" w:cs="Calibri"/>
+        </w:rPr>
+        <w:t>BookName</w:t>
+      </w:r>
+      <w:proofErr w:type="spellEnd"/>
+      <w:r>
+        <w:rPr>
+          <w:rFonts w:ascii="Calibri" w:hAnsi="Calibri" w:cs="Calibri"/>
+        </w:rPr>
+        <w:t xml:space="preserve"> = “</w:t>
+      </w:r>
+      <w:proofErr w:type="spellStart"/>
+      <w:r>
+        <w:rPr>
+          <w:rFonts w:ascii="Calibri" w:hAnsi="Calibri" w:cs="Calibri"/>
+        </w:rPr>
+        <w:t>Harrypotter</w:t>
+      </w:r>
+      <w:proofErr w:type="spellEnd"/>
+      <w:proofErr w:type="gramStart"/>
+      <w:r>
+        <w:rPr>
+          <w:rFonts w:ascii="Calibri" w:hAnsi="Calibri" w:cs="Calibri"/>
+        </w:rPr>
+        <w:t>”;</w:t>
+      </w:r>
+      <w:proofErr w:type="gramEnd"/>
+    </w:p>
+    <w:p>
+      <w:pPr>
+        <w:pStyle w:val="ListParagraph"/>
+        <w:rPr>
+          <w:rFonts w:ascii="Calibri" w:hAnsi="Calibri" w:cs="Calibri"/>
+        </w:rPr>
+      </w:pPr>
+      <w:r>
+        <w:rPr>
+          <w:rFonts w:ascii="Calibri" w:hAnsi="Calibri" w:cs="Calibri"/>
+        </w:rPr>
+        <w:tab/>
+      </w:r>
+      <w:r>
+        <w:rPr>
+          <w:rFonts w:ascii="Calibri" w:hAnsi="Calibri" w:cs="Calibri"/>
+        </w:rPr>
+        <w:tab/>
+        <w:t>console.log(</w:t>
+      </w:r>
+      <w:proofErr w:type="spellStart"/>
+      <w:r>
+        <w:rPr>
+          <w:rFonts w:ascii="Calibri" w:hAnsi="Calibri" w:cs="Calibri"/>
+        </w:rPr>
+        <w:t>bookName</w:t>
+      </w:r>
+      <w:proofErr w:type="spellEnd"/>
+      <w:proofErr w:type="gramStart"/>
+      <w:r>
+        <w:rPr>
+          <w:rFonts w:ascii="Calibri" w:hAnsi="Calibri" w:cs="Calibri"/>
+        </w:rPr>
+        <w:t>);</w:t>
+      </w:r>
+      <w:proofErr w:type="gramEnd"/>
+    </w:p>
+    <w:p>
+      <w:pPr>
+        <w:pStyle w:val="ListParagraph"/>
+        <w:rPr>
+          <w:rFonts w:ascii="Calibri" w:hAnsi="Calibri" w:cs="Calibri"/>
+        </w:rPr>
+      </w:pPr>
+      <w:r>
+        <w:rPr>
+          <w:rFonts w:ascii="Calibri" w:hAnsi="Calibri" w:cs="Calibri"/>
+        </w:rPr>
+        <w:tab/>
+      </w:r>
+      <w:r>
+        <w:rPr>
+          <w:rFonts w:ascii="Calibri" w:hAnsi="Calibri" w:cs="Calibri"/>
+        </w:rPr>
+        <w:tab/>
+        <w:t>}</w:t>
+      </w:r>
+    </w:p>
+    <w:p>
+      <w:pPr>
+        <w:pStyle w:val="ListParagraph"/>
+        <w:rPr>
+          <w:rFonts w:ascii="Calibri" w:hAnsi="Calibri" w:cs="Calibri"/>
+        </w:rPr>
+      </w:pPr>
+      <w:r>
+        <w:rPr>
+          <w:rFonts w:ascii="Calibri" w:hAnsi="Calibri" w:cs="Calibri"/>
+        </w:rPr>
+        <w:tab/>
+      </w:r>
+      <w:r>
+        <w:rPr>
+          <w:rFonts w:ascii="Calibri" w:hAnsi="Calibri" w:cs="Calibri"/>
+        </w:rPr>
+        <w:tab/>
+      </w:r>
+      <w:proofErr w:type="spellStart"/>
+      <w:proofErr w:type="gramStart"/>
+      <w:r>
+        <w:rPr>
+          <w:rFonts w:ascii="Calibri" w:hAnsi="Calibri" w:cs="Calibri"/>
+        </w:rPr>
+        <w:t>showBookDetails</w:t>
+      </w:r>
+      <w:proofErr w:type="spellEnd"/>
+      <w:r>
+        <w:rPr>
+          <w:rFonts w:ascii="Calibri" w:hAnsi="Calibri" w:cs="Calibri"/>
+        </w:rPr>
+        <w:t>(</w:t>
+      </w:r>
+      <w:proofErr w:type="gramEnd"/>
+      <w:r>
+        <w:rPr>
+          <w:rFonts w:ascii="Calibri" w:hAnsi="Calibri" w:cs="Calibri"/>
+        </w:rPr>
+        <w:t>);</w:t>
+      </w:r>
+    </w:p>
+    <w:p>
+      <w:pPr>
+        <w:pStyle w:val="ListParagraph"/>
+        <w:rPr>
+          <w:rFonts w:ascii="Calibri" w:hAnsi="Calibri" w:cs="Calibri"/>
+        </w:rPr>
+      </w:pPr>
+    </w:p>
+    <w:p>
+      <w:pPr>
+        <w:pStyle w:val="ListParagraph"/>
+        <w:rPr>
+          <w:rFonts w:ascii="Calibri" w:hAnsi="Calibri" w:cs="Calibri"/>
+          <w:b/>
+          <w:bCs/>
+          <w:u w:val="single"/>
+        </w:rPr>
+      </w:pPr>
+      <w:r>
+        <w:rPr>
+          <w:rFonts w:ascii="Calibri" w:hAnsi="Calibri" w:cs="Calibri"/>
+          <w:b/>
+          <w:bCs/>
+          <w:u w:val="single"/>
+        </w:rPr>
+        <w:t>Key points of Anonymous function:</w:t>
+      </w:r>
+    </w:p>
+    <w:p>
+      <w:pPr>
+        <w:pStyle w:val="ListParagraph"/>
+        <w:rPr>
+          <w:rFonts w:ascii="Calibri" w:hAnsi="Calibri" w:cs="Calibri"/>
+          <w:b/>
+          <w:bCs/>
+          <w:u w:val="single"/>
+        </w:rPr>
+      </w:pPr>
+    </w:p>
+    <w:p>
+      <w:pPr>
+        <w:pStyle w:val="ListParagraph"/>
+        <w:rPr>
+          <w:rFonts w:ascii="Calibri" w:hAnsi="Calibri" w:cs="Calibri"/>
+        </w:rPr>
+      </w:pPr>
+      <w:r>
+        <w:rPr>
+          <w:rFonts w:ascii="Calibri" w:hAnsi="Calibri" w:cs="Calibri"/>
+          <w:b/>
+          <w:bCs/>
+          <w:u w:val="single"/>
+        </w:rPr>
+        <w:t>1.Function Expressions:</w:t>
+      </w:r>
+      <w:r>
+        <w:rPr>
+          <w:rFonts w:ascii="Calibri" w:hAnsi="Calibri" w:cs="Calibri"/>
+          <w:b/>
+          <w:bCs/>
+          <w:u w:val="single"/>
+        </w:rPr>
+        <w:t xml:space="preserve"> </w:t>
+      </w:r>
+      <w:r>
+        <w:rPr>
+          <w:rFonts w:ascii="Calibri" w:hAnsi="Calibri" w:cs="Calibri"/>
+          <w:b/>
+          <w:bCs/>
+          <w:u w:val="single"/>
+        </w:rPr>
+        <w:t xml:space="preserve"> </w:t>
+      </w:r>
+      <w:r>
+        <w:rPr>
+          <w:rFonts w:ascii="Calibri" w:hAnsi="Calibri" w:cs="Calibri"/>
+        </w:rPr>
+        <w:t>These are normal function statements which we use</w:t>
+      </w:r>
+      <w:r>
+        <w:rPr>
+          <w:rFonts w:ascii="Calibri" w:hAnsi="Calibri" w:cs="Calibri"/>
+        </w:rPr>
+        <w:t>.</w:t>
+      </w:r>
+    </w:p>
+    <w:p>
+      <w:pPr>
+        <w:pStyle w:val="ListParagraph"/>
+        <w:rPr>
+          <w:rFonts w:ascii="Calibri" w:hAnsi="Calibri" w:cs="Calibri"/>
+        </w:rPr>
+      </w:pPr>
+      <w:r>
+        <w:rPr>
+          <w:rFonts w:ascii="Calibri" w:hAnsi="Calibri" w:cs="Calibri"/>
+          <w:b/>
+          <w:bCs/>
+          <w:u w:val="single"/>
+        </w:rPr>
+        <w:t xml:space="preserve">2. Immediately Invoked Function Expressions: (IIFE) </w:t>
+      </w:r>
+      <w:r>
+        <w:rPr>
+          <w:rFonts w:ascii="Calibri" w:hAnsi="Calibri" w:cs="Calibri"/>
+        </w:rPr>
+        <w:t>It is a function that runs as soon as it is defined. It executes automatically without needing to be called separately.</w:t>
+      </w:r>
+    </w:p>
+    <w:p>
+      <w:pPr>
+        <w:pStyle w:val="ListParagraph"/>
+        <w:rPr>
+          <w:rFonts w:ascii="Calibri" w:hAnsi="Calibri" w:cs="Calibri"/>
+        </w:rPr>
+      </w:pPr>
+      <w:r>
+        <w:rPr>
+          <w:rFonts w:ascii="Calibri" w:hAnsi="Calibri" w:cs="Calibri"/>
+          <w:b/>
+          <w:bCs/>
+          <w:u w:val="single"/>
+        </w:rPr>
+        <w:t xml:space="preserve">Syntax: </w:t>
+      </w:r>
+      <w:r>
+        <w:rPr>
+          <w:rFonts w:ascii="Calibri" w:hAnsi="Calibri" w:cs="Calibri"/>
+        </w:rPr>
+        <w:t>(</w:t>
+      </w:r>
+      <w:proofErr w:type="gramStart"/>
+      <w:r>
+        <w:rPr>
+          <w:rFonts w:ascii="Calibri" w:hAnsi="Calibri" w:cs="Calibri"/>
+        </w:rPr>
+        <w:t>function(</w:t>
+      </w:r>
+      <w:proofErr w:type="gramEnd"/>
+      <w:r>
+        <w:rPr>
+          <w:rFonts w:ascii="Calibri" w:hAnsi="Calibri" w:cs="Calibri"/>
+        </w:rPr>
+        <w:t>)</w:t>
+      </w:r>
+    </w:p>
+    <w:p>
+      <w:pPr>
+        <w:pStyle w:val="ListParagraph"/>
+        <w:rPr>
+          <w:rFonts w:ascii="Calibri" w:hAnsi="Calibri" w:cs="Calibri"/>
+          <w:u w:val="single"/>
+        </w:rPr>
+      </w:pPr>
+      <w:r>
+        <w:rPr>
+          <w:rFonts w:ascii="Calibri" w:hAnsi="Calibri" w:cs="Calibri"/>
+          <w:u w:val="single"/>
+        </w:rPr>
+        <w:t>{</w:t>
+      </w:r>
+    </w:p>
+    <w:p>
+      <w:pPr>
+        <w:pStyle w:val="ListParagraph"/>
+        <w:rPr>
+          <w:rFonts w:ascii="Calibri" w:hAnsi="Calibri" w:cs="Calibri"/>
+        </w:rPr>
+      </w:pPr>
+      <w:r>
+        <w:rPr>
+          <w:rFonts w:ascii="Calibri" w:hAnsi="Calibri" w:cs="Calibri"/>
+        </w:rPr>
+        <w:t xml:space="preserve">Statement </w:t>
+      </w:r>
+      <w:proofErr w:type="gramStart"/>
+      <w:r>
+        <w:rPr>
+          <w:rFonts w:ascii="Calibri" w:hAnsi="Calibri" w:cs="Calibri"/>
+        </w:rPr>
+        <w:t>1;</w:t>
+      </w:r>
+      <w:proofErr w:type="gramEnd"/>
+    </w:p>
+    <w:p>
+      <w:pPr>
+        <w:pStyle w:val="ListParagraph"/>
+        <w:rPr>
+          <w:rFonts w:ascii="Calibri" w:hAnsi="Calibri" w:cs="Calibri"/>
+        </w:rPr>
+      </w:pPr>
+      <w:r>
+        <w:rPr>
+          <w:rFonts w:ascii="Calibri" w:hAnsi="Calibri" w:cs="Calibri"/>
+        </w:rPr>
+        <w:t xml:space="preserve">Statement </w:t>
+      </w:r>
+      <w:proofErr w:type="gramStart"/>
+      <w:r>
+        <w:rPr>
+          <w:rFonts w:ascii="Calibri" w:hAnsi="Calibri" w:cs="Calibri"/>
+        </w:rPr>
+        <w:t>2;</w:t>
+      </w:r>
+      <w:proofErr w:type="gramEnd"/>
+    </w:p>
+    <w:p>
+      <w:pPr>
+        <w:pStyle w:val="ListParagraph"/>
+        <w:rPr>
+          <w:rFonts w:ascii="Calibri" w:hAnsi="Calibri" w:cs="Calibri"/>
+        </w:rPr>
+      </w:pPr>
+      <w:r>
+        <w:rPr>
+          <w:rFonts w:ascii="Calibri" w:hAnsi="Calibri" w:cs="Calibri"/>
+        </w:rPr>
+        <w:t>}</w:t>
+      </w:r>
+    </w:p>
+    <w:p>
+      <w:pPr>
+        <w:pStyle w:val="ListParagraph"/>
+        <w:rPr>
+          <w:rFonts w:ascii="Calibri" w:hAnsi="Calibri" w:cs="Calibri"/>
+        </w:rPr>
+      </w:pPr>
+      <w:r>
+        <w:rPr>
+          <w:rFonts w:ascii="Calibri" w:hAnsi="Calibri" w:cs="Calibri"/>
+        </w:rPr>
+        <w:t>)();</w:t>
+      </w:r>
+    </w:p>
+    <w:p>
+      <w:pPr>
+        <w:ind w:left="720"/>
+        <w:rPr>
+          <w:rFonts w:ascii="Calibri" w:hAnsi="Calibri" w:cs="Calibri"/>
+          <w:b/>
+          <w:bCs/>
+          <w:u w:val="single"/>
+        </w:rPr>
+      </w:pPr>
+      <w:r>
+        <w:rPr>
+          <w:rFonts w:ascii="Calibri" w:hAnsi="Calibri" w:cs="Calibri"/>
+          <w:b/>
+          <w:bCs/>
+          <w:u w:val="single"/>
+        </w:rPr>
+        <w:t>3.</w:t>
+      </w:r>
+      <w:r>
+        <w:rPr>
+          <w:rFonts w:ascii="Calibri" w:hAnsi="Calibri" w:cs="Calibri"/>
+          <w:b/>
+          <w:bCs/>
+          <w:u w:val="single"/>
+        </w:rPr>
+        <w:t xml:space="preserve">Call back function: </w:t>
+      </w:r>
+      <w:r>
+        <w:rPr>
+          <w:rFonts w:ascii="Calibri" w:hAnsi="Calibri" w:cs="Calibri"/>
+        </w:rPr>
+        <w:t>Functions can accept other functions as parameters which are called callback. These callbacks run once the main function has finished, giving you the ability to manage how the program proceeds.</w:t>
+      </w:r>
+    </w:p>
+    <w:p>
+      <w:pPr>
+        <w:ind w:left="720"/>
+        <w:rPr>
+          <w:rFonts w:ascii="Calibri" w:hAnsi="Calibri" w:cs="Calibri"/>
+        </w:rPr>
+      </w:pPr>
+      <w:proofErr w:type="spellStart"/>
+      <w:r>
+        <w:rPr>
+          <w:rFonts w:ascii="Calibri" w:hAnsi="Calibri" w:cs="Calibri"/>
+          <w:b/>
+          <w:bCs/>
+          <w:u w:val="single"/>
+        </w:rPr>
+        <w:t>Eg</w:t>
+      </w:r>
+      <w:proofErr w:type="spellEnd"/>
+      <w:r>
+        <w:rPr>
+          <w:rFonts w:ascii="Calibri" w:hAnsi="Calibri" w:cs="Calibri"/>
+          <w:b/>
+          <w:bCs/>
+          <w:u w:val="single"/>
+        </w:rPr>
+        <w:t xml:space="preserve">: </w:t>
+      </w:r>
+      <w:r>
+        <w:rPr>
+          <w:rFonts w:ascii="Calibri" w:hAnsi="Calibri" w:cs="Calibri"/>
+        </w:rPr>
+        <w:t>//define function</w:t>
+      </w:r>
+    </w:p>
+    <w:p>
+      <w:pPr>
+        <w:ind w:left="720"/>
+        <w:rPr>
+          <w:rFonts w:ascii="Calibri" w:hAnsi="Calibri" w:cs="Calibri"/>
+        </w:rPr>
+      </w:pPr>
+      <w:r>
+        <w:rPr>
+          <w:rFonts w:ascii="Calibri" w:hAnsi="Calibri" w:cs="Calibri"/>
+        </w:rPr>
+        <w:t xml:space="preserve">Function </w:t>
+      </w:r>
+      <w:proofErr w:type="spellStart"/>
+      <w:r>
+        <w:rPr>
+          <w:rFonts w:ascii="Calibri" w:hAnsi="Calibri" w:cs="Calibri"/>
+        </w:rPr>
+        <w:t>sayhello</w:t>
+      </w:r>
+      <w:proofErr w:type="spellEnd"/>
+      <w:r>
+        <w:rPr>
+          <w:rFonts w:ascii="Calibri" w:hAnsi="Calibri" w:cs="Calibri"/>
+        </w:rPr>
+        <w:t>(</w:t>
+      </w:r>
+      <w:r>
+        <w:rPr>
+          <w:rFonts w:ascii="Calibri" w:hAnsi="Calibri" w:cs="Calibri"/>
+        </w:rPr>
+        <w:t>callback</w:t>
+      </w:r>
+      <w:proofErr w:type="gramStart"/>
+      <w:r>
+        <w:rPr>
+          <w:rFonts w:ascii="Calibri" w:hAnsi="Calibri" w:cs="Calibri"/>
+        </w:rPr>
+        <w:t>){</w:t>
+      </w:r>
+      <w:proofErr w:type="gramEnd"/>
+    </w:p>
+    <w:p>
+      <w:pPr>
+        <w:ind w:left="720"/>
+        <w:rPr>
+          <w:rFonts w:ascii="Calibri" w:hAnsi="Calibri" w:cs="Calibri"/>
+        </w:rPr>
+      </w:pPr>
+      <w:proofErr w:type="gramStart"/>
+      <w:r>
+        <w:rPr>
+          <w:rFonts w:ascii="Calibri" w:hAnsi="Calibri" w:cs="Calibri"/>
+        </w:rPr>
+        <w:t>Callback(</w:t>
+      </w:r>
+      <w:proofErr w:type="gramEnd"/>
+      <w:r>
+        <w:rPr>
+          <w:rFonts w:ascii="Calibri" w:hAnsi="Calibri" w:cs="Calibri"/>
+        </w:rPr>
+        <w:t>);</w:t>
+      </w:r>
+    </w:p>
+    <w:p>
+      <w:pPr>
+        <w:ind w:left="720"/>
+        <w:rPr>
+          <w:rFonts w:ascii="Calibri" w:hAnsi="Calibri" w:cs="Calibri"/>
+        </w:rPr>
+      </w:pPr>
+      <w:r>
+        <w:rPr>
+          <w:rFonts w:ascii="Calibri" w:hAnsi="Calibri" w:cs="Calibri"/>
+        </w:rPr>
+        <w:t>}</w:t>
+      </w:r>
+    </w:p>
+    <w:p>
+      <w:pPr>
+        <w:ind w:left="720"/>
+        <w:rPr>
+          <w:rFonts w:ascii="Calibri" w:hAnsi="Calibri" w:cs="Calibri"/>
+        </w:rPr>
+      </w:pPr>
+      <w:r>
+        <w:rPr>
+          <w:rFonts w:ascii="Calibri" w:hAnsi="Calibri" w:cs="Calibri"/>
+        </w:rPr>
+        <w:t>//calling function</w:t>
+      </w:r>
+    </w:p>
+    <w:p>
+      <w:pPr>
+        <w:ind w:left="720"/>
+        <w:rPr>
+          <w:rFonts w:ascii="Calibri" w:hAnsi="Calibri" w:cs="Calibri"/>
+        </w:rPr>
+      </w:pPr>
+      <w:proofErr w:type="spellStart"/>
+      <w:r>
+        <w:rPr>
+          <w:rFonts w:ascii="Calibri" w:hAnsi="Calibri" w:cs="Calibri"/>
+        </w:rPr>
+        <w:t>Sayhello</w:t>
+      </w:r>
+      <w:proofErr w:type="spellEnd"/>
+      <w:r>
+        <w:rPr>
+          <w:rFonts w:ascii="Calibri" w:hAnsi="Calibri" w:cs="Calibri"/>
+        </w:rPr>
+        <w:t>(</w:t>
+      </w:r>
+      <w:proofErr w:type="gramStart"/>
+      <w:r>
+        <w:rPr>
+          <w:rFonts w:ascii="Calibri" w:hAnsi="Calibri" w:cs="Calibri"/>
+        </w:rPr>
+        <w:t>function(</w:t>
+      </w:r>
+      <w:proofErr w:type="gramEnd"/>
+      <w:r>
+        <w:rPr>
+          <w:rFonts w:ascii="Calibri" w:hAnsi="Calibri" w:cs="Calibri"/>
+        </w:rPr>
+        <w:t>){</w:t>
+      </w:r>
+    </w:p>
+    <w:p>
+      <w:pPr>
+        <w:ind w:left="720"/>
+        <w:rPr>
+          <w:rFonts w:ascii="Calibri" w:hAnsi="Calibri" w:cs="Calibri"/>
+        </w:rPr>
+      </w:pPr>
+      <w:r>
+        <w:rPr>
+          <w:rFonts w:ascii="Calibri" w:hAnsi="Calibri" w:cs="Calibri"/>
+        </w:rPr>
+        <w:t>Console.log(“Hello”</w:t>
+      </w:r>
+      <w:proofErr w:type="gramStart"/>
+      <w:r>
+        <w:rPr>
+          <w:rFonts w:ascii="Calibri" w:hAnsi="Calibri" w:cs="Calibri"/>
+        </w:rPr>
+        <w:t>);</w:t>
+      </w:r>
+      <w:proofErr w:type="gramEnd"/>
+    </w:p>
+    <w:p>
+      <w:pPr>
+        <w:ind w:left="720"/>
+        <w:rPr>
+          <w:rFonts w:ascii="Calibri" w:hAnsi="Calibri" w:cs="Calibri"/>
+        </w:rPr>
+      </w:pPr>
+      <w:r>
+        <w:rPr>
+          <w:rFonts w:ascii="Calibri" w:hAnsi="Calibri" w:cs="Calibri"/>
+        </w:rPr>
+        <w:t>}</w:t>
+      </w:r>
+    </w:p>
+    <w:p>
+      <w:pPr>
+        <w:ind w:left="720"/>
+        <w:rPr>
+          <w:rFonts w:ascii="Calibri" w:hAnsi="Calibri" w:cs="Calibri"/>
+          <w:b/>
+          <w:bCs/>
+          <w:u w:val="single"/>
+        </w:rPr>
+      </w:pPr>
+      <w:r>
+        <w:rPr>
+          <w:rFonts w:ascii="Calibri" w:hAnsi="Calibri" w:cs="Calibri"/>
+          <w:b/>
+          <w:bCs/>
+          <w:u w:val="single"/>
+        </w:rPr>
+        <w:t>Arrow functions:</w:t>
+      </w:r>
+    </w:p>
+    <w:p>
+      <w:pPr>
+        <w:ind w:left="720"/>
+        <w:rPr>
+          <w:rFonts w:ascii="Calibri" w:hAnsi="Calibri" w:cs="Calibri"/>
+        </w:rPr>
+      </w:pPr>
+      <w:r>
+        <w:rPr>
+          <w:rFonts w:ascii="Calibri" w:hAnsi="Calibri" w:cs="Calibri"/>
+        </w:rPr>
+        <w:lastRenderedPageBreak/>
+        <w:t>Shorter way to write function in JS. It simplifies the syntax compared to regular functions. Often used for quick operations or callbacks and help make the code look cleaner.</w:t>
+      </w:r>
+    </w:p>
+    <w:p>
+      <w:pPr>
+        <w:ind w:left="720"/>
+        <w:rPr>
+          <w:rFonts w:ascii="Calibri" w:hAnsi="Calibri" w:cs="Calibri"/>
+        </w:rPr>
+      </w:pPr>
+      <w:r>
+        <w:rPr>
+          <w:rFonts w:ascii="Calibri" w:hAnsi="Calibri" w:cs="Calibri"/>
+          <w:b/>
+          <w:bCs/>
+        </w:rPr>
+        <w:t xml:space="preserve">Syntax: </w:t>
+      </w:r>
+      <w:r>
+        <w:rPr>
+          <w:rFonts w:ascii="Calibri" w:hAnsi="Calibri" w:cs="Calibri"/>
+        </w:rPr>
+        <w:t>() =&gt; {</w:t>
+      </w:r>
+    </w:p>
+    <w:p>
+      <w:pPr>
+        <w:ind w:left="720"/>
+        <w:rPr>
+          <w:rFonts w:ascii="Calibri" w:hAnsi="Calibri" w:cs="Calibri"/>
+        </w:rPr>
+      </w:pPr>
+      <w:r>
+        <w:rPr>
+          <w:rFonts w:ascii="Calibri" w:hAnsi="Calibri" w:cs="Calibri"/>
+          <w:b/>
+          <w:bCs/>
+        </w:rPr>
+        <w:tab/>
+      </w:r>
+      <w:r>
+        <w:rPr>
+          <w:rFonts w:ascii="Calibri" w:hAnsi="Calibri" w:cs="Calibri"/>
+          <w:b/>
+          <w:bCs/>
+        </w:rPr>
+        <w:tab/>
+        <w:t xml:space="preserve">Statement </w:t>
+      </w:r>
+      <w:proofErr w:type="gramStart"/>
+      <w:r>
+        <w:rPr>
+          <w:rFonts w:ascii="Calibri" w:hAnsi="Calibri" w:cs="Calibri"/>
+          <w:b/>
+          <w:bCs/>
+        </w:rPr>
+        <w:t>1;</w:t>
+      </w:r>
+      <w:proofErr w:type="gramEnd"/>
+    </w:p>
+    <w:p>
+      <w:pPr>
+        <w:ind w:left="720"/>
+        <w:rPr>
+          <w:rFonts w:ascii="Calibri" w:hAnsi="Calibri" w:cs="Calibri"/>
+        </w:rPr>
+      </w:pPr>
+      <w:r>
+        <w:rPr>
+          <w:rFonts w:ascii="Calibri" w:hAnsi="Calibri" w:cs="Calibri"/>
+        </w:rPr>
+        <w:tab/>
+      </w:r>
+      <w:r>
+        <w:rPr>
+          <w:rFonts w:ascii="Calibri" w:hAnsi="Calibri" w:cs="Calibri"/>
+        </w:rPr>
+        <w:tab/>
+        <w:t>-----</w:t>
+      </w:r>
+    </w:p>
+    <w:p>
+      <w:pPr>
+        <w:ind w:left="720"/>
+        <w:rPr>
+          <w:rFonts w:ascii="Calibri" w:hAnsi="Calibri" w:cs="Calibri"/>
+        </w:rPr>
+      </w:pPr>
+      <w:r>
+        <w:rPr>
+          <w:rFonts w:ascii="Calibri" w:hAnsi="Calibri" w:cs="Calibri"/>
+        </w:rPr>
+        <w:tab/>
+      </w:r>
+      <w:r>
+        <w:rPr>
+          <w:rFonts w:ascii="Calibri" w:hAnsi="Calibri" w:cs="Calibri"/>
+        </w:rPr>
+        <w:tab/>
+        <w:t>-----</w:t>
+      </w:r>
+    </w:p>
+    <w:p>
+      <w:pPr>
+        <w:ind w:left="720"/>
+        <w:rPr>
+          <w:rFonts w:ascii="Calibri" w:hAnsi="Calibri" w:cs="Calibri"/>
+        </w:rPr>
+      </w:pPr>
+      <w:r>
+        <w:rPr>
+          <w:rFonts w:ascii="Calibri" w:hAnsi="Calibri" w:cs="Calibri"/>
+        </w:rPr>
+        <w:tab/>
+      </w:r>
+      <w:r>
+        <w:rPr>
+          <w:rFonts w:ascii="Calibri" w:hAnsi="Calibri" w:cs="Calibri"/>
+        </w:rPr>
+        <w:tab/>
+        <w:t xml:space="preserve">Statement </w:t>
+      </w:r>
+      <w:proofErr w:type="gramStart"/>
+      <w:r>
+        <w:rPr>
+          <w:rFonts w:ascii="Calibri" w:hAnsi="Calibri" w:cs="Calibri"/>
+        </w:rPr>
+        <w:t>N;</w:t>
+      </w:r>
+      <w:proofErr w:type="gramEnd"/>
+    </w:p>
+    <w:p>
+      <w:pPr>
+        <w:ind w:left="720"/>
+        <w:rPr>
+          <w:rFonts w:ascii="Calibri" w:hAnsi="Calibri" w:cs="Calibri"/>
+        </w:rPr>
+      </w:pPr>
+      <w:r>
+        <w:rPr>
+          <w:rFonts w:ascii="Calibri" w:hAnsi="Calibri" w:cs="Calibri"/>
+        </w:rPr>
+        <w:tab/>
+      </w:r>
+      <w:r>
+        <w:rPr>
+          <w:rFonts w:ascii="Calibri" w:hAnsi="Calibri" w:cs="Calibri"/>
+        </w:rPr>
+        <w:tab/>
+        <w:t>}</w:t>
+      </w:r>
+    </w:p>
+    <w:p>
+      <w:pPr>
+        <w:ind w:left="720"/>
+        <w:jc w:val="center"/>
+        <w:rPr>
+          <w:rFonts w:ascii="Calibri" w:hAnsi="Calibri" w:cs="Calibri"/>
+          <w:b/>
+          <w:bCs/>
+          <w:u w:val="single"/>
+        </w:rPr>
+      </w:pPr>
+      <w:r>
+        <w:rPr>
+          <w:rFonts w:ascii="Calibri" w:hAnsi="Calibri" w:cs="Calibri"/>
+          <w:b/>
+          <w:bCs/>
+          <w:highlight w:val="yellow"/>
+          <w:u w:val="single"/>
+        </w:rPr>
+        <w:t>Execution Context and it’s key components</w:t>
+      </w:r>
+    </w:p>
+    <w:p>
+      <w:pPr>
+        <w:ind w:left="720"/>
+        <w:rPr>
+          <w:rFonts w:ascii="Calibri" w:hAnsi="Calibri" w:cs="Calibri"/>
+        </w:rPr>
+      </w:pPr>
+      <w:r>
+        <w:rPr>
+          <w:rFonts w:ascii="Calibri" w:hAnsi="Calibri" w:cs="Calibri"/>
+        </w:rPr>
+        <w:t xml:space="preserve">It is the environment in which JS code is executed. It determines what </w:t>
+      </w:r>
+      <w:proofErr w:type="gramStart"/>
+      <w:r>
+        <w:rPr>
+          <w:rFonts w:ascii="Calibri" w:hAnsi="Calibri" w:cs="Calibri"/>
+        </w:rPr>
+        <w:t>variables</w:t>
+      </w:r>
+      <w:r>
+        <w:rPr>
+          <w:rFonts w:ascii="Calibri" w:hAnsi="Calibri" w:cs="Calibri"/>
+        </w:rPr>
+        <w:t>,</w:t>
+      </w:r>
+      <w:proofErr w:type="gramEnd"/>
+      <w:r>
+        <w:rPr>
+          <w:rFonts w:ascii="Calibri" w:hAnsi="Calibri" w:cs="Calibri"/>
+        </w:rPr>
+        <w:t xml:space="preserve"> functions &amp; objects are accessible at a particular point in the code.</w:t>
+      </w:r>
+    </w:p>
+    <w:p>
+      <w:pPr>
+        <w:pStyle w:val="ListParagraph"/>
+        <w:numPr>
+          <w:ilvl w:val="0"/>
+          <w:numId w:val="8"/>
+        </w:numPr>
+        <w:rPr>
+          <w:rFonts w:ascii="Calibri" w:hAnsi="Calibri" w:cs="Calibri"/>
+          <w:b/>
+          <w:bCs/>
+          <w:u w:val="single"/>
+        </w:rPr>
+      </w:pPr>
+      <w:r>
+        <w:rPr>
+          <w:rFonts w:ascii="Calibri" w:hAnsi="Calibri" w:cs="Calibri"/>
+          <w:b/>
+          <w:bCs/>
+          <w:u w:val="single"/>
+        </w:rPr>
+        <w:t xml:space="preserve">Global Execution context: (Global block): </w:t>
+      </w:r>
+      <w:r>
+        <w:rPr>
+          <w:rFonts w:ascii="Calibri" w:hAnsi="Calibri" w:cs="Calibri"/>
+        </w:rPr>
+        <w:t>Global variables can be accessed anywhere within the script.js file.</w:t>
+      </w:r>
+    </w:p>
+    <w:p>
+      <w:pPr>
+        <w:pStyle w:val="ListParagraph"/>
+        <w:numPr>
+          <w:ilvl w:val="0"/>
+          <w:numId w:val="8"/>
+        </w:numPr>
+        <w:rPr>
+          <w:rFonts w:ascii="Calibri" w:hAnsi="Calibri" w:cs="Calibri"/>
+          <w:b/>
+          <w:bCs/>
+          <w:u w:val="single"/>
+        </w:rPr>
+      </w:pPr>
+      <w:r>
+        <w:rPr>
+          <w:rFonts w:ascii="Calibri" w:hAnsi="Calibri" w:cs="Calibri"/>
+          <w:b/>
+          <w:bCs/>
+          <w:u w:val="single"/>
+        </w:rPr>
+        <w:t xml:space="preserve">Local Execution context:(Local Block):  </w:t>
+      </w:r>
+      <w:r>
+        <w:rPr>
+          <w:rFonts w:ascii="Calibri" w:hAnsi="Calibri" w:cs="Calibri"/>
+        </w:rPr>
+        <w:t xml:space="preserve">Local variables are defined to that particular block and cannot be accessed in </w:t>
+      </w:r>
+      <w:proofErr w:type="gramStart"/>
+      <w:r>
+        <w:rPr>
+          <w:rFonts w:ascii="Calibri" w:hAnsi="Calibri" w:cs="Calibri"/>
+        </w:rPr>
+        <w:t>other</w:t>
+      </w:r>
+      <w:proofErr w:type="gramEnd"/>
+      <w:r>
+        <w:rPr>
+          <w:rFonts w:ascii="Calibri" w:hAnsi="Calibri" w:cs="Calibri"/>
+        </w:rPr>
+        <w:t xml:space="preserve"> local block as well as in the global block.</w:t>
+      </w:r>
+    </w:p>
+    <w:p>
+      <w:pPr>
+        <w:pStyle w:val="ListParagraph"/>
+        <w:numPr>
+          <w:ilvl w:val="0"/>
+          <w:numId w:val="8"/>
+        </w:numPr>
+        <w:rPr>
+          <w:rFonts w:ascii="Calibri" w:hAnsi="Calibri" w:cs="Calibri"/>
+          <w:b/>
+          <w:bCs/>
+          <w:u w:val="single"/>
+        </w:rPr>
+      </w:pPr>
+      <w:r>
+        <w:rPr>
+          <w:rFonts w:ascii="Calibri" w:hAnsi="Calibri" w:cs="Calibri"/>
+          <w:b/>
+          <w:bCs/>
+          <w:u w:val="single"/>
+        </w:rPr>
+        <w:t xml:space="preserve">Scope Chain: </w:t>
+      </w:r>
+      <w:r>
+        <w:rPr>
+          <w:rFonts w:ascii="Calibri" w:hAnsi="Calibri" w:cs="Calibri"/>
+        </w:rPr>
+        <w:t xml:space="preserve">It defines how </w:t>
+      </w:r>
+      <w:proofErr w:type="spellStart"/>
+      <w:r>
+        <w:rPr>
+          <w:rFonts w:ascii="Calibri" w:hAnsi="Calibri" w:cs="Calibri"/>
+        </w:rPr>
+        <w:t>variiables</w:t>
+      </w:r>
+      <w:proofErr w:type="spellEnd"/>
+      <w:r>
+        <w:rPr>
+          <w:rFonts w:ascii="Calibri" w:hAnsi="Calibri" w:cs="Calibri"/>
+        </w:rPr>
+        <w:t xml:space="preserve"> are resolved in nested scopes. It ensures that a block has access not only to </w:t>
+      </w:r>
+      <w:proofErr w:type="gramStart"/>
+      <w:r>
+        <w:rPr>
+          <w:rFonts w:ascii="Calibri" w:hAnsi="Calibri" w:cs="Calibri"/>
+        </w:rPr>
+        <w:t>it’s</w:t>
+      </w:r>
+      <w:proofErr w:type="gramEnd"/>
+      <w:r>
+        <w:rPr>
+          <w:rFonts w:ascii="Calibri" w:hAnsi="Calibri" w:cs="Calibri"/>
+        </w:rPr>
+        <w:t xml:space="preserve"> own local variables</w:t>
+      </w:r>
+      <w:r>
+        <w:rPr>
+          <w:rFonts w:ascii="Calibri" w:hAnsi="Calibri" w:cs="Calibri"/>
+        </w:rPr>
+        <w:t xml:space="preserve"> but also to variables in its parent scope.</w:t>
+      </w:r>
+    </w:p>
+    <w:p>
+      <w:pPr>
+        <w:ind w:left="1080"/>
+        <w:rPr>
+          <w:rFonts w:ascii="Calibri" w:hAnsi="Calibri" w:cs="Calibri"/>
+        </w:rPr>
+      </w:pPr>
+      <w:r>
+        <w:rPr>
+          <w:rFonts w:ascii="Calibri" w:hAnsi="Calibri" w:cs="Calibri"/>
+        </w:rPr>
+        <w:t xml:space="preserve">When a variable is referenced, JS first looks in the current scope, if it does </w:t>
+      </w:r>
+      <w:proofErr w:type="spellStart"/>
+      <w:r>
+        <w:rPr>
+          <w:rFonts w:ascii="Calibri" w:hAnsi="Calibri" w:cs="Calibri"/>
+        </w:rPr>
+        <w:t>n’t</w:t>
+      </w:r>
+      <w:proofErr w:type="spellEnd"/>
+      <w:r>
+        <w:rPr>
+          <w:rFonts w:ascii="Calibri" w:hAnsi="Calibri" w:cs="Calibri"/>
+        </w:rPr>
+        <w:t xml:space="preserve"> find the variable there, it continues searching in the parent scope until it reaches the global execution context. This series of scopes is known as the scope chain.</w:t>
+      </w:r>
+    </w:p>
+    <w:p>
+      <w:pPr>
+        <w:ind w:left="1080"/>
+        <w:jc w:val="center"/>
+        <w:rPr>
+          <w:rFonts w:ascii="Calibri" w:hAnsi="Calibri" w:cs="Calibri"/>
+          <w:b/>
+          <w:bCs/>
+          <w:u w:val="single"/>
+        </w:rPr>
+      </w:pPr>
+      <w:r>
+        <w:rPr>
+          <w:rFonts w:ascii="Calibri" w:hAnsi="Calibri" w:cs="Calibri"/>
+          <w:b/>
+          <w:bCs/>
+          <w:highlight w:val="yellow"/>
+          <w:u w:val="single"/>
+        </w:rPr>
+        <w:t xml:space="preserve">Overview of Code </w:t>
+      </w:r>
+      <w:r>
+        <w:rPr>
+          <w:rFonts w:ascii="Calibri" w:hAnsi="Calibri" w:cs="Calibri"/>
+          <w:b/>
+          <w:bCs/>
+          <w:highlight w:val="yellow"/>
+          <w:u w:val="single"/>
+        </w:rPr>
+        <w:t>Debugging</w:t>
+      </w:r>
+    </w:p>
+    <w:p>
+      <w:pPr>
+        <w:ind w:left="1080"/>
+        <w:rPr>
+          <w:rFonts w:ascii="Calibri" w:hAnsi="Calibri" w:cs="Calibri"/>
+        </w:rPr>
+      </w:pPr>
+      <w:r>
+        <w:rPr>
+          <w:rFonts w:ascii="Calibri" w:hAnsi="Calibri" w:cs="Calibri"/>
+        </w:rPr>
+        <w:t>Debugging is the process of monitoring the data when your code is in the execution mode.</w:t>
+      </w:r>
+    </w:p>
+    <w:p>
+      <w:pPr>
+        <w:ind w:left="1080"/>
+        <w:rPr>
+          <w:rFonts w:ascii="Calibri" w:hAnsi="Calibri" w:cs="Calibri"/>
+        </w:rPr>
+      </w:pPr>
+      <w:r>
+        <w:rPr>
+          <w:rFonts w:ascii="Calibri" w:hAnsi="Calibri" w:cs="Calibri"/>
+        </w:rPr>
+        <w:t>Some techniques include:</w:t>
+      </w:r>
+    </w:p>
+    <w:p>
+      <w:pPr>
+        <w:pStyle w:val="ListParagraph"/>
+        <w:numPr>
+          <w:ilvl w:val="0"/>
+          <w:numId w:val="9"/>
+        </w:numPr>
+        <w:rPr>
+          <w:rFonts w:ascii="Calibri" w:hAnsi="Calibri" w:cs="Calibri"/>
+        </w:rPr>
+      </w:pPr>
+      <w:r>
+        <w:rPr>
+          <w:rFonts w:ascii="Calibri" w:hAnsi="Calibri" w:cs="Calibri"/>
+        </w:rPr>
+        <w:t>Debugger – it acts alike a breakpoint.</w:t>
+      </w:r>
+    </w:p>
+    <w:p>
+      <w:pPr>
+        <w:pStyle w:val="ListParagraph"/>
+        <w:numPr>
+          <w:ilvl w:val="0"/>
+          <w:numId w:val="9"/>
+        </w:numPr>
+        <w:rPr>
+          <w:rFonts w:ascii="Calibri" w:hAnsi="Calibri" w:cs="Calibri"/>
+        </w:rPr>
+      </w:pPr>
+      <w:r>
+        <w:rPr>
+          <w:rFonts w:ascii="Calibri" w:hAnsi="Calibri" w:cs="Calibri"/>
+        </w:rPr>
+        <w:t>Resume(F8)</w:t>
+      </w:r>
+    </w:p>
+    <w:p>
+      <w:pPr>
+        <w:pStyle w:val="ListParagraph"/>
+        <w:numPr>
+          <w:ilvl w:val="0"/>
+          <w:numId w:val="9"/>
+        </w:numPr>
+        <w:rPr>
+          <w:rFonts w:ascii="Calibri" w:hAnsi="Calibri" w:cs="Calibri"/>
+        </w:rPr>
+      </w:pPr>
+      <w:r>
+        <w:rPr>
+          <w:rFonts w:ascii="Calibri" w:hAnsi="Calibri" w:cs="Calibri"/>
+        </w:rPr>
+        <w:t>Stepover (F10)</w:t>
+      </w:r>
+    </w:p>
+    <w:p>
+      <w:pPr>
+        <w:pStyle w:val="ListParagraph"/>
+        <w:numPr>
+          <w:ilvl w:val="0"/>
+          <w:numId w:val="9"/>
+        </w:numPr>
+        <w:rPr>
+          <w:rFonts w:ascii="Calibri" w:hAnsi="Calibri" w:cs="Calibri"/>
+        </w:rPr>
+      </w:pPr>
+      <w:r>
+        <w:rPr>
+          <w:rFonts w:ascii="Calibri" w:hAnsi="Calibri" w:cs="Calibri"/>
+        </w:rPr>
+        <w:t>Step into function(F11)</w:t>
+      </w:r>
+    </w:p>
+    <w:p>
+      <w:pPr>
+        <w:pStyle w:val="ListParagraph"/>
+        <w:numPr>
+          <w:ilvl w:val="0"/>
+          <w:numId w:val="9"/>
+        </w:numPr>
+        <w:rPr>
+          <w:rFonts w:ascii="Calibri" w:hAnsi="Calibri" w:cs="Calibri"/>
+        </w:rPr>
+      </w:pPr>
+      <w:proofErr w:type="spellStart"/>
+      <w:r>
+        <w:rPr>
+          <w:rFonts w:ascii="Calibri" w:hAnsi="Calibri" w:cs="Calibri"/>
+        </w:rPr>
+        <w:t>Stepout</w:t>
+      </w:r>
+      <w:proofErr w:type="spellEnd"/>
+      <w:r>
+        <w:rPr>
+          <w:rFonts w:ascii="Calibri" w:hAnsi="Calibri" w:cs="Calibri"/>
+        </w:rPr>
+        <w:t>(shift+f11)</w:t>
+      </w:r>
+    </w:p>
+    <w:p>
+      <w:pPr>
+        <w:ind w:left="720"/>
+        <w:rPr>
+          <w:rFonts w:ascii="Calibri" w:hAnsi="Calibri" w:cs="Calibri"/>
+        </w:rPr>
+      </w:pPr>
+      <w:r>
+        <w:rPr>
+          <w:rFonts w:ascii="Calibri" w:hAnsi="Calibri" w:cs="Calibri"/>
+        </w:rPr>
+        <w:t xml:space="preserve"> </w:t>
+      </w:r>
+    </w:p>
+    <w:p>
+      <w:pPr>
+        <w:pStyle w:val="ListParagraph"/>
+        <w:rPr>
+          <w:rFonts w:ascii="Calibri" w:hAnsi="Calibri" w:cs="Calibri"/>
+        </w:rPr>
+      </w:pPr>
+    </w:p>
+    <w:p>
+      <w:pPr>
+        <w:pStyle w:val="ListParagraph"/>
+        <w:rPr>
+          <w:rFonts w:ascii="Calibri" w:hAnsi="Calibri" w:cs="Calibri"/>
+        </w:rPr>
+      </w:pPr>
+      <w:r>
+        <w:rPr>
+          <w:rFonts w:ascii="Calibri" w:hAnsi="Calibri" w:cs="Calibri"/>
+        </w:rPr>
+        <w:tab/>
+      </w:r>
+      <w:r>
+        <w:rPr>
+          <w:rFonts w:ascii="Calibri" w:hAnsi="Calibri" w:cs="Calibri"/>
+        </w:rPr>
+        <w:tab/>
+      </w:r>
+    </w:p>
+    <w:p>
+      <w:pPr>
+        <w:pStyle w:val="ListParagraph"/>
+        <w:rPr>
+          <w:rFonts w:ascii="Calibri" w:hAnsi="Calibri" w:cs="Calibri"/>
+        </w:rPr>
+      </w:pPr>
+      <w:r>
+        <w:rPr>
+          <w:rFonts w:ascii="Calibri" w:hAnsi="Calibri" w:cs="Calibri"/>
+        </w:rPr>
+        <w:tab/>
+      </w:r>
+      <w:r>
+        <w:rPr>
+          <w:rFonts w:ascii="Calibri" w:hAnsi="Calibri" w:cs="Calibri"/>
+        </w:rPr>
+        <w:tab/>
+      </w:r>
+    </w:p>
+    <w:p>
+      <w:pPr>
+        <w:rPr>
+          <w:rFonts w:ascii="Calibri" w:hAnsi="Calibri" w:cs="Calibri"/>
+          <w:u w:val="single"/>
+        </w:rPr>
+      </w:pPr>
+    </w:p>
+    <w:p>
+      <w:pPr>
+        <w:rPr>
+          <w:rFonts w:ascii="Calibri" w:hAnsi="Calibri" w:cs="Calibri"/>
+        </w:rPr>
+      </w:pPr>
+    </w:p>
+    <w:p>
+      <w:pPr>
+        <w:rPr>
+          <w:rFonts w:ascii="Calibri" w:hAnsi="Calibri" w:cs="Calibri"/>
+        </w:rPr>
+      </w:pPr>
+    </w:p>
+    <w:p>
+      <w:pPr>
+        <w:rPr>
+          <w:rFonts w:ascii="Calibri" w:hAnsi="Calibri" w:cs="Calibri"/>
+        </w:rPr>
+      </w:pPr>
+    </w:p>
+    <w:p>
+      <w:pPr>
+        <w:rPr>
+          <w:rFonts w:ascii="Calibri" w:hAnsi="Calibri" w:cs="Calibri"/>
+        </w:rPr>
+      </w:pPr>
+    </w:p>
+    <w:p>
+      <w:pPr>
+        <w:rPr>
+          <w:rFonts w:ascii="Calibri" w:hAnsi="Calibri" w:cs="Calibri"/>
+        </w:rPr>
+      </w:pPr>
+    </w:p>
+    <w:p>
+      <w:pPr>
+        <w:rPr>
+          <w:rFonts w:ascii="Calibri" w:hAnsi="Calibri" w:cs="Calibri"/>
+        </w:rPr>
+      </w:pPr>
+    </w:p>
+    <w:p>
+      <w:pPr>
+        <w:rPr>
+          <w:rFonts w:ascii="Calibri" w:hAnsi="Calibri" w:cs="Calibri"/>
+        </w:rPr>
+      </w:pPr>
+    </w:p>
+    <w:p>
+      <w:pPr>
+        <w:rPr>
+          <w:rFonts w:ascii="Calibri" w:hAnsi="Calibri" w:cs="Calibri"/>
+        </w:rPr>
+      </w:pPr>
     </w:p>
     <w:p>
       <w:pPr>
@@ -2321,9 +6496,9 @@
 <file path=word/numbering.xml><?xml version="1.0" encoding="utf-8"?>
 <w:numbering xmlns:wpc="http://schemas.microsoft.com/office/word/2010/wordprocessingCanvas" xmlns:cx="http://schemas.microsoft.com/office/drawing/2014/chartex" xmlns:cx1="http://schemas.microsoft.com/office/drawing/2015/9/8/chartex" xmlns:cx2="http://schemas.microsoft.com/office/drawing/2015/10/21/chartex" xmlns:cx3="http://schemas.microsoft.com/office/drawing/2016/5/9/chartex" xmlns:cx4="http://schemas.microsoft.com/office/drawing/2016/5/10/chartex" xmlns:cx5="http://schemas.microsoft.com/office/drawing/2016/5/11/chartex" xmlns:cx6="http://schemas.microsoft.com/office/drawing/2016/5/12/chartex" xmlns:cx7="http://schemas.microsoft.com/office/drawing/2016/5/13/chartex" xmlns:cx8="http://schemas.microsoft.com/office/drawing/2016/5/14/chartex" xmlns:mc="http://schemas.openxmlformats.org/markup-compatibility/2006" xmlns:aink="http://schemas.microsoft.com/office/drawing/2016/ink" xmlns:am3d="http://schemas.microsoft.com/office/drawing/2017/model3d" xmlns:o="urn:schemas-microsoft-com:office:office" xmlns:oel="http://schemas.microsoft.com/office/2019/extlst" xmlns:r="http://schemas.openxmlformats.org/officeDocument/2006/relationships" xmlns:m="http://schemas.openxmlformats.org/officeDocument/2006/math" xmlns:v="urn:schemas-microsoft-com:vml" xmlns:wp14="http://schemas.microsoft.com/office/word/2010/wordprocessingDrawing" xmlns:wp="http://schemas.openxmlformats.org/drawingml/2006/wordprocessingDrawing" xmlns:w10="urn:schemas-microsoft-com:office:word" xmlns:w="http://schemas.openxmlformats.org/wordprocessingml/2006/main" xmlns:w14="http://schemas.microsoft.com/office/word/2010/wordml" xmlns:w15="http://schemas.microsoft.com/office/word/2012/wordml" xmlns:w16cex="http://schemas.microsoft.com/office/word/2018/wordml/cex" xmlns:w16cid="http://schemas.microsoft.com/office/word/2016/wordml/cid" xmlns:w16="http://schemas.microsoft.com/office/word/2018/wordml" xmlns:w16sdtdh="http://schemas.microsoft.com/office/word/2020/wordml/sdtdatahash" xmlns:w16se="http://schemas.microsoft.com/office/word/2015/wordml/symex" xmlns:wpg="http://schemas.microsoft.com/office/word/2010/wordprocessingGroup" xmlns:wpi="http://schemas.microsoft.com/office/word/2010/wordprocessingInk" xmlns:wne="http://schemas.microsoft.com/office/word/2006/wordml" xmlns:wps="http://schemas.microsoft.com/office/word/2010/wordprocessingShape" mc:Ignorable="w14 w15 w16se w16cid w16 w16cex w16sdtdh wp14">
   <w:abstractNum w:abstractNumId="0" w15:restartNumberingAfterBreak="0">
-    <w:nsid w:val="3A6D1A56"/>
+    <w:nsid w:val="047D69D6"/>
     <w:multiLevelType w:val="hybridMultilevel"/>
-    <w:tmpl w:val="00FAF0CC"/>
+    <w:tmpl w:val="F25C6B10"/>
     <w:lvl w:ilvl="0" w:tplc="4009000F">
       <w:start w:val="1"/>
       <w:numFmt w:val="decimal"/>
@@ -2410,6 +6585,184 @@
     </w:lvl>
   </w:abstractNum>
   <w:abstractNum w:abstractNumId="1" w15:restartNumberingAfterBreak="0">
+    <w:nsid w:val="0F474095"/>
+    <w:multiLevelType w:val="hybridMultilevel"/>
+    <w:tmpl w:val="161C7DD2"/>
+    <w:lvl w:ilvl="0" w:tplc="EE76E260">
+      <w:start w:val="1"/>
+      <w:numFmt w:val="decimal"/>
+      <w:lvlText w:val="%1."/>
+      <w:lvlJc w:val="left"/>
+      <w:pPr>
+        <w:ind w:left="1080" w:hanging="360"/>
+      </w:pPr>
+      <w:rPr>
+        <w:rFonts w:hint="default"/>
+      </w:rPr>
+    </w:lvl>
+    <w:lvl w:ilvl="1" w:tplc="40090019" w:tentative="1">
+      <w:start w:val="1"/>
+      <w:numFmt w:val="lowerLetter"/>
+      <w:lvlText w:val="%2."/>
+      <w:lvlJc w:val="left"/>
+      <w:pPr>
+        <w:ind w:left="1800" w:hanging="360"/>
+      </w:pPr>
+    </w:lvl>
+    <w:lvl w:ilvl="2" w:tplc="4009001B" w:tentative="1">
+      <w:start w:val="1"/>
+      <w:numFmt w:val="lowerRoman"/>
+      <w:lvlText w:val="%3."/>
+      <w:lvlJc w:val="right"/>
+      <w:pPr>
+        <w:ind w:left="2520" w:hanging="180"/>
+      </w:pPr>
+    </w:lvl>
+    <w:lvl w:ilvl="3" w:tplc="4009000F" w:tentative="1">
+      <w:start w:val="1"/>
+      <w:numFmt w:val="decimal"/>
+      <w:lvlText w:val="%4."/>
+      <w:lvlJc w:val="left"/>
+      <w:pPr>
+        <w:ind w:left="3240" w:hanging="360"/>
+      </w:pPr>
+    </w:lvl>
+    <w:lvl w:ilvl="4" w:tplc="40090019" w:tentative="1">
+      <w:start w:val="1"/>
+      <w:numFmt w:val="lowerLetter"/>
+      <w:lvlText w:val="%5."/>
+      <w:lvlJc w:val="left"/>
+      <w:pPr>
+        <w:ind w:left="3960" w:hanging="360"/>
+      </w:pPr>
+    </w:lvl>
+    <w:lvl w:ilvl="5" w:tplc="4009001B" w:tentative="1">
+      <w:start w:val="1"/>
+      <w:numFmt w:val="lowerRoman"/>
+      <w:lvlText w:val="%6."/>
+      <w:lvlJc w:val="right"/>
+      <w:pPr>
+        <w:ind w:left="4680" w:hanging="180"/>
+      </w:pPr>
+    </w:lvl>
+    <w:lvl w:ilvl="6" w:tplc="4009000F" w:tentative="1">
+      <w:start w:val="1"/>
+      <w:numFmt w:val="decimal"/>
+      <w:lvlText w:val="%7."/>
+      <w:lvlJc w:val="left"/>
+      <w:pPr>
+        <w:ind w:left="5400" w:hanging="360"/>
+      </w:pPr>
+    </w:lvl>
+    <w:lvl w:ilvl="7" w:tplc="40090019" w:tentative="1">
+      <w:start w:val="1"/>
+      <w:numFmt w:val="lowerLetter"/>
+      <w:lvlText w:val="%8."/>
+      <w:lvlJc w:val="left"/>
+      <w:pPr>
+        <w:ind w:left="6120" w:hanging="360"/>
+      </w:pPr>
+    </w:lvl>
+    <w:lvl w:ilvl="8" w:tplc="4009001B" w:tentative="1">
+      <w:start w:val="1"/>
+      <w:numFmt w:val="lowerRoman"/>
+      <w:lvlText w:val="%9."/>
+      <w:lvlJc w:val="right"/>
+      <w:pPr>
+        <w:ind w:left="6840" w:hanging="180"/>
+      </w:pPr>
+    </w:lvl>
+  </w:abstractNum>
+  <w:abstractNum w:abstractNumId="2" w15:restartNumberingAfterBreak="0">
+    <w:nsid w:val="3A6D1A56"/>
+    <w:multiLevelType w:val="hybridMultilevel"/>
+    <w:tmpl w:val="00FAF0CC"/>
+    <w:lvl w:ilvl="0" w:tplc="4009000F">
+      <w:start w:val="1"/>
+      <w:numFmt w:val="decimal"/>
+      <w:lvlText w:val="%1."/>
+      <w:lvlJc w:val="left"/>
+      <w:pPr>
+        <w:ind w:left="720" w:hanging="360"/>
+      </w:pPr>
+      <w:rPr>
+        <w:rFonts w:hint="default"/>
+      </w:rPr>
+    </w:lvl>
+    <w:lvl w:ilvl="1" w:tplc="40090019" w:tentative="1">
+      <w:start w:val="1"/>
+      <w:numFmt w:val="lowerLetter"/>
+      <w:lvlText w:val="%2."/>
+      <w:lvlJc w:val="left"/>
+      <w:pPr>
+        <w:ind w:left="1440" w:hanging="360"/>
+      </w:pPr>
+    </w:lvl>
+    <w:lvl w:ilvl="2" w:tplc="4009001B" w:tentative="1">
+      <w:start w:val="1"/>
+      <w:numFmt w:val="lowerRoman"/>
+      <w:lvlText w:val="%3."/>
+      <w:lvlJc w:val="right"/>
+      <w:pPr>
+        <w:ind w:left="2160" w:hanging="180"/>
+      </w:pPr>
+    </w:lvl>
+    <w:lvl w:ilvl="3" w:tplc="4009000F" w:tentative="1">
+      <w:start w:val="1"/>
+      <w:numFmt w:val="decimal"/>
+      <w:lvlText w:val="%4."/>
+      <w:lvlJc w:val="left"/>
+      <w:pPr>
+        <w:ind w:left="2880" w:hanging="360"/>
+      </w:pPr>
+    </w:lvl>
+    <w:lvl w:ilvl="4" w:tplc="40090019" w:tentative="1">
+      <w:start w:val="1"/>
+      <w:numFmt w:val="lowerLetter"/>
+      <w:lvlText w:val="%5."/>
+      <w:lvlJc w:val="left"/>
+      <w:pPr>
+        <w:ind w:left="3600" w:hanging="360"/>
+      </w:pPr>
+    </w:lvl>
+    <w:lvl w:ilvl="5" w:tplc="4009001B" w:tentative="1">
+      <w:start w:val="1"/>
+      <w:numFmt w:val="lowerRoman"/>
+      <w:lvlText w:val="%6."/>
+      <w:lvlJc w:val="right"/>
+      <w:pPr>
+        <w:ind w:left="4320" w:hanging="180"/>
+      </w:pPr>
+    </w:lvl>
+    <w:lvl w:ilvl="6" w:tplc="4009000F" w:tentative="1">
+      <w:start w:val="1"/>
+      <w:numFmt w:val="decimal"/>
+      <w:lvlText w:val="%7."/>
+      <w:lvlJc w:val="left"/>
+      <w:pPr>
+        <w:ind w:left="5040" w:hanging="360"/>
+      </w:pPr>
+    </w:lvl>
+    <w:lvl w:ilvl="7" w:tplc="40090019" w:tentative="1">
+      <w:start w:val="1"/>
+      <w:numFmt w:val="lowerLetter"/>
+      <w:lvlText w:val="%8."/>
+      <w:lvlJc w:val="left"/>
+      <w:pPr>
+        <w:ind w:left="5760" w:hanging="360"/>
+      </w:pPr>
+    </w:lvl>
+    <w:lvl w:ilvl="8" w:tplc="4009001B" w:tentative="1">
+      <w:start w:val="1"/>
+      <w:numFmt w:val="lowerRoman"/>
+      <w:lvlText w:val="%9."/>
+      <w:lvlJc w:val="right"/>
+      <w:pPr>
+        <w:ind w:left="6480" w:hanging="180"/>
+      </w:pPr>
+    </w:lvl>
+  </w:abstractNum>
+  <w:abstractNum w:abstractNumId="3" w15:restartNumberingAfterBreak="0">
     <w:nsid w:val="3CC93DA0"/>
     <w:multiLevelType w:val="hybridMultilevel"/>
     <w:tmpl w:val="D304D14C"/>
@@ -2522,7 +6875,7 @@
       </w:rPr>
     </w:lvl>
   </w:abstractNum>
-  <w:abstractNum w:abstractNumId="2" w15:restartNumberingAfterBreak="0">
+  <w:abstractNum w:abstractNumId="4" w15:restartNumberingAfterBreak="0">
     <w:nsid w:val="57A10B6C"/>
     <w:multiLevelType w:val="multilevel"/>
     <w:tmpl w:val="99B43B9C"/>
@@ -2671,7 +7024,96 @@
       </w:rPr>
     </w:lvl>
   </w:abstractNum>
-  <w:abstractNum w:abstractNumId="3" w15:restartNumberingAfterBreak="0">
+  <w:abstractNum w:abstractNumId="5" w15:restartNumberingAfterBreak="0">
+    <w:nsid w:val="5AD857E4"/>
+    <w:multiLevelType w:val="hybridMultilevel"/>
+    <w:tmpl w:val="BDB0B4B0"/>
+    <w:lvl w:ilvl="0" w:tplc="4009000F">
+      <w:start w:val="1"/>
+      <w:numFmt w:val="decimal"/>
+      <w:lvlText w:val="%1."/>
+      <w:lvlJc w:val="left"/>
+      <w:pPr>
+        <w:ind w:left="720" w:hanging="360"/>
+      </w:pPr>
+      <w:rPr>
+        <w:rFonts w:hint="default"/>
+      </w:rPr>
+    </w:lvl>
+    <w:lvl w:ilvl="1" w:tplc="40090019" w:tentative="1">
+      <w:start w:val="1"/>
+      <w:numFmt w:val="lowerLetter"/>
+      <w:lvlText w:val="%2."/>
+      <w:lvlJc w:val="left"/>
+      <w:pPr>
+        <w:ind w:left="1440" w:hanging="360"/>
+      </w:pPr>
+    </w:lvl>
+    <w:lvl w:ilvl="2" w:tplc="4009001B" w:tentative="1">
+      <w:start w:val="1"/>
+      <w:numFmt w:val="lowerRoman"/>
+      <w:lvlText w:val="%3."/>
+      <w:lvlJc w:val="right"/>
+      <w:pPr>
+        <w:ind w:left="2160" w:hanging="180"/>
+      </w:pPr>
+    </w:lvl>
+    <w:lvl w:ilvl="3" w:tplc="4009000F" w:tentative="1">
+      <w:start w:val="1"/>
+      <w:numFmt w:val="decimal"/>
+      <w:lvlText w:val="%4."/>
+      <w:lvlJc w:val="left"/>
+      <w:pPr>
+        <w:ind w:left="2880" w:hanging="360"/>
+      </w:pPr>
+    </w:lvl>
+    <w:lvl w:ilvl="4" w:tplc="40090019" w:tentative="1">
+      <w:start w:val="1"/>
+      <w:numFmt w:val="lowerLetter"/>
+      <w:lvlText w:val="%5."/>
+      <w:lvlJc w:val="left"/>
+      <w:pPr>
+        <w:ind w:left="3600" w:hanging="360"/>
+      </w:pPr>
+    </w:lvl>
+    <w:lvl w:ilvl="5" w:tplc="4009001B" w:tentative="1">
+      <w:start w:val="1"/>
+      <w:numFmt w:val="lowerRoman"/>
+      <w:lvlText w:val="%6."/>
+      <w:lvlJc w:val="right"/>
+      <w:pPr>
+        <w:ind w:left="4320" w:hanging="180"/>
+      </w:pPr>
+    </w:lvl>
+    <w:lvl w:ilvl="6" w:tplc="4009000F" w:tentative="1">
+      <w:start w:val="1"/>
+      <w:numFmt w:val="decimal"/>
+      <w:lvlText w:val="%7."/>
+      <w:lvlJc w:val="left"/>
+      <w:pPr>
+        <w:ind w:left="5040" w:hanging="360"/>
+      </w:pPr>
+    </w:lvl>
+    <w:lvl w:ilvl="7" w:tplc="40090019" w:tentative="1">
+      <w:start w:val="1"/>
+      <w:numFmt w:val="lowerLetter"/>
+      <w:lvlText w:val="%8."/>
+      <w:lvlJc w:val="left"/>
+      <w:pPr>
+        <w:ind w:left="5760" w:hanging="360"/>
+      </w:pPr>
+    </w:lvl>
+    <w:lvl w:ilvl="8" w:tplc="4009001B" w:tentative="1">
+      <w:start w:val="1"/>
+      <w:numFmt w:val="lowerRoman"/>
+      <w:lvlText w:val="%9."/>
+      <w:lvlJc w:val="right"/>
+      <w:pPr>
+        <w:ind w:left="6480" w:hanging="180"/>
+      </w:pPr>
+    </w:lvl>
+  </w:abstractNum>
+  <w:abstractNum w:abstractNumId="6" w15:restartNumberingAfterBreak="0">
     <w:nsid w:val="5B1D424A"/>
     <w:multiLevelType w:val="multilevel"/>
     <w:tmpl w:val="B59A427A"/>
@@ -2820,17 +7262,234 @@
       </w:rPr>
     </w:lvl>
   </w:abstractNum>
+  <w:abstractNum w:abstractNumId="7" w15:restartNumberingAfterBreak="0">
+    <w:nsid w:val="6D2D2F38"/>
+    <w:multiLevelType w:val="hybridMultilevel"/>
+    <w:tmpl w:val="6FFE06A4"/>
+    <w:lvl w:ilvl="0" w:tplc="40090001">
+      <w:start w:val="1"/>
+      <w:numFmt w:val="bullet"/>
+      <w:lvlText w:val=""/>
+      <w:lvlJc w:val="left"/>
+      <w:pPr>
+        <w:ind w:left="1440" w:hanging="360"/>
+      </w:pPr>
+      <w:rPr>
+        <w:rFonts w:ascii="Symbol" w:hAnsi="Symbol" w:hint="default"/>
+      </w:rPr>
+    </w:lvl>
+    <w:lvl w:ilvl="1" w:tplc="40090003" w:tentative="1">
+      <w:start w:val="1"/>
+      <w:numFmt w:val="bullet"/>
+      <w:lvlText w:val="o"/>
+      <w:lvlJc w:val="left"/>
+      <w:pPr>
+        <w:ind w:left="2160" w:hanging="360"/>
+      </w:pPr>
+      <w:rPr>
+        <w:rFonts w:ascii="Courier New" w:hAnsi="Courier New" w:cs="Courier New" w:hint="default"/>
+      </w:rPr>
+    </w:lvl>
+    <w:lvl w:ilvl="2" w:tplc="40090005" w:tentative="1">
+      <w:start w:val="1"/>
+      <w:numFmt w:val="bullet"/>
+      <w:lvlText w:val=""/>
+      <w:lvlJc w:val="left"/>
+      <w:pPr>
+        <w:ind w:left="2880" w:hanging="360"/>
+      </w:pPr>
+      <w:rPr>
+        <w:rFonts w:ascii="Wingdings" w:hAnsi="Wingdings" w:hint="default"/>
+      </w:rPr>
+    </w:lvl>
+    <w:lvl w:ilvl="3" w:tplc="40090001" w:tentative="1">
+      <w:start w:val="1"/>
+      <w:numFmt w:val="bullet"/>
+      <w:lvlText w:val=""/>
+      <w:lvlJc w:val="left"/>
+      <w:pPr>
+        <w:ind w:left="3600" w:hanging="360"/>
+      </w:pPr>
+      <w:rPr>
+        <w:rFonts w:ascii="Symbol" w:hAnsi="Symbol" w:hint="default"/>
+      </w:rPr>
+    </w:lvl>
+    <w:lvl w:ilvl="4" w:tplc="40090003" w:tentative="1">
+      <w:start w:val="1"/>
+      <w:numFmt w:val="bullet"/>
+      <w:lvlText w:val="o"/>
+      <w:lvlJc w:val="left"/>
+      <w:pPr>
+        <w:ind w:left="4320" w:hanging="360"/>
+      </w:pPr>
+      <w:rPr>
+        <w:rFonts w:ascii="Courier New" w:hAnsi="Courier New" w:cs="Courier New" w:hint="default"/>
+      </w:rPr>
+    </w:lvl>
+    <w:lvl w:ilvl="5" w:tplc="40090005" w:tentative="1">
+      <w:start w:val="1"/>
+      <w:numFmt w:val="bullet"/>
+      <w:lvlText w:val=""/>
+      <w:lvlJc w:val="left"/>
+      <w:pPr>
+        <w:ind w:left="5040" w:hanging="360"/>
+      </w:pPr>
+      <w:rPr>
+        <w:rFonts w:ascii="Wingdings" w:hAnsi="Wingdings" w:hint="default"/>
+      </w:rPr>
+    </w:lvl>
+    <w:lvl w:ilvl="6" w:tplc="40090001" w:tentative="1">
+      <w:start w:val="1"/>
+      <w:numFmt w:val="bullet"/>
+      <w:lvlText w:val=""/>
+      <w:lvlJc w:val="left"/>
+      <w:pPr>
+        <w:ind w:left="5760" w:hanging="360"/>
+      </w:pPr>
+      <w:rPr>
+        <w:rFonts w:ascii="Symbol" w:hAnsi="Symbol" w:hint="default"/>
+      </w:rPr>
+    </w:lvl>
+    <w:lvl w:ilvl="7" w:tplc="40090003" w:tentative="1">
+      <w:start w:val="1"/>
+      <w:numFmt w:val="bullet"/>
+      <w:lvlText w:val="o"/>
+      <w:lvlJc w:val="left"/>
+      <w:pPr>
+        <w:ind w:left="6480" w:hanging="360"/>
+      </w:pPr>
+      <w:rPr>
+        <w:rFonts w:ascii="Courier New" w:hAnsi="Courier New" w:cs="Courier New" w:hint="default"/>
+      </w:rPr>
+    </w:lvl>
+    <w:lvl w:ilvl="8" w:tplc="40090005" w:tentative="1">
+      <w:start w:val="1"/>
+      <w:numFmt w:val="bullet"/>
+      <w:lvlText w:val=""/>
+      <w:lvlJc w:val="left"/>
+      <w:pPr>
+        <w:ind w:left="7200" w:hanging="360"/>
+      </w:pPr>
+      <w:rPr>
+        <w:rFonts w:ascii="Wingdings" w:hAnsi="Wingdings" w:hint="default"/>
+      </w:rPr>
+    </w:lvl>
+  </w:abstractNum>
+  <w:abstractNum w:abstractNumId="8" w15:restartNumberingAfterBreak="0">
+    <w:nsid w:val="7DBF6609"/>
+    <w:multiLevelType w:val="hybridMultilevel"/>
+    <w:tmpl w:val="F9FE1900"/>
+    <w:lvl w:ilvl="0" w:tplc="A08457F0">
+      <w:start w:val="1"/>
+      <w:numFmt w:val="decimal"/>
+      <w:lvlText w:val="%1."/>
+      <w:lvlJc w:val="left"/>
+      <w:pPr>
+        <w:ind w:left="1440" w:hanging="360"/>
+      </w:pPr>
+      <w:rPr>
+        <w:rFonts w:hint="default"/>
+      </w:rPr>
+    </w:lvl>
+    <w:lvl w:ilvl="1" w:tplc="40090019" w:tentative="1">
+      <w:start w:val="1"/>
+      <w:numFmt w:val="lowerLetter"/>
+      <w:lvlText w:val="%2."/>
+      <w:lvlJc w:val="left"/>
+      <w:pPr>
+        <w:ind w:left="2160" w:hanging="360"/>
+      </w:pPr>
+    </w:lvl>
+    <w:lvl w:ilvl="2" w:tplc="4009001B" w:tentative="1">
+      <w:start w:val="1"/>
+      <w:numFmt w:val="lowerRoman"/>
+      <w:lvlText w:val="%3."/>
+      <w:lvlJc w:val="right"/>
+      <w:pPr>
+        <w:ind w:left="2880" w:hanging="180"/>
+      </w:pPr>
+    </w:lvl>
+    <w:lvl w:ilvl="3" w:tplc="4009000F" w:tentative="1">
+      <w:start w:val="1"/>
+      <w:numFmt w:val="decimal"/>
+      <w:lvlText w:val="%4."/>
+      <w:lvlJc w:val="left"/>
+      <w:pPr>
+        <w:ind w:left="3600" w:hanging="360"/>
+      </w:pPr>
+    </w:lvl>
+    <w:lvl w:ilvl="4" w:tplc="40090019" w:tentative="1">
+      <w:start w:val="1"/>
+      <w:numFmt w:val="lowerLetter"/>
+      <w:lvlText w:val="%5."/>
+      <w:lvlJc w:val="left"/>
+      <w:pPr>
+        <w:ind w:left="4320" w:hanging="360"/>
+      </w:pPr>
+    </w:lvl>
+    <w:lvl w:ilvl="5" w:tplc="4009001B" w:tentative="1">
+      <w:start w:val="1"/>
+      <w:numFmt w:val="lowerRoman"/>
+      <w:lvlText w:val="%6."/>
+      <w:lvlJc w:val="right"/>
+      <w:pPr>
+        <w:ind w:left="5040" w:hanging="180"/>
+      </w:pPr>
+    </w:lvl>
+    <w:lvl w:ilvl="6" w:tplc="4009000F" w:tentative="1">
+      <w:start w:val="1"/>
+      <w:numFmt w:val="decimal"/>
+      <w:lvlText w:val="%7."/>
+      <w:lvlJc w:val="left"/>
+      <w:pPr>
+        <w:ind w:left="5760" w:hanging="360"/>
+      </w:pPr>
+    </w:lvl>
+    <w:lvl w:ilvl="7" w:tplc="40090019" w:tentative="1">
+      <w:start w:val="1"/>
+      <w:numFmt w:val="lowerLetter"/>
+      <w:lvlText w:val="%8."/>
+      <w:lvlJc w:val="left"/>
+      <w:pPr>
+        <w:ind w:left="6480" w:hanging="360"/>
+      </w:pPr>
+    </w:lvl>
+    <w:lvl w:ilvl="8" w:tplc="4009001B" w:tentative="1">
+      <w:start w:val="1"/>
+      <w:numFmt w:val="lowerRoman"/>
+      <w:lvlText w:val="%9."/>
+      <w:lvlJc w:val="right"/>
+      <w:pPr>
+        <w:ind w:left="7200" w:hanging="180"/>
+      </w:pPr>
+    </w:lvl>
+  </w:abstractNum>
   <w:num w:numId="1" w16cid:durableId="595099240">
+    <w:abstractNumId w:val="4"/>
+  </w:num>
+  <w:num w:numId="2" w16cid:durableId="1813980021">
+    <w:abstractNumId w:val="6"/>
+  </w:num>
+  <w:num w:numId="3" w16cid:durableId="937519047">
     <w:abstractNumId w:val="2"/>
   </w:num>
-  <w:num w:numId="2" w16cid:durableId="1813980021">
+  <w:num w:numId="4" w16cid:durableId="430515380">
     <w:abstractNumId w:val="3"/>
   </w:num>
-  <w:num w:numId="3" w16cid:durableId="937519047">
+  <w:num w:numId="5" w16cid:durableId="1899049412">
+    <w:abstractNumId w:val="5"/>
+  </w:num>
+  <w:num w:numId="6" w16cid:durableId="115565957">
+    <w:abstractNumId w:val="7"/>
+  </w:num>
+  <w:num w:numId="7" w16cid:durableId="1758986486">
     <w:abstractNumId w:val="0"/>
   </w:num>
-  <w:num w:numId="4" w16cid:durableId="430515380">
+  <w:num w:numId="8" w16cid:durableId="1999848158">
     <w:abstractNumId w:val="1"/>
+  </w:num>
+  <w:num w:numId="9" w16cid:durableId="1833255551">
+    <w:abstractNumId w:val="8"/>
   </w:num>
 </w:numbering>
 </file>

--- a/Bascis-JS/notes_14052025.docx
+++ b/Bascis-JS/notes_14052025.docx
@@ -6313,6 +6313,39 @@
         </w:rPr>
         <w:t>(shift+f11)</w:t>
       </w:r>
+    </w:p>
+    <w:p>
+      <w:pPr>
+        <w:ind w:left="1080"/>
+        <w:jc w:val="center"/>
+        <w:rPr>
+          <w:rFonts w:ascii="Calibri" w:hAnsi="Calibri" w:cs="Calibri"/>
+          <w:b/>
+          <w:bCs/>
+          <w:u w:val="single"/>
+        </w:rPr>
+      </w:pPr>
+      <w:r>
+        <w:rPr>
+          <w:rFonts w:ascii="Calibri" w:hAnsi="Calibri" w:cs="Calibri"/>
+          <w:b/>
+          <w:bCs/>
+          <w:highlight w:val="yellow"/>
+          <w:u w:val="single"/>
+        </w:rPr>
+        <w:t>Members of complex datatypes</w:t>
+      </w:r>
+    </w:p>
+    <w:p>
+      <w:pPr>
+        <w:ind w:left="1080"/>
+        <w:rPr>
+          <w:rFonts w:ascii="Calibri" w:hAnsi="Calibri" w:cs="Calibri"/>
+          <w:b/>
+          <w:bCs/>
+          <w:u w:val="single"/>
+        </w:rPr>
+      </w:pPr>
     </w:p>
     <w:p>
       <w:pPr>

--- a/Bascis-JS/notes_14052025.docx
+++ b/Bascis-JS/notes_14052025.docx
@@ -6349,6 +6349,639 @@
     </w:p>
     <w:p>
       <w:pPr>
+        <w:ind w:left="1080"/>
+        <w:rPr>
+          <w:rFonts w:ascii="Calibri" w:hAnsi="Calibri" w:cs="Calibri"/>
+        </w:rPr>
+      </w:pPr>
+      <w:r>
+        <w:rPr>
+          <w:rFonts w:ascii="Calibri" w:hAnsi="Calibri" w:cs="Calibri"/>
+        </w:rPr>
+        <w:t>In JS, a member refers to both the properties and methods that belong to an object, array, function (or) other data type.</w:t>
+      </w:r>
+    </w:p>
+    <w:p>
+      <w:pPr>
+        <w:ind w:left="1080"/>
+        <w:rPr>
+          <w:rFonts w:ascii="Calibri" w:hAnsi="Calibri" w:cs="Calibri"/>
+        </w:rPr>
+      </w:pPr>
+      <w:r>
+        <w:rPr>
+          <w:rFonts w:ascii="Calibri" w:hAnsi="Calibri" w:cs="Calibri"/>
+        </w:rPr>
+        <w:t>Members are 2 types:</w:t>
+      </w:r>
+    </w:p>
+    <w:p>
+      <w:pPr>
+        <w:pStyle w:val="ListParagraph"/>
+        <w:numPr>
+          <w:ilvl w:val="0"/>
+          <w:numId w:val="10"/>
+        </w:numPr>
+        <w:rPr>
+          <w:rFonts w:ascii="Calibri" w:hAnsi="Calibri" w:cs="Calibri"/>
+          <w:b/>
+          <w:bCs/>
+          <w:u w:val="single"/>
+        </w:rPr>
+      </w:pPr>
+      <w:r>
+        <w:rPr>
+          <w:rFonts w:ascii="Calibri" w:hAnsi="Calibri" w:cs="Calibri"/>
+          <w:b/>
+          <w:bCs/>
+          <w:u w:val="single"/>
+        </w:rPr>
+        <w:t xml:space="preserve">Property: </w:t>
+      </w:r>
+      <w:r>
+        <w:rPr>
+          <w:rFonts w:ascii="Calibri" w:hAnsi="Calibri" w:cs="Calibri"/>
+        </w:rPr>
+        <w:t>It is a value that belongs to a data type holding the data.</w:t>
+      </w:r>
+    </w:p>
+    <w:p>
+      <w:pPr>
+        <w:pStyle w:val="ListParagraph"/>
+        <w:numPr>
+          <w:ilvl w:val="0"/>
+          <w:numId w:val="10"/>
+        </w:numPr>
+        <w:rPr>
+          <w:rFonts w:ascii="Calibri" w:hAnsi="Calibri" w:cs="Calibri"/>
+          <w:b/>
+          <w:bCs/>
+          <w:u w:val="single"/>
+        </w:rPr>
+      </w:pPr>
+      <w:r>
+        <w:rPr>
+          <w:rFonts w:ascii="Calibri" w:hAnsi="Calibri" w:cs="Calibri"/>
+          <w:b/>
+          <w:bCs/>
+          <w:u w:val="single"/>
+        </w:rPr>
+        <w:lastRenderedPageBreak/>
+        <w:t xml:space="preserve">Method: </w:t>
+      </w:r>
+      <w:r>
+        <w:rPr>
+          <w:rFonts w:ascii="Calibri" w:hAnsi="Calibri" w:cs="Calibri"/>
+        </w:rPr>
+        <w:t>It is a function that performs a specific action and can access or manipulate the data.</w:t>
+      </w:r>
+    </w:p>
+    <w:p>
+      <w:pPr>
+        <w:ind w:left="1080"/>
+        <w:rPr>
+          <w:rFonts w:ascii="Calibri" w:hAnsi="Calibri" w:cs="Calibri"/>
+          <w:b/>
+          <w:bCs/>
+          <w:u w:val="single"/>
+        </w:rPr>
+      </w:pPr>
+      <w:r>
+        <w:rPr>
+          <w:rFonts w:ascii="Calibri" w:hAnsi="Calibri" w:cs="Calibri"/>
+          <w:b/>
+          <w:bCs/>
+          <w:u w:val="single"/>
+        </w:rPr>
+        <w:t>For ex:</w:t>
+      </w:r>
+    </w:p>
+    <w:p>
+      <w:pPr>
+        <w:ind w:left="1080"/>
+        <w:rPr>
+          <w:rFonts w:ascii="Calibri" w:hAnsi="Calibri" w:cs="Calibri"/>
+        </w:rPr>
+      </w:pPr>
+      <w:r>
+        <w:rPr>
+          <w:rFonts w:ascii="Calibri" w:hAnsi="Calibri" w:cs="Calibri"/>
+        </w:rPr>
+        <w:t>Let car = {</w:t>
+      </w:r>
+    </w:p>
+    <w:p>
+      <w:pPr>
+        <w:ind w:left="1080"/>
+        <w:rPr>
+          <w:rFonts w:ascii="Calibri" w:hAnsi="Calibri" w:cs="Calibri"/>
+        </w:rPr>
+      </w:pPr>
+      <w:r>
+        <w:rPr>
+          <w:rFonts w:ascii="Calibri" w:hAnsi="Calibri" w:cs="Calibri"/>
+        </w:rPr>
+        <w:t>Brand: “Toyota”,</w:t>
+      </w:r>
+    </w:p>
+    <w:p>
+      <w:pPr>
+        <w:ind w:left="1080"/>
+        <w:rPr>
+          <w:rFonts w:ascii="Calibri" w:hAnsi="Calibri" w:cs="Calibri"/>
+        </w:rPr>
+      </w:pPr>
+      <w:r>
+        <w:rPr>
+          <w:rFonts w:ascii="Calibri" w:hAnsi="Calibri" w:cs="Calibri"/>
+        </w:rPr>
+        <w:t xml:space="preserve">Drive: </w:t>
+      </w:r>
+      <w:proofErr w:type="gramStart"/>
+      <w:r>
+        <w:rPr>
+          <w:rFonts w:ascii="Calibri" w:hAnsi="Calibri" w:cs="Calibri"/>
+        </w:rPr>
+        <w:t>function(</w:t>
+      </w:r>
+      <w:proofErr w:type="gramEnd"/>
+      <w:r>
+        <w:rPr>
+          <w:rFonts w:ascii="Calibri" w:hAnsi="Calibri" w:cs="Calibri"/>
+        </w:rPr>
+        <w:t>){</w:t>
+      </w:r>
+    </w:p>
+    <w:p>
+      <w:pPr>
+        <w:ind w:left="1080"/>
+        <w:rPr>
+          <w:rFonts w:ascii="Calibri" w:hAnsi="Calibri" w:cs="Calibri"/>
+        </w:rPr>
+      </w:pPr>
+      <w:r>
+        <w:rPr>
+          <w:rFonts w:ascii="Calibri" w:hAnsi="Calibri" w:cs="Calibri"/>
+        </w:rPr>
+        <w:tab/>
+        <w:t xml:space="preserve">     Console.log(“Driving”</w:t>
+      </w:r>
+      <w:proofErr w:type="gramStart"/>
+      <w:r>
+        <w:rPr>
+          <w:rFonts w:ascii="Calibri" w:hAnsi="Calibri" w:cs="Calibri"/>
+        </w:rPr>
+        <w:t>);</w:t>
+      </w:r>
+      <w:proofErr w:type="gramEnd"/>
+    </w:p>
+    <w:p>
+      <w:pPr>
+        <w:ind w:left="1080"/>
+        <w:rPr>
+          <w:rFonts w:ascii="Calibri" w:hAnsi="Calibri" w:cs="Calibri"/>
+        </w:rPr>
+      </w:pPr>
+      <w:r>
+        <w:rPr>
+          <w:rFonts w:ascii="Calibri" w:hAnsi="Calibri" w:cs="Calibri"/>
+        </w:rPr>
+        <w:t>}</w:t>
+      </w:r>
+    </w:p>
+    <w:p>
+      <w:pPr>
+        <w:ind w:left="1080"/>
+        <w:rPr>
+          <w:rFonts w:ascii="Calibri" w:hAnsi="Calibri" w:cs="Calibri"/>
+        </w:rPr>
+      </w:pPr>
+      <w:r>
+        <w:rPr>
+          <w:rFonts w:ascii="Calibri" w:hAnsi="Calibri" w:cs="Calibri"/>
+        </w:rPr>
+        <w:t>};</w:t>
+      </w:r>
+    </w:p>
+    <w:p>
+      <w:pPr>
+        <w:rPr>
+          <w:rFonts w:ascii="Calibri" w:hAnsi="Calibri" w:cs="Calibri"/>
+        </w:rPr>
+      </w:pPr>
+      <w:r>
+        <w:rPr>
+          <w:rFonts w:ascii="Calibri" w:hAnsi="Calibri" w:cs="Calibri"/>
+        </w:rPr>
+        <w:tab/>
+        <w:t xml:space="preserve">//here brand is property and </w:t>
+      </w:r>
+      <w:proofErr w:type="gramStart"/>
+      <w:r>
+        <w:rPr>
+          <w:rFonts w:ascii="Calibri" w:hAnsi="Calibri" w:cs="Calibri"/>
+        </w:rPr>
+        <w:t>drive(</w:t>
+      </w:r>
+      <w:proofErr w:type="gramEnd"/>
+      <w:r>
+        <w:rPr>
+          <w:rFonts w:ascii="Calibri" w:hAnsi="Calibri" w:cs="Calibri"/>
+        </w:rPr>
+        <w:t>) is a Method.</w:t>
+      </w:r>
+    </w:p>
+    <w:p>
+      <w:pPr>
+        <w:jc w:val="center"/>
+        <w:rPr>
+          <w:rFonts w:ascii="Calibri" w:hAnsi="Calibri" w:cs="Calibri"/>
+          <w:b/>
+          <w:bCs/>
+          <w:u w:val="single"/>
+        </w:rPr>
+      </w:pPr>
+      <w:r>
+        <w:rPr>
+          <w:rFonts w:ascii="Calibri" w:hAnsi="Calibri" w:cs="Calibri"/>
+          <w:b/>
+          <w:bCs/>
+          <w:highlight w:val="yellow"/>
+          <w:u w:val="single"/>
+        </w:rPr>
+        <w:t>This Keyword</w:t>
+      </w:r>
+    </w:p>
+    <w:p>
+      <w:pPr>
+        <w:rPr>
+          <w:rFonts w:ascii="Calibri" w:hAnsi="Calibri" w:cs="Calibri"/>
+        </w:rPr>
+      </w:pPr>
+      <w:r>
+        <w:rPr>
+          <w:rFonts w:ascii="Calibri" w:hAnsi="Calibri" w:cs="Calibri"/>
+        </w:rPr>
+        <w:t xml:space="preserve">This Keyword in JS refers to the context (or) object that is currently executing the code and </w:t>
+      </w:r>
+      <w:proofErr w:type="gramStart"/>
+      <w:r>
+        <w:rPr>
+          <w:rFonts w:ascii="Calibri" w:hAnsi="Calibri" w:cs="Calibri"/>
+        </w:rPr>
+        <w:t>it’s</w:t>
+      </w:r>
+      <w:proofErr w:type="gramEnd"/>
+      <w:r>
+        <w:rPr>
+          <w:rFonts w:ascii="Calibri" w:hAnsi="Calibri" w:cs="Calibri"/>
+        </w:rPr>
+        <w:t xml:space="preserve"> value is determined by the calling environment</w:t>
+      </w:r>
+    </w:p>
+    <w:p>
+      <w:pPr>
+        <w:rPr>
+          <w:rFonts w:ascii="Calibri" w:hAnsi="Calibri" w:cs="Calibri"/>
+        </w:rPr>
+      </w:pPr>
+      <w:r>
+        <w:rPr>
+          <w:rFonts w:ascii="Calibri" w:hAnsi="Calibri" w:cs="Calibri"/>
+          <w:b/>
+          <w:bCs/>
+          <w:u w:val="single"/>
+        </w:rPr>
+        <w:t>Global Context:</w:t>
+      </w:r>
+      <w:r>
+        <w:rPr>
+          <w:rFonts w:ascii="Calibri" w:hAnsi="Calibri" w:cs="Calibri"/>
+          <w:b/>
+          <w:bCs/>
+          <w:u w:val="single"/>
+        </w:rPr>
+        <w:t xml:space="preserve"> </w:t>
+      </w:r>
+      <w:r>
+        <w:rPr>
+          <w:rFonts w:ascii="Calibri" w:hAnsi="Calibri" w:cs="Calibri"/>
+        </w:rPr>
+        <w:t xml:space="preserve">In the global </w:t>
+      </w:r>
+      <w:proofErr w:type="gramStart"/>
+      <w:r>
+        <w:rPr>
+          <w:rFonts w:ascii="Calibri" w:hAnsi="Calibri" w:cs="Calibri"/>
+        </w:rPr>
+        <w:t>scope(</w:t>
+      </w:r>
+      <w:proofErr w:type="gramEnd"/>
+      <w:r>
+        <w:rPr>
+          <w:rFonts w:ascii="Calibri" w:hAnsi="Calibri" w:cs="Calibri"/>
+        </w:rPr>
+        <w:t>outside of any function), this refers to the global object(window in browsers)</w:t>
+      </w:r>
+    </w:p>
+    <w:p>
+      <w:pPr>
+        <w:rPr>
+          <w:rFonts w:ascii="Calibri" w:hAnsi="Calibri" w:cs="Calibri"/>
+        </w:rPr>
+      </w:pPr>
+      <w:r>
+        <w:rPr>
+          <w:rFonts w:ascii="Calibri" w:hAnsi="Calibri" w:cs="Calibri"/>
+          <w:b/>
+          <w:bCs/>
+          <w:u w:val="single"/>
+        </w:rPr>
+        <w:t xml:space="preserve">Object Context: </w:t>
+      </w:r>
+      <w:r>
+        <w:rPr>
+          <w:rFonts w:ascii="Calibri" w:hAnsi="Calibri" w:cs="Calibri"/>
+        </w:rPr>
+        <w:t>Inside a method of an object, this refers to the object itself.</w:t>
+      </w:r>
+    </w:p>
+    <w:p>
+      <w:pPr>
+        <w:rPr>
+          <w:rFonts w:ascii="Calibri" w:hAnsi="Calibri" w:cs="Calibri"/>
+        </w:rPr>
+      </w:pPr>
+      <w:r>
+        <w:rPr>
+          <w:rFonts w:ascii="Calibri" w:hAnsi="Calibri" w:cs="Calibri"/>
+          <w:b/>
+          <w:bCs/>
+          <w:u w:val="single"/>
+        </w:rPr>
+        <w:t xml:space="preserve">Constructor  Function: </w:t>
+      </w:r>
+      <w:r>
+        <w:rPr>
+          <w:rFonts w:ascii="Calibri" w:hAnsi="Calibri" w:cs="Calibri"/>
+        </w:rPr>
+        <w:t>When used in a constructor function, this refers to new object being created.</w:t>
+      </w:r>
+    </w:p>
+    <w:p>
+      <w:pPr>
+        <w:rPr>
+          <w:rFonts w:ascii="Calibri" w:hAnsi="Calibri" w:cs="Calibri"/>
+        </w:rPr>
+      </w:pPr>
+      <w:r>
+        <w:rPr>
+          <w:rFonts w:ascii="Calibri" w:hAnsi="Calibri" w:cs="Calibri"/>
+          <w:b/>
+          <w:bCs/>
+          <w:u w:val="single"/>
+        </w:rPr>
+        <w:t xml:space="preserve">Arrow Function: </w:t>
+      </w:r>
+      <w:r>
+        <w:rPr>
+          <w:rFonts w:ascii="Calibri" w:hAnsi="Calibri" w:cs="Calibri"/>
+        </w:rPr>
+        <w:t>Arrow functions do not have their own this. They inherit this from the parent scope at the time they are defined.</w:t>
+      </w:r>
+    </w:p>
+    <w:p>
+      <w:pPr>
+        <w:jc w:val="center"/>
+        <w:rPr>
+          <w:rFonts w:ascii="Calibri" w:hAnsi="Calibri" w:cs="Calibri"/>
+          <w:b/>
+          <w:bCs/>
+          <w:u w:val="single"/>
+        </w:rPr>
+      </w:pPr>
+      <w:r>
+        <w:rPr>
+          <w:rFonts w:ascii="Calibri" w:hAnsi="Calibri" w:cs="Calibri"/>
+          <w:b/>
+          <w:bCs/>
+          <w:highlight w:val="yellow"/>
+          <w:u w:val="single"/>
+        </w:rPr>
+        <w:t>This with function method Members</w:t>
+      </w:r>
+    </w:p>
+    <w:p>
+      <w:pPr>
+        <w:pStyle w:val="ListParagraph"/>
+        <w:numPr>
+          <w:ilvl w:val="0"/>
+          <w:numId w:val="11"/>
+        </w:numPr>
+        <w:rPr>
+          <w:rFonts w:ascii="Calibri" w:hAnsi="Calibri" w:cs="Calibri"/>
+        </w:rPr>
+      </w:pPr>
+      <w:r>
+        <w:rPr>
+          <w:rFonts w:ascii="Calibri" w:hAnsi="Calibri" w:cs="Calibri"/>
+        </w:rPr>
+        <w:t xml:space="preserve">We have </w:t>
+      </w:r>
+      <w:r>
+        <w:rPr>
+          <w:rFonts w:ascii="Calibri" w:hAnsi="Calibri" w:cs="Calibri"/>
+        </w:rPr>
+        <w:t>call, apply and bind.</w:t>
+      </w:r>
+    </w:p>
+    <w:p>
+      <w:pPr>
+        <w:pStyle w:val="ListParagraph"/>
+        <w:numPr>
+          <w:ilvl w:val="0"/>
+          <w:numId w:val="11"/>
+        </w:numPr>
+        <w:rPr>
+          <w:rFonts w:ascii="Calibri" w:hAnsi="Calibri" w:cs="Calibri"/>
+        </w:rPr>
+      </w:pPr>
+      <w:r>
+        <w:rPr>
+          <w:rFonts w:ascii="Calibri" w:hAnsi="Calibri" w:cs="Calibri"/>
+        </w:rPr>
+        <w:t xml:space="preserve">In JS, functions come with built-in methods like </w:t>
+      </w:r>
+      <w:proofErr w:type="gramStart"/>
+      <w:r>
+        <w:rPr>
+          <w:rFonts w:ascii="Calibri" w:hAnsi="Calibri" w:cs="Calibri"/>
+        </w:rPr>
+        <w:t>call(</w:t>
+      </w:r>
+      <w:proofErr w:type="gramEnd"/>
+      <w:r>
+        <w:rPr>
+          <w:rFonts w:ascii="Calibri" w:hAnsi="Calibri" w:cs="Calibri"/>
+        </w:rPr>
+        <w:t xml:space="preserve">), bind() and apply() that allow you to control the context of this. </w:t>
+      </w:r>
+    </w:p>
+    <w:p>
+      <w:pPr>
+        <w:pStyle w:val="ListParagraph"/>
+        <w:numPr>
+          <w:ilvl w:val="0"/>
+          <w:numId w:val="11"/>
+        </w:numPr>
+        <w:rPr>
+          <w:rFonts w:ascii="Calibri" w:hAnsi="Calibri" w:cs="Calibri"/>
+        </w:rPr>
+      </w:pPr>
+      <w:proofErr w:type="gramStart"/>
+      <w:r>
+        <w:rPr>
+          <w:rFonts w:ascii="Calibri" w:hAnsi="Calibri" w:cs="Calibri"/>
+          <w:b/>
+          <w:bCs/>
+        </w:rPr>
+        <w:t>Call(</w:t>
+      </w:r>
+      <w:proofErr w:type="gramEnd"/>
+      <w:r>
+        <w:rPr>
+          <w:rFonts w:ascii="Calibri" w:hAnsi="Calibri" w:cs="Calibri"/>
+          <w:b/>
+          <w:bCs/>
+        </w:rPr>
+        <w:t>):</w:t>
+      </w:r>
+      <w:r>
+        <w:rPr>
+          <w:rFonts w:ascii="Calibri" w:hAnsi="Calibri" w:cs="Calibri"/>
+        </w:rPr>
+        <w:t xml:space="preserve"> this method immediately invokes the function with ‘this’ set to the provided value and any additional arguments passed individually.</w:t>
+      </w:r>
+    </w:p>
+    <w:p>
+      <w:pPr>
+        <w:pStyle w:val="ListParagraph"/>
+        <w:numPr>
+          <w:ilvl w:val="0"/>
+          <w:numId w:val="11"/>
+        </w:numPr>
+        <w:rPr>
+          <w:rFonts w:ascii="Calibri" w:hAnsi="Calibri" w:cs="Calibri"/>
+        </w:rPr>
+      </w:pPr>
+      <w:proofErr w:type="gramStart"/>
+      <w:r>
+        <w:rPr>
+          <w:rFonts w:ascii="Calibri" w:hAnsi="Calibri" w:cs="Calibri"/>
+          <w:b/>
+          <w:bCs/>
+        </w:rPr>
+        <w:t>Apply(</w:t>
+      </w:r>
+      <w:proofErr w:type="gramEnd"/>
+      <w:r>
+        <w:rPr>
+          <w:rFonts w:ascii="Calibri" w:hAnsi="Calibri" w:cs="Calibri"/>
+          <w:b/>
+          <w:bCs/>
+        </w:rPr>
+        <w:t>):</w:t>
+      </w:r>
+      <w:r>
+        <w:rPr>
+          <w:rFonts w:ascii="Calibri" w:hAnsi="Calibri" w:cs="Calibri"/>
+        </w:rPr>
+        <w:t xml:space="preserve"> The apply method works like call but takes an array of </w:t>
+      </w:r>
+      <w:proofErr w:type="spellStart"/>
+      <w:r>
+        <w:rPr>
+          <w:rFonts w:ascii="Calibri" w:hAnsi="Calibri" w:cs="Calibri"/>
+        </w:rPr>
+        <w:t>argumnts</w:t>
+      </w:r>
+      <w:proofErr w:type="spellEnd"/>
+      <w:r>
+        <w:rPr>
+          <w:rFonts w:ascii="Calibri" w:hAnsi="Calibri" w:cs="Calibri"/>
+        </w:rPr>
+        <w:t xml:space="preserve"> instead of passing them individually.</w:t>
+      </w:r>
+    </w:p>
+    <w:p>
+      <w:pPr>
+        <w:pStyle w:val="ListParagraph"/>
+        <w:numPr>
+          <w:ilvl w:val="0"/>
+          <w:numId w:val="11"/>
+        </w:numPr>
+        <w:rPr>
+          <w:rFonts w:ascii="Calibri" w:hAnsi="Calibri" w:cs="Calibri"/>
+        </w:rPr>
+      </w:pPr>
+      <w:proofErr w:type="gramStart"/>
+      <w:r>
+        <w:rPr>
+          <w:rFonts w:ascii="Calibri" w:hAnsi="Calibri" w:cs="Calibri"/>
+          <w:b/>
+          <w:bCs/>
+        </w:rPr>
+        <w:t>Bind(</w:t>
+      </w:r>
+      <w:proofErr w:type="gramEnd"/>
+      <w:r>
+        <w:rPr>
+          <w:rFonts w:ascii="Calibri" w:hAnsi="Calibri" w:cs="Calibri"/>
+          <w:b/>
+          <w:bCs/>
+        </w:rPr>
+        <w:t>):</w:t>
+      </w:r>
+      <w:r>
+        <w:rPr>
+          <w:rFonts w:ascii="Calibri" w:hAnsi="Calibri" w:cs="Calibri"/>
+        </w:rPr>
+        <w:t xml:space="preserve"> Bind method does not immediately call the function. Instead, it returns a new function with ‘this’ set to </w:t>
+      </w:r>
+      <w:r>
+        <w:rPr>
+          <w:rFonts w:ascii="Calibri" w:hAnsi="Calibri" w:cs="Calibri"/>
+        </w:rPr>
+        <w:t>the specified value and arguments present if provided.</w:t>
+      </w:r>
+    </w:p>
+    <w:p>
+      <w:pPr>
+        <w:rPr>
+          <w:rFonts w:ascii="Calibri" w:hAnsi="Calibri" w:cs="Calibri"/>
+        </w:rPr>
+      </w:pPr>
+    </w:p>
+    <w:p>
+      <w:pPr>
+        <w:rPr>
+          <w:rFonts w:ascii="Calibri" w:hAnsi="Calibri" w:cs="Calibri"/>
+        </w:rPr>
+      </w:pPr>
+    </w:p>
+    <w:p>
+      <w:pPr>
+        <w:ind w:left="1080"/>
+        <w:rPr>
+          <w:rFonts w:ascii="Calibri" w:hAnsi="Calibri" w:cs="Calibri"/>
+          <w:b/>
+          <w:bCs/>
+          <w:u w:val="single"/>
+        </w:rPr>
+      </w:pPr>
+    </w:p>
+    <w:p>
+      <w:pPr>
         <w:ind w:left="720"/>
         <w:rPr>
           <w:rFonts w:ascii="Calibri" w:hAnsi="Calibri" w:cs="Calibri"/>
@@ -6707,6 +7340,95 @@
     </w:lvl>
   </w:abstractNum>
   <w:abstractNum w:abstractNumId="2" w15:restartNumberingAfterBreak="0">
+    <w:nsid w:val="2F296187"/>
+    <w:multiLevelType w:val="hybridMultilevel"/>
+    <w:tmpl w:val="D5CED388"/>
+    <w:lvl w:ilvl="0" w:tplc="E0E2E4F2">
+      <w:start w:val="1"/>
+      <w:numFmt w:val="decimal"/>
+      <w:lvlText w:val="%1."/>
+      <w:lvlJc w:val="left"/>
+      <w:pPr>
+        <w:ind w:left="1440" w:hanging="360"/>
+      </w:pPr>
+      <w:rPr>
+        <w:rFonts w:hint="default"/>
+      </w:rPr>
+    </w:lvl>
+    <w:lvl w:ilvl="1" w:tplc="40090019" w:tentative="1">
+      <w:start w:val="1"/>
+      <w:numFmt w:val="lowerLetter"/>
+      <w:lvlText w:val="%2."/>
+      <w:lvlJc w:val="left"/>
+      <w:pPr>
+        <w:ind w:left="2160" w:hanging="360"/>
+      </w:pPr>
+    </w:lvl>
+    <w:lvl w:ilvl="2" w:tplc="4009001B" w:tentative="1">
+      <w:start w:val="1"/>
+      <w:numFmt w:val="lowerRoman"/>
+      <w:lvlText w:val="%3."/>
+      <w:lvlJc w:val="right"/>
+      <w:pPr>
+        <w:ind w:left="2880" w:hanging="180"/>
+      </w:pPr>
+    </w:lvl>
+    <w:lvl w:ilvl="3" w:tplc="4009000F" w:tentative="1">
+      <w:start w:val="1"/>
+      <w:numFmt w:val="decimal"/>
+      <w:lvlText w:val="%4."/>
+      <w:lvlJc w:val="left"/>
+      <w:pPr>
+        <w:ind w:left="3600" w:hanging="360"/>
+      </w:pPr>
+    </w:lvl>
+    <w:lvl w:ilvl="4" w:tplc="40090019" w:tentative="1">
+      <w:start w:val="1"/>
+      <w:numFmt w:val="lowerLetter"/>
+      <w:lvlText w:val="%5."/>
+      <w:lvlJc w:val="left"/>
+      <w:pPr>
+        <w:ind w:left="4320" w:hanging="360"/>
+      </w:pPr>
+    </w:lvl>
+    <w:lvl w:ilvl="5" w:tplc="4009001B" w:tentative="1">
+      <w:start w:val="1"/>
+      <w:numFmt w:val="lowerRoman"/>
+      <w:lvlText w:val="%6."/>
+      <w:lvlJc w:val="right"/>
+      <w:pPr>
+        <w:ind w:left="5040" w:hanging="180"/>
+      </w:pPr>
+    </w:lvl>
+    <w:lvl w:ilvl="6" w:tplc="4009000F" w:tentative="1">
+      <w:start w:val="1"/>
+      <w:numFmt w:val="decimal"/>
+      <w:lvlText w:val="%7."/>
+      <w:lvlJc w:val="left"/>
+      <w:pPr>
+        <w:ind w:left="5760" w:hanging="360"/>
+      </w:pPr>
+    </w:lvl>
+    <w:lvl w:ilvl="7" w:tplc="40090019" w:tentative="1">
+      <w:start w:val="1"/>
+      <w:numFmt w:val="lowerLetter"/>
+      <w:lvlText w:val="%8."/>
+      <w:lvlJc w:val="left"/>
+      <w:pPr>
+        <w:ind w:left="6480" w:hanging="360"/>
+      </w:pPr>
+    </w:lvl>
+    <w:lvl w:ilvl="8" w:tplc="4009001B" w:tentative="1">
+      <w:start w:val="1"/>
+      <w:numFmt w:val="lowerRoman"/>
+      <w:lvlText w:val="%9."/>
+      <w:lvlJc w:val="right"/>
+      <w:pPr>
+        <w:ind w:left="7200" w:hanging="180"/>
+      </w:pPr>
+    </w:lvl>
+  </w:abstractNum>
+  <w:abstractNum w:abstractNumId="3" w15:restartNumberingAfterBreak="0">
     <w:nsid w:val="3A6D1A56"/>
     <w:multiLevelType w:val="hybridMultilevel"/>
     <w:tmpl w:val="00FAF0CC"/>
@@ -6795,7 +7517,7 @@
       </w:pPr>
     </w:lvl>
   </w:abstractNum>
-  <w:abstractNum w:abstractNumId="3" w15:restartNumberingAfterBreak="0">
+  <w:abstractNum w:abstractNumId="4" w15:restartNumberingAfterBreak="0">
     <w:nsid w:val="3CC93DA0"/>
     <w:multiLevelType w:val="hybridMultilevel"/>
     <w:tmpl w:val="D304D14C"/>
@@ -6908,7 +7630,120 @@
       </w:rPr>
     </w:lvl>
   </w:abstractNum>
-  <w:abstractNum w:abstractNumId="4" w15:restartNumberingAfterBreak="0">
+  <w:abstractNum w:abstractNumId="5" w15:restartNumberingAfterBreak="0">
+    <w:nsid w:val="4F4A14CF"/>
+    <w:multiLevelType w:val="hybridMultilevel"/>
+    <w:tmpl w:val="07E4F688"/>
+    <w:lvl w:ilvl="0" w:tplc="40090001">
+      <w:start w:val="1"/>
+      <w:numFmt w:val="bullet"/>
+      <w:lvlText w:val=""/>
+      <w:lvlJc w:val="left"/>
+      <w:pPr>
+        <w:ind w:left="720" w:hanging="360"/>
+      </w:pPr>
+      <w:rPr>
+        <w:rFonts w:ascii="Symbol" w:hAnsi="Symbol" w:hint="default"/>
+      </w:rPr>
+    </w:lvl>
+    <w:lvl w:ilvl="1" w:tplc="40090003" w:tentative="1">
+      <w:start w:val="1"/>
+      <w:numFmt w:val="bullet"/>
+      <w:lvlText w:val="o"/>
+      <w:lvlJc w:val="left"/>
+      <w:pPr>
+        <w:ind w:left="1440" w:hanging="360"/>
+      </w:pPr>
+      <w:rPr>
+        <w:rFonts w:ascii="Courier New" w:hAnsi="Courier New" w:cs="Courier New" w:hint="default"/>
+      </w:rPr>
+    </w:lvl>
+    <w:lvl w:ilvl="2" w:tplc="40090005" w:tentative="1">
+      <w:start w:val="1"/>
+      <w:numFmt w:val="bullet"/>
+      <w:lvlText w:val=""/>
+      <w:lvlJc w:val="left"/>
+      <w:pPr>
+        <w:ind w:left="2160" w:hanging="360"/>
+      </w:pPr>
+      <w:rPr>
+        <w:rFonts w:ascii="Wingdings" w:hAnsi="Wingdings" w:hint="default"/>
+      </w:rPr>
+    </w:lvl>
+    <w:lvl w:ilvl="3" w:tplc="40090001" w:tentative="1">
+      <w:start w:val="1"/>
+      <w:numFmt w:val="bullet"/>
+      <w:lvlText w:val=""/>
+      <w:lvlJc w:val="left"/>
+      <w:pPr>
+        <w:ind w:left="2880" w:hanging="360"/>
+      </w:pPr>
+      <w:rPr>
+        <w:rFonts w:ascii="Symbol" w:hAnsi="Symbol" w:hint="default"/>
+      </w:rPr>
+    </w:lvl>
+    <w:lvl w:ilvl="4" w:tplc="40090003" w:tentative="1">
+      <w:start w:val="1"/>
+      <w:numFmt w:val="bullet"/>
+      <w:lvlText w:val="o"/>
+      <w:lvlJc w:val="left"/>
+      <w:pPr>
+        <w:ind w:left="3600" w:hanging="360"/>
+      </w:pPr>
+      <w:rPr>
+        <w:rFonts w:ascii="Courier New" w:hAnsi="Courier New" w:cs="Courier New" w:hint="default"/>
+      </w:rPr>
+    </w:lvl>
+    <w:lvl w:ilvl="5" w:tplc="40090005" w:tentative="1">
+      <w:start w:val="1"/>
+      <w:numFmt w:val="bullet"/>
+      <w:lvlText w:val=""/>
+      <w:lvlJc w:val="left"/>
+      <w:pPr>
+        <w:ind w:left="4320" w:hanging="360"/>
+      </w:pPr>
+      <w:rPr>
+        <w:rFonts w:ascii="Wingdings" w:hAnsi="Wingdings" w:hint="default"/>
+      </w:rPr>
+    </w:lvl>
+    <w:lvl w:ilvl="6" w:tplc="40090001" w:tentative="1">
+      <w:start w:val="1"/>
+      <w:numFmt w:val="bullet"/>
+      <w:lvlText w:val=""/>
+      <w:lvlJc w:val="left"/>
+      <w:pPr>
+        <w:ind w:left="5040" w:hanging="360"/>
+      </w:pPr>
+      <w:rPr>
+        <w:rFonts w:ascii="Symbol" w:hAnsi="Symbol" w:hint="default"/>
+      </w:rPr>
+    </w:lvl>
+    <w:lvl w:ilvl="7" w:tplc="40090003" w:tentative="1">
+      <w:start w:val="1"/>
+      <w:numFmt w:val="bullet"/>
+      <w:lvlText w:val="o"/>
+      <w:lvlJc w:val="left"/>
+      <w:pPr>
+        <w:ind w:left="5760" w:hanging="360"/>
+      </w:pPr>
+      <w:rPr>
+        <w:rFonts w:ascii="Courier New" w:hAnsi="Courier New" w:cs="Courier New" w:hint="default"/>
+      </w:rPr>
+    </w:lvl>
+    <w:lvl w:ilvl="8" w:tplc="40090005" w:tentative="1">
+      <w:start w:val="1"/>
+      <w:numFmt w:val="bullet"/>
+      <w:lvlText w:val=""/>
+      <w:lvlJc w:val="left"/>
+      <w:pPr>
+        <w:ind w:left="6480" w:hanging="360"/>
+      </w:pPr>
+      <w:rPr>
+        <w:rFonts w:ascii="Wingdings" w:hAnsi="Wingdings" w:hint="default"/>
+      </w:rPr>
+    </w:lvl>
+  </w:abstractNum>
+  <w:abstractNum w:abstractNumId="6" w15:restartNumberingAfterBreak="0">
     <w:nsid w:val="57A10B6C"/>
     <w:multiLevelType w:val="multilevel"/>
     <w:tmpl w:val="99B43B9C"/>
@@ -7057,7 +7892,7 @@
       </w:rPr>
     </w:lvl>
   </w:abstractNum>
-  <w:abstractNum w:abstractNumId="5" w15:restartNumberingAfterBreak="0">
+  <w:abstractNum w:abstractNumId="7" w15:restartNumberingAfterBreak="0">
     <w:nsid w:val="5AD857E4"/>
     <w:multiLevelType w:val="hybridMultilevel"/>
     <w:tmpl w:val="BDB0B4B0"/>
@@ -7146,7 +7981,7 @@
       </w:pPr>
     </w:lvl>
   </w:abstractNum>
-  <w:abstractNum w:abstractNumId="6" w15:restartNumberingAfterBreak="0">
+  <w:abstractNum w:abstractNumId="8" w15:restartNumberingAfterBreak="0">
     <w:nsid w:val="5B1D424A"/>
     <w:multiLevelType w:val="multilevel"/>
     <w:tmpl w:val="B59A427A"/>
@@ -7295,7 +8130,7 @@
       </w:rPr>
     </w:lvl>
   </w:abstractNum>
-  <w:abstractNum w:abstractNumId="7" w15:restartNumberingAfterBreak="0">
+  <w:abstractNum w:abstractNumId="9" w15:restartNumberingAfterBreak="0">
     <w:nsid w:val="6D2D2F38"/>
     <w:multiLevelType w:val="hybridMultilevel"/>
     <w:tmpl w:val="6FFE06A4"/>
@@ -7408,7 +8243,7 @@
       </w:rPr>
     </w:lvl>
   </w:abstractNum>
-  <w:abstractNum w:abstractNumId="8" w15:restartNumberingAfterBreak="0">
+  <w:abstractNum w:abstractNumId="10" w15:restartNumberingAfterBreak="0">
     <w:nsid w:val="7DBF6609"/>
     <w:multiLevelType w:val="hybridMultilevel"/>
     <w:tmpl w:val="F9FE1900"/>
@@ -7498,22 +8333,22 @@
     </w:lvl>
   </w:abstractNum>
   <w:num w:numId="1" w16cid:durableId="595099240">
+    <w:abstractNumId w:val="6"/>
+  </w:num>
+  <w:num w:numId="2" w16cid:durableId="1813980021">
+    <w:abstractNumId w:val="8"/>
+  </w:num>
+  <w:num w:numId="3" w16cid:durableId="937519047">
+    <w:abstractNumId w:val="3"/>
+  </w:num>
+  <w:num w:numId="4" w16cid:durableId="430515380">
     <w:abstractNumId w:val="4"/>
   </w:num>
-  <w:num w:numId="2" w16cid:durableId="1813980021">
-    <w:abstractNumId w:val="6"/>
-  </w:num>
-  <w:num w:numId="3" w16cid:durableId="937519047">
-    <w:abstractNumId w:val="2"/>
-  </w:num>
-  <w:num w:numId="4" w16cid:durableId="430515380">
-    <w:abstractNumId w:val="3"/>
-  </w:num>
   <w:num w:numId="5" w16cid:durableId="1899049412">
-    <w:abstractNumId w:val="5"/>
+    <w:abstractNumId w:val="7"/>
   </w:num>
   <w:num w:numId="6" w16cid:durableId="115565957">
-    <w:abstractNumId w:val="7"/>
+    <w:abstractNumId w:val="9"/>
   </w:num>
   <w:num w:numId="7" w16cid:durableId="1758986486">
     <w:abstractNumId w:val="0"/>
@@ -7522,7 +8357,13 @@
     <w:abstractNumId w:val="1"/>
   </w:num>
   <w:num w:numId="9" w16cid:durableId="1833255551">
-    <w:abstractNumId w:val="8"/>
+    <w:abstractNumId w:val="10"/>
+  </w:num>
+  <w:num w:numId="10" w16cid:durableId="1398700903">
+    <w:abstractNumId w:val="2"/>
+  </w:num>
+  <w:num w:numId="11" w16cid:durableId="1386368196">
+    <w:abstractNumId w:val="5"/>
   </w:num>
 </w:numbering>
 </file>
